--- a/pr-preview/pr-305/linear-algebra-inner-products-tracked-changes.docx
+++ b/pr-preview/pr-305/linear-algebra-inner-products-tracked-changes.docx
@@ -16,7 +16,7 @@
       </w:pPr>
       <w:del w:id="1" w:author="PR Preview" w:date="2026-01-01T00:00:00Z">
         <w:r>
-          <w:delText xml:space="preserve">Last modified: 2026-10-15 00:49:40 (PDT)</w:delText>
+          <w:delText xml:space="preserve">Last modified: 2026-10-15 07:39:11 (PDT)</w:delText>
         </w:r>
       </w:del>
     </w:p>
@@ -26,7 +26,7 @@
       </w:pPr>
       <w:ins w:id="2" w:author="PR Preview" w:date="2026-01-01T00:00:00Z">
         <w:r>
-          <w:t xml:space="preserve">Last modified: 2026-10-15 01:50:55 (PDT)</w:t>
+          <w:t xml:space="preserve">Last modified: 2026-10-15 08:34:47 (PDT)</w:t>
         </w:r>
       </w:ins>
     </w:p>
@@ -1751,55 +1751,79 @@
       <w:pPr>
         <w:pStyle w:val="BodyText"/>
       </w:pPr>
-      <w:r>
-        <w:rPr>
-          <w:b/>
-          <w:bCs/>
-        </w:rPr>
-        <w:t xml:space="preserve">Definition 2 (Inner product space)</w:t>
-      </w:r>
-      <w:r>
-        <w:t xml:space="preserve"> </w:t>
-      </w:r>
-      <w:r>
-        <w:t xml:space="preserve">An</w:t>
-      </w:r>
-      <w:r>
-        <w:t xml:space="preserve"> </w:t>
-      </w:r>
-      <w:r>
-        <w:rPr>
-          <w:b/>
-          <w:bCs/>
-        </w:rPr>
-        <w:t xml:space="preserve">inner product space</w:t>
-      </w:r>
-      <w:r>
-        <w:t xml:space="preserve"> </w:t>
-      </w:r>
-      <w:r>
-        <w:t xml:space="preserve">is a vector space equipped with an inner product (</w:t>
-      </w:r>
-      <w:hyperlink w:anchor="def-inner-product">
+      <w:del w:id="3" w:author="PR Preview" w:date="2026-01-01T00:00:00Z">
         <w:r>
           <w:rPr>
-            <w:rStyle w:val="Hyperlink"/>
+            <w:b/>
+            <w:bCs/>
           </w:rPr>
-          <w:t xml:space="preserve">Definition 1</w:t>
+          <w:delText xml:space="preserve">Definition 2 (Inner product space)</w:delText>
         </w:r>
+      </w:del>
+      <w:del w:id="4" w:author="PR Preview" w:date="2026-01-01T00:00:00Z">
+        <w:r>
+          <w:delText xml:space="preserve"> </w:delText>
+        </w:r>
+      </w:del>
+      <w:del w:id="5" w:author="PR Preview" w:date="2026-01-01T00:00:00Z">
+        <w:r>
+          <w:delText xml:space="preserve">An</w:delText>
+        </w:r>
+      </w:del>
+      <w:del w:id="6" w:author="PR Preview" w:date="2026-01-01T00:00:00Z">
+        <w:r>
+          <w:delText xml:space="preserve"> </w:delText>
+        </w:r>
+      </w:del>
+      <w:del w:id="7" w:author="PR Preview" w:date="2026-01-01T00:00:00Z">
+        <w:r>
+          <w:rPr>
+            <w:b/>
+            <w:bCs/>
+          </w:rPr>
+          <w:delText xml:space="preserve">inner product space</w:delText>
+        </w:r>
+      </w:del>
+      <w:del w:id="8" w:author="PR Preview" w:date="2026-01-01T00:00:00Z">
+        <w:r>
+          <w:delText xml:space="preserve"> </w:delText>
+        </w:r>
+      </w:del>
+      <w:del w:id="9" w:author="PR Preview" w:date="2026-01-01T00:00:00Z">
+        <w:r>
+          <w:delText xml:space="preserve">is a vector space equipped with an inner product (</w:delText>
+        </w:r>
+      </w:del>
+      <w:hyperlink w:anchor="def-inner-product">
+        <w:del w:id="10" w:author="PR Preview" w:date="2026-01-01T00:00:00Z">
+          <w:r>
+            <w:rPr>
+              <w:rStyle w:val="Hyperlink"/>
+            </w:rPr>
+            <w:delText xml:space="preserve">Definition 1</w:delText>
+          </w:r>
+        </w:del>
       </w:hyperlink>
-      <w:r>
-        <w:t xml:space="preserve">).</w:t>
-      </w:r>
-      <w:r>
-        <w:t xml:space="preserve"> </w:t>
-      </w:r>
-      <w:r>
-        <w:t xml:space="preserve">For vectors in</w:t>
-      </w:r>
-      <w:r>
-        <w:t xml:space="preserve"> </w:t>
-      </w:r>
+      <w:del w:id="11" w:author="PR Preview" w:date="2026-01-01T00:00:00Z">
+        <w:r>
+          <w:delText xml:space="preserve">).</w:delText>
+        </w:r>
+      </w:del>
+      <w:del w:id="12" w:author="PR Preview" w:date="2026-01-01T00:00:00Z">
+        <w:r>
+          <w:delText xml:space="preserve"> </w:delText>
+        </w:r>
+      </w:del>
+      <w:del w:id="13" w:author="PR Preview" w:date="2026-01-01T00:00:00Z">
+        <w:r>
+          <w:delText xml:space="preserve">For vectors in</w:delText>
+        </w:r>
+      </w:del>
+      <w:del w:id="14" w:author="PR Preview" w:date="2026-01-01T00:00:00Z">
+        <w:r>
+          <w:delText xml:space="preserve"> </w:delText>
+        </w:r>
+      </w:del>
       <m:oMath>
         <m:sSup>
           <m:e>
@@ -1818,32 +1842,46 @@
           </m:sup>
         </m:sSup>
       </m:oMath>
-      <w:r>
-        <w:t xml:space="preserve"> </w:t>
-      </w:r>
-      <w:r>
-        <w:t xml:space="preserve">(</w:t>
-      </w:r>
+      <w:del w:id="15" w:author="PR Preview" w:date="2026-01-01T00:00:00Z">
+        <w:r>
+          <w:delText xml:space="preserve"> </w:delText>
+        </w:r>
+      </w:del>
+      <w:del w:id="16" w:author="PR Preview" w:date="2026-01-01T00:00:00Z">
+        <w:r>
+          <w:delText xml:space="preserve">(</w:delText>
+        </w:r>
+      </w:del>
       <w:hyperlink r:id="rId14">
+        <w:del w:id="17" w:author="PR Preview" w:date="2026-01-01T00:00:00Z">
+          <w:r>
+            <w:rPr>
+              <w:rStyle w:val="Hyperlink"/>
+            </w:rPr>
+            <w:delText xml:space="preserve">Definition 2 in Vectors</w:delText>
+          </w:r>
+        </w:del>
+      </w:hyperlink>
+      <w:del w:id="18" w:author="PR Preview" w:date="2026-01-01T00:00:00Z">
         <w:r>
-          <w:rPr>
-            <w:rStyle w:val="Hyperlink"/>
-          </w:rPr>
-          <w:t xml:space="preserve">Definition 2 in Vectors</w:t>
+          <w:delText xml:space="preserve">),</w:delText>
         </w:r>
-      </w:hyperlink>
-      <w:r>
-        <w:t xml:space="preserve">),</w:t>
-      </w:r>
-      <w:r>
-        <w:t xml:space="preserve"> </w:t>
-      </w:r>
-      <w:r>
-        <w:t xml:space="preserve">the pair</w:t>
-      </w:r>
-      <w:r>
-        <w:t xml:space="preserve"> </w:t>
-      </w:r>
+      </w:del>
+      <w:del w:id="19" w:author="PR Preview" w:date="2026-01-01T00:00:00Z">
+        <w:r>
+          <w:delText xml:space="preserve"> </w:delText>
+        </w:r>
+      </w:del>
+      <w:del w:id="20" w:author="PR Preview" w:date="2026-01-01T00:00:00Z">
+        <w:r>
+          <w:delText xml:space="preserve">the pair</w:delText>
+        </w:r>
+      </w:del>
+      <w:del w:id="21" w:author="PR Preview" w:date="2026-01-01T00:00:00Z">
+        <w:r>
+          <w:delText xml:space="preserve"> </w:delText>
+        </w:r>
+      </w:del>
       <m:oMath>
         <m:r>
           <m:rPr>
@@ -1908,35 +1946,45 @@
           <m:t>)</m:t>
         </m:r>
       </m:oMath>
-      <w:r>
-        <w:t xml:space="preserve"> </w:t>
-      </w:r>
-      <w:r>
-        <w:t xml:space="preserve">is a real inner product space.</w:t>
-      </w:r>
+      <w:del w:id="22" w:author="PR Preview" w:date="2026-01-01T00:00:00Z">
+        <w:r>
+          <w:delText xml:space="preserve"> </w:delText>
+        </w:r>
+      </w:del>
+      <w:del w:id="23" w:author="PR Preview" w:date="2026-01-01T00:00:00Z">
+        <w:r>
+          <w:delText xml:space="preserve">is a real inner product space.</w:delText>
+        </w:r>
+      </w:del>
     </w:p>
-    <w:bookmarkEnd w:id="15"/>
-    <w:bookmarkStart w:id="16" w:name="exm-inner-product-space"/>
     <w:p>
       <w:pPr>
         <w:pStyle w:val="BodyText"/>
       </w:pPr>
-      <w:r>
-        <w:rPr>
-          <w:b/>
-          <w:bCs/>
-        </w:rPr>
-        <w:t xml:space="preserve">Example 2 (Real coordinate space as an inner product space)</w:t>
-      </w:r>
-      <w:r>
-        <w:t xml:space="preserve"> </w:t>
-      </w:r>
-      <w:r>
-        <w:t xml:space="preserve">The Euclidean space</w:t>
-      </w:r>
-      <w:r>
-        <w:t xml:space="preserve"> </w:t>
-      </w:r>
+      <w:del w:id="24" w:author="PR Preview" w:date="2026-01-01T00:00:00Z">
+        <w:r>
+          <w:rPr>
+            <w:b/>
+            <w:bCs/>
+          </w:rPr>
+          <w:delText xml:space="preserve">Example 2 (Real coordinate space as an inner product space)</w:delText>
+        </w:r>
+      </w:del>
+      <w:del w:id="25" w:author="PR Preview" w:date="2026-01-01T00:00:00Z">
+        <w:r>
+          <w:delText xml:space="preserve"> </w:delText>
+        </w:r>
+      </w:del>
+      <w:del w:id="26" w:author="PR Preview" w:date="2026-01-01T00:00:00Z">
+        <w:r>
+          <w:delText xml:space="preserve">The Euclidean space</w:delText>
+        </w:r>
+      </w:del>
+      <w:del w:id="27" w:author="PR Preview" w:date="2026-01-01T00:00:00Z">
+        <w:r>
+          <w:delText xml:space="preserve"> </w:delText>
+        </w:r>
+      </w:del>
       <m:oMath>
         <m:sSup>
           <m:e>
@@ -1955,38 +2003,56 @@
           </m:sup>
         </m:sSup>
       </m:oMath>
-      <w:r>
-        <w:t xml:space="preserve"> </w:t>
-      </w:r>
-      <w:r>
-        <w:t xml:space="preserve">equipped with the standard dot product (1)</w:t>
-      </w:r>
-      <w:r>
-        <w:t xml:space="preserve"> </w:t>
-      </w:r>
-      <w:r>
-        <w:t xml:space="preserve">is an inner product space, because the dot product satisfies the four inner product axioms (</w:t>
-      </w:r>
+      <w:del w:id="28" w:author="PR Preview" w:date="2026-01-01T00:00:00Z">
+        <w:r>
+          <w:delText xml:space="preserve"> </w:delText>
+        </w:r>
+      </w:del>
+      <w:del w:id="29" w:author="PR Preview" w:date="2026-01-01T00:00:00Z">
+        <w:r>
+          <w:delText xml:space="preserve">equipped with the standard dot product (1)</w:delText>
+        </w:r>
+      </w:del>
+      <w:del w:id="30" w:author="PR Preview" w:date="2026-01-01T00:00:00Z">
+        <w:r>
+          <w:delText xml:space="preserve"> </w:delText>
+        </w:r>
+      </w:del>
+      <w:del w:id="31" w:author="PR Preview" w:date="2026-01-01T00:00:00Z">
+        <w:r>
+          <w:delText xml:space="preserve">is an inner product space, because the dot product satisfies the four inner product axioms (</w:delText>
+        </w:r>
+      </w:del>
       <w:hyperlink w:anchor="exm-dot-product-inner-product">
+        <w:del w:id="32" w:author="PR Preview" w:date="2026-01-01T00:00:00Z">
+          <w:r>
+            <w:rPr>
+              <w:rStyle w:val="Hyperlink"/>
+            </w:rPr>
+            <w:delText xml:space="preserve">Example 1</w:delText>
+          </w:r>
+        </w:del>
+      </w:hyperlink>
+      <w:del w:id="33" w:author="PR Preview" w:date="2026-01-01T00:00:00Z">
         <w:r>
-          <w:rPr>
-            <w:rStyle w:val="Hyperlink"/>
-          </w:rPr>
-          <w:t xml:space="preserve">Example 1</w:t>
+          <w:delText xml:space="preserve">).</w:delText>
         </w:r>
-      </w:hyperlink>
-      <w:r>
-        <w:t xml:space="preserve">).</w:t>
-      </w:r>
-      <w:r>
-        <w:t xml:space="preserve"> </w:t>
-      </w:r>
-      <w:r>
-        <w:t xml:space="preserve">For</w:t>
-      </w:r>
-      <w:r>
-        <w:t xml:space="preserve"> </w:t>
-      </w:r>
+      </w:del>
+      <w:del w:id="34" w:author="PR Preview" w:date="2026-01-01T00:00:00Z">
+        <w:r>
+          <w:delText xml:space="preserve"> </w:delText>
+        </w:r>
+      </w:del>
+      <w:del w:id="35" w:author="PR Preview" w:date="2026-01-01T00:00:00Z">
+        <w:r>
+          <w:delText xml:space="preserve">For</w:delText>
+        </w:r>
+      </w:del>
+      <w:del w:id="36" w:author="PR Preview" w:date="2026-01-01T00:00:00Z">
+        <w:r>
+          <w:delText xml:space="preserve"> </w:delText>
+        </w:r>
+      </w:del>
       <m:oMath>
         <m:r>
           <m:t>p</m:t>
@@ -2001,12 +2067,16 @@
           <m:t>2</m:t>
         </m:r>
       </m:oMath>
-      <w:r>
-        <w:t xml:space="preserve">, any vector</w:t>
-      </w:r>
-      <w:r>
-        <w:t xml:space="preserve"> </w:t>
-      </w:r>
+      <w:del w:id="37" w:author="PR Preview" w:date="2026-01-01T00:00:00Z">
+        <w:r>
+          <w:delText xml:space="preserve">, any vector</w:delText>
+        </w:r>
+      </w:del>
+      <w:del w:id="38" w:author="PR Preview" w:date="2026-01-01T00:00:00Z">
+        <w:r>
+          <w:delText xml:space="preserve"> </w:delText>
+        </w:r>
+      </w:del>
       <m:oMath>
         <m:acc>
           <m:accPr>
@@ -2089,15 +2159,21 @@
           </m:sup>
         </m:sSup>
       </m:oMath>
-      <w:r>
-        <w:t xml:space="preserve"> </w:t>
-      </w:r>
-      <w:r>
-        <w:t xml:space="preserve">has squared norm</w:t>
-      </w:r>
-      <w:r>
-        <w:t xml:space="preserve"> </w:t>
-      </w:r>
+      <w:del w:id="39" w:author="PR Preview" w:date="2026-01-01T00:00:00Z">
+        <w:r>
+          <w:delText xml:space="preserve"> </w:delText>
+        </w:r>
+      </w:del>
+      <w:del w:id="40" w:author="PR Preview" w:date="2026-01-01T00:00:00Z">
+        <w:r>
+          <w:delText xml:space="preserve">has squared norm</w:delText>
+        </w:r>
+      </w:del>
+      <w:del w:id="41" w:author="PR Preview" w:date="2026-01-01T00:00:00Z">
+        <w:r>
+          <w:delText xml:space="preserve"> </w:delText>
+        </w:r>
+      </w:del>
       <m:oMath>
         <m:d>
           <m:dPr>
@@ -2191,15 +2267,903 @@
           <m:t>0</m:t>
         </m:r>
       </m:oMath>
-      <w:r>
-        <w:t xml:space="preserve">,</w:t>
-      </w:r>
-      <w:r>
-        <w:t xml:space="preserve"> </w:t>
-      </w:r>
-      <w:r>
-        <w:t xml:space="preserve">which is zero if and only if</w:t>
-      </w:r>
+      <w:del w:id="42" w:author="PR Preview" w:date="2026-01-01T00:00:00Z">
+        <w:r>
+          <w:delText xml:space="preserve">,</w:delText>
+        </w:r>
+      </w:del>
+      <w:del w:id="43" w:author="PR Preview" w:date="2026-01-01T00:00:00Z">
+        <w:r>
+          <w:delText xml:space="preserve"> </w:delText>
+        </w:r>
+      </w:del>
+      <w:del w:id="44" w:author="PR Preview" w:date="2026-01-01T00:00:00Z">
+        <w:r>
+          <w:delText xml:space="preserve">which is zero if and only if</w:delText>
+        </w:r>
+      </w:del>
+    </w:p>
+    <w:p>
+      <w:pPr>
+        <w:pStyle w:val="BodyText"/>
+      </w:pPr>
+      <w:ins w:id="45" w:author="PR Preview" w:date="2026-01-01T00:00:00Z">
+        <w:r>
+          <w:rPr>
+            <w:b/>
+            <w:bCs/>
+          </w:rPr>
+          <w:t xml:space="preserve">Definition 2 (Inner product space)</w:t>
+        </w:r>
+      </w:ins>
+      <w:ins w:id="46" w:author="PR Preview" w:date="2026-01-01T00:00:00Z">
+        <w:r>
+          <w:t xml:space="preserve"> </w:t>
+        </w:r>
+      </w:ins>
+      <w:ins w:id="47" w:author="PR Preview" w:date="2026-01-01T00:00:00Z">
+        <w:r>
+          <w:t xml:space="preserve">A</w:t>
+        </w:r>
+      </w:ins>
+      <w:ins w:id="48" w:author="PR Preview" w:date="2026-01-01T00:00:00Z">
+        <w:r>
+          <w:t xml:space="preserve"> </w:t>
+        </w:r>
+      </w:ins>
+      <w:ins w:id="49" w:author="PR Preview" w:date="2026-01-01T00:00:00Z">
+        <w:r>
+          <w:rPr>
+            <w:b/>
+            <w:bCs/>
+          </w:rPr>
+          <w:t xml:space="preserve">real inner product space</w:t>
+        </w:r>
+      </w:ins>
+      <w:ins w:id="50" w:author="PR Preview" w:date="2026-01-01T00:00:00Z">
+        <w:r>
+          <w:t xml:space="preserve"> </w:t>
+        </w:r>
+      </w:ins>
+      <w:ins w:id="51" w:author="PR Preview" w:date="2026-01-01T00:00:00Z">
+        <w:r>
+          <w:t xml:space="preserve">is a pair</w:t>
+        </w:r>
+      </w:ins>
+      <w:ins w:id="52" w:author="PR Preview" w:date="2026-01-01T00:00:00Z">
+        <w:r>
+          <w:t xml:space="preserve"> </w:t>
+        </w:r>
+      </w:ins>
+      <m:oMath>
+        <m:r>
+          <m:rPr>
+            <m:sty m:val="p"/>
+          </m:rPr>
+          <m:t>(</m:t>
+        </m:r>
+        <m:r>
+          <m:t>V</m:t>
+        </m:r>
+        <m:r>
+          <m:rPr>
+            <m:sty m:val="p"/>
+          </m:rPr>
+          <m:t>,</m:t>
+        </m:r>
+        <m:d>
+          <m:dPr>
+            <m:begChr m:val="⟨"/>
+            <m:sepChr m:val=""/>
+            <m:endChr m:val="⟩"/>
+            <m:grow/>
+          </m:dPr>
+          <m:e>
+            <m:r>
+              <m:rPr>
+                <m:sty m:val="p"/>
+              </m:rPr>
+              <m:t>⋅</m:t>
+            </m:r>
+            <m:r>
+              <m:rPr>
+                <m:sty m:val="p"/>
+              </m:rPr>
+              <m:t>,</m:t>
+            </m:r>
+            <m:r>
+              <m:rPr>
+                <m:sty m:val="p"/>
+              </m:rPr>
+              <m:t>⋅</m:t>
+            </m:r>
+          </m:e>
+        </m:d>
+        <m:r>
+          <m:rPr>
+            <m:sty m:val="p"/>
+          </m:rPr>
+          <m:t>)</m:t>
+        </m:r>
+      </m:oMath>
+      <w:ins w:id="53" w:author="PR Preview" w:date="2026-01-01T00:00:00Z">
+        <w:r>
+          <w:t xml:space="preserve"> </w:t>
+        </w:r>
+      </w:ins>
+      <w:ins w:id="54" w:author="PR Preview" w:date="2026-01-01T00:00:00Z">
+        <w:r>
+          <w:t xml:space="preserve">of a real vector space</w:t>
+        </w:r>
+      </w:ins>
+      <w:ins w:id="55" w:author="PR Preview" w:date="2026-01-01T00:00:00Z">
+        <w:r>
+          <w:t xml:space="preserve"> </w:t>
+        </w:r>
+      </w:ins>
+      <m:oMath>
+        <m:r>
+          <m:t>V</m:t>
+        </m:r>
+      </m:oMath>
+      <w:ins w:id="56" w:author="PR Preview" w:date="2026-01-01T00:00:00Z">
+        <w:r>
+          <w:t xml:space="preserve"> </w:t>
+        </w:r>
+      </w:ins>
+      <w:ins w:id="57" w:author="PR Preview" w:date="2026-01-01T00:00:00Z">
+        <w:r>
+          <w:t xml:space="preserve">and an inner product</w:t>
+        </w:r>
+      </w:ins>
+      <w:ins w:id="58" w:author="PR Preview" w:date="2026-01-01T00:00:00Z">
+        <w:r>
+          <w:t xml:space="preserve"> </w:t>
+        </w:r>
+      </w:ins>
+      <m:oMath>
+        <m:d>
+          <m:dPr>
+            <m:begChr m:val="⟨"/>
+            <m:sepChr m:val=""/>
+            <m:endChr m:val="⟩"/>
+            <m:grow/>
+          </m:dPr>
+          <m:e>
+            <m:r>
+              <m:rPr>
+                <m:sty m:val="p"/>
+              </m:rPr>
+              <m:t>⋅</m:t>
+            </m:r>
+            <m:r>
+              <m:rPr>
+                <m:sty m:val="p"/>
+              </m:rPr>
+              <m:t>,</m:t>
+            </m:r>
+            <m:r>
+              <m:rPr>
+                <m:sty m:val="p"/>
+              </m:rPr>
+              <m:t>⋅</m:t>
+            </m:r>
+          </m:e>
+        </m:d>
+      </m:oMath>
+      <w:ins w:id="59" w:author="PR Preview" w:date="2026-01-01T00:00:00Z">
+        <w:r>
+          <w:t xml:space="preserve"> </w:t>
+        </w:r>
+      </w:ins>
+      <w:ins w:id="60" w:author="PR Preview" w:date="2026-01-01T00:00:00Z">
+        <w:r>
+          <w:t xml:space="preserve">on it,</w:t>
+        </w:r>
+      </w:ins>
+      <w:ins w:id="61" w:author="PR Preview" w:date="2026-01-01T00:00:00Z">
+        <w:r>
+          <w:t xml:space="preserve"> </w:t>
+        </w:r>
+      </w:ins>
+      <w:ins w:id="62" w:author="PR Preview" w:date="2026-01-01T00:00:00Z">
+        <w:r>
+          <w:t xml:space="preserve">a function with the four properties of</w:t>
+        </w:r>
+      </w:ins>
+      <w:ins w:id="63" w:author="PR Preview" w:date="2026-01-01T00:00:00Z">
+        <w:r>
+          <w:t xml:space="preserve"> </w:t>
+        </w:r>
+      </w:ins>
+      <w:hyperlink w:anchor="def-inner-product">
+        <w:ins w:id="64" w:author="PR Preview" w:date="2026-01-01T00:00:00Z">
+          <w:r>
+            <w:rPr>
+              <w:rStyle w:val="Hyperlink"/>
+            </w:rPr>
+            <w:t xml:space="preserve">Definition 1</w:t>
+          </w:r>
+        </w:ins>
+      </w:hyperlink>
+      <w:ins w:id="65" w:author="PR Preview" w:date="2026-01-01T00:00:00Z">
+        <w:r>
+          <w:t xml:space="preserve">.</w:t>
+        </w:r>
+      </w:ins>
+      <w:ins w:id="66" w:author="PR Preview" w:date="2026-01-01T00:00:00Z">
+        <w:r>
+          <w:t xml:space="preserve"> </w:t>
+        </w:r>
+      </w:ins>
+      <w:ins w:id="67" w:author="PR Preview" w:date="2026-01-01T00:00:00Z">
+        <w:r>
+          <w:t xml:space="preserve">We say that</w:t>
+        </w:r>
+      </w:ins>
+      <w:ins w:id="68" w:author="PR Preview" w:date="2026-01-01T00:00:00Z">
+        <w:r>
+          <w:t xml:space="preserve"> </w:t>
+        </w:r>
+      </w:ins>
+      <m:oMath>
+        <m:r>
+          <m:t>V</m:t>
+        </m:r>
+      </m:oMath>
+      <w:ins w:id="69" w:author="PR Preview" w:date="2026-01-01T00:00:00Z">
+        <w:r>
+          <w:t xml:space="preserve"> </w:t>
+        </w:r>
+      </w:ins>
+      <w:ins w:id="70" w:author="PR Preview" w:date="2026-01-01T00:00:00Z">
+        <w:r>
+          <w:t xml:space="preserve">is</w:t>
+        </w:r>
+      </w:ins>
+      <w:ins w:id="71" w:author="PR Preview" w:date="2026-01-01T00:00:00Z">
+        <w:r>
+          <w:t xml:space="preserve"> </w:t>
+        </w:r>
+      </w:ins>
+      <w:ins w:id="72" w:author="PR Preview" w:date="2026-01-01T00:00:00Z">
+        <w:r>
+          <w:rPr>
+            <w:b/>
+            <w:bCs/>
+          </w:rPr>
+          <w:t xml:space="preserve">equipped with</w:t>
+        </w:r>
+      </w:ins>
+      <w:ins w:id="73" w:author="PR Preview" w:date="2026-01-01T00:00:00Z">
+        <w:r>
+          <w:t xml:space="preserve"> </w:t>
+        </w:r>
+      </w:ins>
+      <w:ins w:id="74" w:author="PR Preview" w:date="2026-01-01T00:00:00Z">
+        <w:r>
+          <w:t xml:space="preserve">that inner product:</w:t>
+        </w:r>
+      </w:ins>
+      <w:ins w:id="75" w:author="PR Preview" w:date="2026-01-01T00:00:00Z">
+        <w:r>
+          <w:t xml:space="preserve"> </w:t>
+        </w:r>
+      </w:ins>
+      <w:ins w:id="76" w:author="PR Preview" w:date="2026-01-01T00:00:00Z">
+        <w:r>
+          <w:t xml:space="preserve">the inner product is part of the data of the space,</w:t>
+        </w:r>
+      </w:ins>
+      <w:ins w:id="77" w:author="PR Preview" w:date="2026-01-01T00:00:00Z">
+        <w:r>
+          <w:t xml:space="preserve"> </w:t>
+        </w:r>
+      </w:ins>
+      <w:ins w:id="78" w:author="PR Preview" w:date="2026-01-01T00:00:00Z">
+        <w:r>
+          <w:t xml:space="preserve">so the same set of vectors with a different inner product is a different inner product space.</w:t>
+        </w:r>
+      </w:ins>
+      <w:ins w:id="79" w:author="PR Preview" w:date="2026-01-01T00:00:00Z">
+        <w:r>
+          <w:t xml:space="preserve"> </w:t>
+        </w:r>
+      </w:ins>
+      <w:hyperlink w:anchor="def-inner-product">
+        <w:ins w:id="80" w:author="PR Preview" w:date="2026-01-01T00:00:00Z">
+          <w:r>
+            <w:rPr>
+              <w:rStyle w:val="Hyperlink"/>
+            </w:rPr>
+            <w:t xml:space="preserve">Definition 1</w:t>
+          </w:r>
+        </w:ins>
+      </w:hyperlink>
+      <w:ins w:id="81" w:author="PR Preview" w:date="2026-01-01T00:00:00Z">
+        <w:r>
+          <w:t xml:space="preserve"> </w:t>
+        </w:r>
+      </w:ins>
+      <w:ins w:id="82" w:author="PR Preview" w:date="2026-01-01T00:00:00Z">
+        <w:r>
+          <w:t xml:space="preserve">states the properties for</w:t>
+        </w:r>
+      </w:ins>
+      <w:ins w:id="83" w:author="PR Preview" w:date="2026-01-01T00:00:00Z">
+        <w:r>
+          <w:t xml:space="preserve"> </w:t>
+        </w:r>
+      </w:ins>
+      <m:oMath>
+        <m:r>
+          <m:t>V</m:t>
+        </m:r>
+        <m:r>
+          <m:rPr>
+            <m:sty m:val="p"/>
+          </m:rPr>
+          <m:t>=</m:t>
+        </m:r>
+        <m:sSup>
+          <m:e>
+            <m:r>
+              <m:rPr>
+                <m:scr m:val="double-struck"/>
+                <m:sty m:val="p"/>
+              </m:rPr>
+              <m:t>R</m:t>
+            </m:r>
+          </m:e>
+          <m:sup>
+            <m:r>
+              <m:t>p</m:t>
+            </m:r>
+          </m:sup>
+        </m:sSup>
+      </m:oMath>
+      <w:ins w:id="84" w:author="PR Preview" w:date="2026-01-01T00:00:00Z">
+        <w:r>
+          <w:t xml:space="preserve"> </w:t>
+        </w:r>
+      </w:ins>
+      <w:ins w:id="85" w:author="PR Preview" w:date="2026-01-01T00:00:00Z">
+        <w:r>
+          <w:t xml:space="preserve">(</w:t>
+        </w:r>
+      </w:ins>
+      <w:hyperlink r:id="rId14">
+        <w:ins w:id="86" w:author="PR Preview" w:date="2026-01-01T00:00:00Z">
+          <w:r>
+            <w:rPr>
+              <w:rStyle w:val="Hyperlink"/>
+            </w:rPr>
+            <w:t xml:space="preserve">Definition 2 in Vectors</w:t>
+          </w:r>
+        </w:ins>
+      </w:hyperlink>
+      <w:ins w:id="87" w:author="PR Preview" w:date="2026-01-01T00:00:00Z">
+        <w:r>
+          <w:t xml:space="preserve">),</w:t>
+        </w:r>
+      </w:ins>
+      <w:ins w:id="88" w:author="PR Preview" w:date="2026-01-01T00:00:00Z">
+        <w:r>
+          <w:t xml:space="preserve"> </w:t>
+        </w:r>
+      </w:ins>
+      <w:ins w:id="89" w:author="PR Preview" w:date="2026-01-01T00:00:00Z">
+        <w:r>
+          <w:t xml:space="preserve">and the same four properties define an inner product on other real vector spaces,</w:t>
+        </w:r>
+      </w:ins>
+      <w:ins w:id="90" w:author="PR Preview" w:date="2026-01-01T00:00:00Z">
+        <w:r>
+          <w:t xml:space="preserve"> </w:t>
+        </w:r>
+      </w:ins>
+      <w:ins w:id="91" w:author="PR Preview" w:date="2026-01-01T00:00:00Z">
+        <w:r>
+          <w:t xml:space="preserve">such as spaces of matrices or functions.</w:t>
+        </w:r>
+      </w:ins>
+    </w:p>
+    <w:bookmarkEnd w:id="15"/>
+    <w:bookmarkStart w:id="16" w:name="exm-inner-product-space"/>
+    <w:p>
+      <w:pPr>
+        <w:pStyle w:val="BodyText"/>
+      </w:pPr>
+      <w:ins w:id="92" w:author="PR Preview" w:date="2026-01-01T00:00:00Z">
+        <w:r>
+          <w:rPr>
+            <w:b/>
+            <w:bCs/>
+          </w:rPr>
+          <w:t xml:space="preserve">Example 2 (Real coordinate space as an inner product space)</w:t>
+        </w:r>
+      </w:ins>
+      <w:ins w:id="93" w:author="PR Preview" w:date="2026-01-01T00:00:00Z">
+        <w:r>
+          <w:t xml:space="preserve"> </w:t>
+        </w:r>
+      </w:ins>
+      <w:ins w:id="94" w:author="PR Preview" w:date="2026-01-01T00:00:00Z">
+        <w:r>
+          <w:t xml:space="preserve">The Euclidean space</w:t>
+        </w:r>
+      </w:ins>
+      <w:ins w:id="95" w:author="PR Preview" w:date="2026-01-01T00:00:00Z">
+        <w:r>
+          <w:t xml:space="preserve"> </w:t>
+        </w:r>
+      </w:ins>
+      <m:oMath>
+        <m:sSup>
+          <m:e>
+            <m:r>
+              <m:rPr>
+                <m:scr m:val="double-struck"/>
+                <m:sty m:val="p"/>
+              </m:rPr>
+              <m:t>R</m:t>
+            </m:r>
+          </m:e>
+          <m:sup>
+            <m:r>
+              <m:t>p</m:t>
+            </m:r>
+          </m:sup>
+        </m:sSup>
+      </m:oMath>
+      <w:ins w:id="96" w:author="PR Preview" w:date="2026-01-01T00:00:00Z">
+        <w:r>
+          <w:t xml:space="preserve"> </w:t>
+        </w:r>
+      </w:ins>
+      <w:ins w:id="97" w:author="PR Preview" w:date="2026-01-01T00:00:00Z">
+        <w:r>
+          <w:t xml:space="preserve">equipped with the standard dot product (1),</w:t>
+        </w:r>
+      </w:ins>
+      <w:ins w:id="98" w:author="PR Preview" w:date="2026-01-01T00:00:00Z">
+        <w:r>
+          <w:t xml:space="preserve"> </w:t>
+        </w:r>
+      </w:ins>
+      <w:ins w:id="99" w:author="PR Preview" w:date="2026-01-01T00:00:00Z">
+        <w:r>
+          <w:t xml:space="preserve">that is, the pair</w:t>
+        </w:r>
+      </w:ins>
+      <w:ins w:id="100" w:author="PR Preview" w:date="2026-01-01T00:00:00Z">
+        <w:r>
+          <w:t xml:space="preserve"> </w:t>
+        </w:r>
+      </w:ins>
+      <m:oMath>
+        <m:r>
+          <m:rPr>
+            <m:sty m:val="p"/>
+          </m:rPr>
+          <m:t>(</m:t>
+        </m:r>
+        <m:sSup>
+          <m:e>
+            <m:r>
+              <m:rPr>
+                <m:scr m:val="double-struck"/>
+                <m:sty m:val="p"/>
+              </m:rPr>
+              <m:t>R</m:t>
+            </m:r>
+          </m:e>
+          <m:sup>
+            <m:r>
+              <m:t>p</m:t>
+            </m:r>
+          </m:sup>
+        </m:sSup>
+        <m:r>
+          <m:rPr>
+            <m:sty m:val="p"/>
+          </m:rPr>
+          <m:t>,</m:t>
+        </m:r>
+        <m:d>
+          <m:dPr>
+            <m:begChr m:val="⟨"/>
+            <m:sepChr m:val=""/>
+            <m:endChr m:val="⟩"/>
+            <m:grow/>
+          </m:dPr>
+          <m:e>
+            <m:r>
+              <m:rPr>
+                <m:sty m:val="p"/>
+              </m:rPr>
+              <m:t>⋅</m:t>
+            </m:r>
+            <m:r>
+              <m:rPr>
+                <m:sty m:val="p"/>
+              </m:rPr>
+              <m:t>,</m:t>
+            </m:r>
+            <m:r>
+              <m:rPr>
+                <m:sty m:val="p"/>
+              </m:rPr>
+              <m:t>⋅</m:t>
+            </m:r>
+          </m:e>
+        </m:d>
+        <m:r>
+          <m:rPr>
+            <m:sty m:val="p"/>
+          </m:rPr>
+          <m:t>)</m:t>
+        </m:r>
+      </m:oMath>
+      <w:ins w:id="101" w:author="PR Preview" w:date="2026-01-01T00:00:00Z">
+        <w:r>
+          <w:t xml:space="preserve"> </w:t>
+        </w:r>
+      </w:ins>
+      <w:ins w:id="102" w:author="PR Preview" w:date="2026-01-01T00:00:00Z">
+        <w:r>
+          <w:t xml:space="preserve">with</w:t>
+        </w:r>
+      </w:ins>
+      <w:ins w:id="103" w:author="PR Preview" w:date="2026-01-01T00:00:00Z">
+        <w:r>
+          <w:t xml:space="preserve"> </w:t>
+        </w:r>
+      </w:ins>
+      <m:oMath>
+        <m:d>
+          <m:dPr>
+            <m:begChr m:val="⟨"/>
+            <m:sepChr m:val=""/>
+            <m:endChr m:val="⟩"/>
+            <m:grow/>
+          </m:dPr>
+          <m:e>
+            <m:acc>
+              <m:accPr>
+                <m:chr m:val="̃"/>
+              </m:accPr>
+              <m:e>
+                <m:r>
+                  <m:t>x</m:t>
+                </m:r>
+              </m:e>
+            </m:acc>
+            <m:r>
+              <m:rPr>
+                <m:sty m:val="p"/>
+              </m:rPr>
+              <m:t>,</m:t>
+            </m:r>
+            <m:acc>
+              <m:accPr>
+                <m:chr m:val="̃"/>
+              </m:accPr>
+              <m:e>
+                <m:r>
+                  <m:t>y</m:t>
+                </m:r>
+              </m:e>
+            </m:acc>
+          </m:e>
+        </m:d>
+        <m:r>
+          <m:rPr>
+            <m:sty m:val="p"/>
+          </m:rPr>
+          <m:t>=</m:t>
+        </m:r>
+        <m:acc>
+          <m:accPr>
+            <m:chr m:val="̃"/>
+          </m:accPr>
+          <m:e>
+            <m:r>
+              <m:t>x</m:t>
+            </m:r>
+          </m:e>
+        </m:acc>
+        <m:r>
+          <m:rPr>
+            <m:sty m:val="p"/>
+          </m:rPr>
+          <m:t>⋅</m:t>
+        </m:r>
+        <m:acc>
+          <m:accPr>
+            <m:chr m:val="̃"/>
+          </m:accPr>
+          <m:e>
+            <m:r>
+              <m:t>y</m:t>
+            </m:r>
+          </m:e>
+        </m:acc>
+      </m:oMath>
+      <w:ins w:id="104" w:author="PR Preview" w:date="2026-01-01T00:00:00Z">
+        <w:r>
+          <w:t xml:space="preserve">,</w:t>
+        </w:r>
+      </w:ins>
+      <w:ins w:id="105" w:author="PR Preview" w:date="2026-01-01T00:00:00Z">
+        <w:r>
+          <w:t xml:space="preserve"> </w:t>
+        </w:r>
+      </w:ins>
+      <w:ins w:id="106" w:author="PR Preview" w:date="2026-01-01T00:00:00Z">
+        <w:r>
+          <w:t xml:space="preserve">is an inner product space, because the dot product satisfies the four inner product axioms (</w:t>
+        </w:r>
+      </w:ins>
+      <w:hyperlink w:anchor="exm-dot-product-inner-product">
+        <w:ins w:id="107" w:author="PR Preview" w:date="2026-01-01T00:00:00Z">
+          <w:r>
+            <w:rPr>
+              <w:rStyle w:val="Hyperlink"/>
+            </w:rPr>
+            <w:t xml:space="preserve">Example 1</w:t>
+          </w:r>
+        </w:ins>
+      </w:hyperlink>
+      <w:ins w:id="108" w:author="PR Preview" w:date="2026-01-01T00:00:00Z">
+        <w:r>
+          <w:t xml:space="preserve">).</w:t>
+        </w:r>
+      </w:ins>
+      <w:ins w:id="109" w:author="PR Preview" w:date="2026-01-01T00:00:00Z">
+        <w:r>
+          <w:t xml:space="preserve"> </w:t>
+        </w:r>
+      </w:ins>
+      <w:ins w:id="110" w:author="PR Preview" w:date="2026-01-01T00:00:00Z">
+        <w:r>
+          <w:t xml:space="preserve">For</w:t>
+        </w:r>
+      </w:ins>
+      <w:ins w:id="111" w:author="PR Preview" w:date="2026-01-01T00:00:00Z">
+        <w:r>
+          <w:t xml:space="preserve"> </w:t>
+        </w:r>
+      </w:ins>
+      <m:oMath>
+        <m:r>
+          <m:t>p</m:t>
+        </m:r>
+        <m:r>
+          <m:rPr>
+            <m:sty m:val="p"/>
+          </m:rPr>
+          <m:t>=</m:t>
+        </m:r>
+        <m:r>
+          <m:t>2</m:t>
+        </m:r>
+      </m:oMath>
+      <w:ins w:id="112" w:author="PR Preview" w:date="2026-01-01T00:00:00Z">
+        <w:r>
+          <w:t xml:space="preserve">, any vector</w:t>
+        </w:r>
+      </w:ins>
+      <w:ins w:id="113" w:author="PR Preview" w:date="2026-01-01T00:00:00Z">
+        <w:r>
+          <w:t xml:space="preserve"> </w:t>
+        </w:r>
+      </w:ins>
+      <m:oMath>
+        <m:acc>
+          <m:accPr>
+            <m:chr m:val="̃"/>
+          </m:accPr>
+          <m:e>
+            <m:r>
+              <m:t>x</m:t>
+            </m:r>
+          </m:e>
+        </m:acc>
+        <m:r>
+          <m:rPr>
+            <m:sty m:val="p"/>
+          </m:rPr>
+          <m:t>=</m:t>
+        </m:r>
+        <m:r>
+          <m:rPr>
+            <m:sty m:val="p"/>
+          </m:rPr>
+          <m:t>(</m:t>
+        </m:r>
+        <m:sSub>
+          <m:e>
+            <m:r>
+              <m:t>x</m:t>
+            </m:r>
+          </m:e>
+          <m:sub>
+            <m:r>
+              <m:t>1</m:t>
+            </m:r>
+          </m:sub>
+        </m:sSub>
+        <m:r>
+          <m:rPr>
+            <m:sty m:val="p"/>
+          </m:rPr>
+          <m:t>,</m:t>
+        </m:r>
+        <m:sSub>
+          <m:e>
+            <m:r>
+              <m:t>x</m:t>
+            </m:r>
+          </m:e>
+          <m:sub>
+            <m:r>
+              <m:t>2</m:t>
+            </m:r>
+          </m:sub>
+        </m:sSub>
+        <m:r>
+          <m:rPr>
+            <m:sty m:val="p"/>
+          </m:rPr>
+          <m:t>)</m:t>
+        </m:r>
+        <m:r>
+          <m:rPr>
+            <m:sty m:val="p"/>
+          </m:rPr>
+          <m:t>∈</m:t>
+        </m:r>
+        <m:sSup>
+          <m:e>
+            <m:r>
+              <m:rPr>
+                <m:scr m:val="double-struck"/>
+                <m:sty m:val="p"/>
+              </m:rPr>
+              <m:t>R</m:t>
+            </m:r>
+          </m:e>
+          <m:sup>
+            <m:r>
+              <m:t>2</m:t>
+            </m:r>
+          </m:sup>
+        </m:sSup>
+      </m:oMath>
+      <w:ins w:id="114" w:author="PR Preview" w:date="2026-01-01T00:00:00Z">
+        <w:r>
+          <w:t xml:space="preserve"> </w:t>
+        </w:r>
+      </w:ins>
+      <w:ins w:id="115" w:author="PR Preview" w:date="2026-01-01T00:00:00Z">
+        <w:r>
+          <w:t xml:space="preserve">has squared norm</w:t>
+        </w:r>
+      </w:ins>
+      <w:ins w:id="116" w:author="PR Preview" w:date="2026-01-01T00:00:00Z">
+        <w:r>
+          <w:t xml:space="preserve"> </w:t>
+        </w:r>
+      </w:ins>
+      <m:oMath>
+        <m:d>
+          <m:dPr>
+            <m:begChr m:val="⟨"/>
+            <m:sepChr m:val=""/>
+            <m:endChr m:val="⟩"/>
+            <m:grow/>
+          </m:dPr>
+          <m:e>
+            <m:acc>
+              <m:accPr>
+                <m:chr m:val="̃"/>
+              </m:accPr>
+              <m:e>
+                <m:r>
+                  <m:t>x</m:t>
+                </m:r>
+              </m:e>
+            </m:acc>
+            <m:r>
+              <m:rPr>
+                <m:sty m:val="p"/>
+              </m:rPr>
+              <m:t>,</m:t>
+            </m:r>
+            <m:acc>
+              <m:accPr>
+                <m:chr m:val="̃"/>
+              </m:accPr>
+              <m:e>
+                <m:r>
+                  <m:t>x</m:t>
+                </m:r>
+              </m:e>
+            </m:acc>
+          </m:e>
+        </m:d>
+        <m:r>
+          <m:rPr>
+            <m:sty m:val="p"/>
+          </m:rPr>
+          <m:t>=</m:t>
+        </m:r>
+        <m:sSubSup>
+          <m:e>
+            <m:r>
+              <m:t>x</m:t>
+            </m:r>
+          </m:e>
+          <m:sub>
+            <m:r>
+              <m:t>1</m:t>
+            </m:r>
+          </m:sub>
+          <m:sup>
+            <m:r>
+              <m:t>2</m:t>
+            </m:r>
+          </m:sup>
+        </m:sSubSup>
+        <m:r>
+          <m:rPr>
+            <m:sty m:val="p"/>
+          </m:rPr>
+          <m:t>+</m:t>
+        </m:r>
+        <m:sSubSup>
+          <m:e>
+            <m:r>
+              <m:t>x</m:t>
+            </m:r>
+          </m:e>
+          <m:sub>
+            <m:r>
+              <m:t>2</m:t>
+            </m:r>
+          </m:sub>
+          <m:sup>
+            <m:r>
+              <m:t>2</m:t>
+            </m:r>
+          </m:sup>
+        </m:sSubSup>
+        <m:r>
+          <m:rPr>
+            <m:sty m:val="p"/>
+          </m:rPr>
+          <m:t>≥</m:t>
+        </m:r>
+        <m:r>
+          <m:t>0</m:t>
+        </m:r>
+      </m:oMath>
+      <w:ins w:id="117" w:author="PR Preview" w:date="2026-01-01T00:00:00Z">
+        <w:r>
+          <w:t xml:space="preserve">,</w:t>
+        </w:r>
+      </w:ins>
+      <w:ins w:id="118" w:author="PR Preview" w:date="2026-01-01T00:00:00Z">
+        <w:r>
+          <w:t xml:space="preserve"> </w:t>
+        </w:r>
+      </w:ins>
+      <w:ins w:id="119" w:author="PR Preview" w:date="2026-01-01T00:00:00Z">
+        <w:r>
+          <w:t xml:space="preserve">which is zero if and only if</w:t>
+        </w:r>
+      </w:ins>
     </w:p>
     <w:p>
       <w:pPr>
@@ -8443,7 +9407,7 @@
       <w:pPr>
         <w:pStyle w:val="FirstParagraph"/>
       </w:pPr>
-      <w:del w:id="3" w:author="PR Preview" w:date="2026-01-01T00:00:00Z">
+      <w:del w:id="120" w:author="PR Preview" w:date="2026-01-01T00:00:00Z">
         <w:r>
           <w:rPr>
             <w:i/>
@@ -8452,18 +9416,18 @@
           <w:delText xml:space="preserve">Remark 2</w:delText>
         </w:r>
       </w:del>
-      <w:del w:id="4" w:author="PR Preview" w:date="2026-01-01T00:00:00Z">
+      <w:del w:id="121" w:author="PR Preview" w:date="2026-01-01T00:00:00Z">
         <w:r>
           <w:delText xml:space="preserve"> (Orthogonality for the dot product). </w:delText>
         </w:r>
       </w:del>
-      <w:del w:id="5" w:author="PR Preview" w:date="2026-01-01T00:00:00Z">
+      <w:del w:id="122" w:author="PR Preview" w:date="2026-01-01T00:00:00Z">
         <w:r>
           <w:delText xml:space="preserve">With the dot product as the inner product (</w:delText>
         </w:r>
       </w:del>
       <w:hyperlink w:anchor="exm-dot-product-inner-product">
-        <w:del w:id="6" w:author="PR Preview" w:date="2026-01-01T00:00:00Z">
+        <w:del w:id="123" w:author="PR Preview" w:date="2026-01-01T00:00:00Z">
           <w:r>
             <w:rPr>
               <w:rStyle w:val="Hyperlink"/>
@@ -8472,28 +9436,28 @@
           </w:r>
         </w:del>
       </w:hyperlink>
-      <w:del w:id="7" w:author="PR Preview" w:date="2026-01-01T00:00:00Z">
+      <w:del w:id="124" w:author="PR Preview" w:date="2026-01-01T00:00:00Z">
         <w:r>
           <w:delText xml:space="preserve">),</w:delText>
         </w:r>
       </w:del>
-      <w:del w:id="8" w:author="PR Preview" w:date="2026-01-01T00:00:00Z">
+      <w:del w:id="125" w:author="PR Preview" w:date="2026-01-01T00:00:00Z">
         <w:r>
           <w:delText xml:space="preserve"> </w:delText>
         </w:r>
       </w:del>
-      <w:del w:id="9" w:author="PR Preview" w:date="2026-01-01T00:00:00Z">
+      <w:del w:id="126" w:author="PR Preview" w:date="2026-01-01T00:00:00Z">
         <w:r>
           <w:delText xml:space="preserve">the condition of</w:delText>
         </w:r>
       </w:del>
-      <w:del w:id="10" w:author="PR Preview" w:date="2026-01-01T00:00:00Z">
+      <w:del w:id="127" w:author="PR Preview" w:date="2026-01-01T00:00:00Z">
         <w:r>
           <w:delText xml:space="preserve"> </w:delText>
         </w:r>
       </w:del>
       <w:hyperlink w:anchor="def-orthogonal-inner-product">
-        <w:del w:id="11" w:author="PR Preview" w:date="2026-01-01T00:00:00Z">
+        <w:del w:id="128" w:author="PR Preview" w:date="2026-01-01T00:00:00Z">
           <w:r>
             <w:rPr>
               <w:rStyle w:val="Hyperlink"/>
@@ -8502,23 +9466,23 @@
           </w:r>
         </w:del>
       </w:hyperlink>
-      <w:del w:id="12" w:author="PR Preview" w:date="2026-01-01T00:00:00Z">
+      <w:del w:id="129" w:author="PR Preview" w:date="2026-01-01T00:00:00Z">
         <w:r>
           <w:delText xml:space="preserve"> </w:delText>
         </w:r>
       </w:del>
-      <w:del w:id="13" w:author="PR Preview" w:date="2026-01-01T00:00:00Z">
+      <w:del w:id="130" w:author="PR Preview" w:date="2026-01-01T00:00:00Z">
         <w:r>
           <w:delText xml:space="preserve">is orthogonality as in</w:delText>
         </w:r>
       </w:del>
-      <w:del w:id="14" w:author="PR Preview" w:date="2026-01-01T00:00:00Z">
+      <w:del w:id="131" w:author="PR Preview" w:date="2026-01-01T00:00:00Z">
         <w:r>
           <w:delText xml:space="preserve"> </w:delText>
         </w:r>
       </w:del>
       <w:hyperlink r:id="rId22">
-        <w:del w:id="15" w:author="PR Preview" w:date="2026-01-01T00:00:00Z">
+        <w:del w:id="132" w:author="PR Preview" w:date="2026-01-01T00:00:00Z">
           <w:r>
             <w:rPr>
               <w:rStyle w:val="Hyperlink"/>
@@ -8527,7 +9491,7 @@
           </w:r>
         </w:del>
       </w:hyperlink>
-      <w:del w:id="16" w:author="PR Preview" w:date="2026-01-01T00:00:00Z">
+      <w:del w:id="133" w:author="PR Preview" w:date="2026-01-01T00:00:00Z">
         <w:r>
           <w:delText xml:space="preserve">.</w:delText>
         </w:r>
@@ -8537,7 +9501,7 @@
       <w:pPr>
         <w:pStyle w:val="FirstParagraph"/>
       </w:pPr>
-      <w:ins w:id="17" w:author="PR Preview" w:date="2026-01-01T00:00:00Z">
+      <w:ins w:id="134" w:author="PR Preview" w:date="2026-01-01T00:00:00Z">
         <w:r>
           <w:rPr>
             <w:i/>
@@ -8546,18 +9510,18 @@
           <w:t xml:space="preserve">Remark 2</w:t>
         </w:r>
       </w:ins>
-      <w:ins w:id="18" w:author="PR Preview" w:date="2026-01-01T00:00:00Z">
+      <w:ins w:id="135" w:author="PR Preview" w:date="2026-01-01T00:00:00Z">
         <w:r>
           <w:t xml:space="preserve"> (Orthogonality for the dot product). </w:t>
         </w:r>
       </w:ins>
-      <w:ins w:id="19" w:author="PR Preview" w:date="2026-01-01T00:00:00Z">
+      <w:ins w:id="136" w:author="PR Preview" w:date="2026-01-01T00:00:00Z">
         <w:r>
           <w:t xml:space="preserve">With the dot product as the inner product (</w:t>
         </w:r>
       </w:ins>
       <w:hyperlink w:anchor="exm-dot-product-inner-product">
-        <w:ins w:id="20" w:author="PR Preview" w:date="2026-01-01T00:00:00Z">
+        <w:ins w:id="137" w:author="PR Preview" w:date="2026-01-01T00:00:00Z">
           <w:r>
             <w:rPr>
               <w:rStyle w:val="Hyperlink"/>
@@ -8566,28 +9530,28 @@
           </w:r>
         </w:ins>
       </w:hyperlink>
-      <w:ins w:id="21" w:author="PR Preview" w:date="2026-01-01T00:00:00Z">
+      <w:ins w:id="138" w:author="PR Preview" w:date="2026-01-01T00:00:00Z">
         <w:r>
           <w:t xml:space="preserve">),</w:t>
         </w:r>
       </w:ins>
-      <w:ins w:id="22" w:author="PR Preview" w:date="2026-01-01T00:00:00Z">
+      <w:ins w:id="139" w:author="PR Preview" w:date="2026-01-01T00:00:00Z">
         <w:r>
           <w:t xml:space="preserve"> </w:t>
         </w:r>
       </w:ins>
-      <w:ins w:id="23" w:author="PR Preview" w:date="2026-01-01T00:00:00Z">
+      <w:ins w:id="140" w:author="PR Preview" w:date="2026-01-01T00:00:00Z">
         <w:r>
           <w:t xml:space="preserve">the condition of</w:t>
         </w:r>
       </w:ins>
-      <w:ins w:id="24" w:author="PR Preview" w:date="2026-01-01T00:00:00Z">
+      <w:ins w:id="141" w:author="PR Preview" w:date="2026-01-01T00:00:00Z">
         <w:r>
           <w:t xml:space="preserve"> </w:t>
         </w:r>
       </w:ins>
       <w:hyperlink w:anchor="def-orthogonal-inner-product">
-        <w:ins w:id="25" w:author="PR Preview" w:date="2026-01-01T00:00:00Z">
+        <w:ins w:id="142" w:author="PR Preview" w:date="2026-01-01T00:00:00Z">
           <w:r>
             <w:rPr>
               <w:rStyle w:val="Hyperlink"/>
@@ -8596,23 +9560,23 @@
           </w:r>
         </w:ins>
       </w:hyperlink>
-      <w:ins w:id="26" w:author="PR Preview" w:date="2026-01-01T00:00:00Z">
+      <w:ins w:id="143" w:author="PR Preview" w:date="2026-01-01T00:00:00Z">
         <w:r>
           <w:t xml:space="preserve"> </w:t>
         </w:r>
       </w:ins>
-      <w:ins w:id="27" w:author="PR Preview" w:date="2026-01-01T00:00:00Z">
+      <w:ins w:id="144" w:author="PR Preview" w:date="2026-01-01T00:00:00Z">
         <w:r>
           <w:t xml:space="preserve">is orthogonality as in</w:t>
         </w:r>
       </w:ins>
-      <w:ins w:id="28" w:author="PR Preview" w:date="2026-01-01T00:00:00Z">
+      <w:ins w:id="145" w:author="PR Preview" w:date="2026-01-01T00:00:00Z">
         <w:r>
           <w:t xml:space="preserve"> </w:t>
         </w:r>
       </w:ins>
       <w:hyperlink r:id="rId22">
-        <w:ins w:id="29" w:author="PR Preview" w:date="2026-01-01T00:00:00Z">
+        <w:ins w:id="146" w:author="PR Preview" w:date="2026-01-01T00:00:00Z">
           <w:r>
             <w:rPr>
               <w:rStyle w:val="Hyperlink"/>
@@ -8621,7 +9585,7 @@
           </w:r>
         </w:ins>
       </w:hyperlink>
-      <w:ins w:id="30" w:author="PR Preview" w:date="2026-01-01T00:00:00Z">
+      <w:ins w:id="147" w:author="PR Preview" w:date="2026-01-01T00:00:00Z">
         <w:r>
           <w:t xml:space="preserve">.</w:t>
         </w:r>
@@ -8629,7 +9593,7 @@
     </w:p>
     <w:bookmarkEnd w:id="23"/>
     <w:bookmarkEnd w:id="24"/>
-    <w:bookmarkStart w:id="62" w:name="sec-cauchy-schwarz"/>
+    <w:bookmarkStart w:id="64" w:name="sec-cauchy-schwarz"/>
     <w:p>
       <w:pPr>
         <w:pStyle w:val="Heading2"/>
@@ -10209,7 +11173,7 @@
       <w:pPr>
         <w:pStyle w:val="FirstParagraph"/>
       </w:pPr>
-      <w:del w:id="31" w:author="PR Preview" w:date="2026-01-01T00:00:00Z">
+      <w:del w:id="148" w:author="PR Preview" w:date="2026-01-01T00:00:00Z">
         <w:r>
           <w:rPr>
             <w:b/>
@@ -10218,17 +11182,17 @@
           <w:delText xml:space="preserve">Example 6 (Scaling a vector scales its length)</w:delText>
         </w:r>
       </w:del>
-      <w:del w:id="32" w:author="PR Preview" w:date="2026-01-01T00:00:00Z">
+      <w:del w:id="149" w:author="PR Preview" w:date="2026-01-01T00:00:00Z">
         <w:r>
           <w:delText xml:space="preserve"> </w:delText>
         </w:r>
       </w:del>
-      <w:del w:id="33" w:author="PR Preview" w:date="2026-01-01T00:00:00Z">
+      <w:del w:id="150" w:author="PR Preview" w:date="2026-01-01T00:00:00Z">
         <w:r>
           <w:delText xml:space="preserve">For</w:delText>
         </w:r>
       </w:del>
-      <w:del w:id="34" w:author="PR Preview" w:date="2026-01-01T00:00:00Z">
+      <w:del w:id="151" w:author="PR Preview" w:date="2026-01-01T00:00:00Z">
         <w:r>
           <w:delText xml:space="preserve"> </w:delText>
         </w:r>
@@ -10275,12 +11239,12 @@
           <m:t>)</m:t>
         </m:r>
       </m:oMath>
-      <w:del w:id="35" w:author="PR Preview" w:date="2026-01-01T00:00:00Z">
+      <w:del w:id="152" w:author="PR Preview" w:date="2026-01-01T00:00:00Z">
         <w:r>
           <w:delText xml:space="preserve">,</w:delText>
         </w:r>
       </w:del>
-      <w:del w:id="36" w:author="PR Preview" w:date="2026-01-01T00:00:00Z">
+      <w:del w:id="153" w:author="PR Preview" w:date="2026-01-01T00:00:00Z">
         <w:r>
           <w:delText xml:space="preserve"> </w:delText>
         </w:r>
@@ -10322,18 +11286,18 @@
           <m:t>5</m:t>
         </m:r>
       </m:oMath>
-      <w:del w:id="37" w:author="PR Preview" w:date="2026-01-01T00:00:00Z">
+      <w:del w:id="154" w:author="PR Preview" w:date="2026-01-01T00:00:00Z">
         <w:r>
           <w:delText xml:space="preserve"> </w:delText>
         </w:r>
       </w:del>
-      <w:del w:id="38" w:author="PR Preview" w:date="2026-01-01T00:00:00Z">
+      <w:del w:id="155" w:author="PR Preview" w:date="2026-01-01T00:00:00Z">
         <w:r>
           <w:delText xml:space="preserve">(</w:delText>
         </w:r>
       </w:del>
       <w:hyperlink r:id="rId31">
-        <w:del w:id="39" w:author="PR Preview" w:date="2026-01-01T00:00:00Z">
+        <w:del w:id="156" w:author="PR Preview" w:date="2026-01-01T00:00:00Z">
           <w:r>
             <w:rPr>
               <w:rStyle w:val="Hyperlink"/>
@@ -10342,22 +11306,22 @@
           </w:r>
         </w:del>
       </w:hyperlink>
-      <w:del w:id="40" w:author="PR Preview" w:date="2026-01-01T00:00:00Z">
+      <w:del w:id="157" w:author="PR Preview" w:date="2026-01-01T00:00:00Z">
         <w:r>
           <w:delText xml:space="preserve">).</w:delText>
         </w:r>
       </w:del>
-      <w:del w:id="41" w:author="PR Preview" w:date="2026-01-01T00:00:00Z">
+      <w:del w:id="158" w:author="PR Preview" w:date="2026-01-01T00:00:00Z">
         <w:r>
           <w:delText xml:space="preserve"> </w:delText>
         </w:r>
       </w:del>
-      <w:del w:id="42" w:author="PR Preview" w:date="2026-01-01T00:00:00Z">
+      <w:del w:id="159" w:author="PR Preview" w:date="2026-01-01T00:00:00Z">
         <w:r>
           <w:delText xml:space="preserve">Then</w:delText>
         </w:r>
       </w:del>
-      <w:del w:id="43" w:author="PR Preview" w:date="2026-01-01T00:00:00Z">
+      <w:del w:id="160" w:author="PR Preview" w:date="2026-01-01T00:00:00Z">
         <w:r>
           <w:delText xml:space="preserve"> </w:delText>
         </w:r>
@@ -10428,12 +11392,12 @@
           <m:t>)</m:t>
         </m:r>
       </m:oMath>
-      <w:del w:id="44" w:author="PR Preview" w:date="2026-01-01T00:00:00Z">
+      <w:del w:id="161" w:author="PR Preview" w:date="2026-01-01T00:00:00Z">
         <w:r>
           <w:delText xml:space="preserve"> </w:delText>
         </w:r>
       </w:del>
-      <w:del w:id="45" w:author="PR Preview" w:date="2026-01-01T00:00:00Z">
+      <w:del w:id="162" w:author="PR Preview" w:date="2026-01-01T00:00:00Z">
         <w:r>
           <w:delText xml:space="preserve">has norm</w:delText>
         </w:r>
@@ -10443,7 +11407,7 @@
       <w:pPr>
         <w:pStyle w:val="FirstParagraph"/>
       </w:pPr>
-      <w:ins w:id="46" w:author="PR Preview" w:date="2026-01-01T00:00:00Z">
+      <w:ins w:id="163" w:author="PR Preview" w:date="2026-01-01T00:00:00Z">
         <w:r>
           <w:rPr>
             <w:b/>
@@ -10452,17 +11416,17 @@
           <w:t xml:space="preserve">Example 6 (Scaling a vector scales its length)</w:t>
         </w:r>
       </w:ins>
-      <w:ins w:id="47" w:author="PR Preview" w:date="2026-01-01T00:00:00Z">
+      <w:ins w:id="164" w:author="PR Preview" w:date="2026-01-01T00:00:00Z">
         <w:r>
           <w:t xml:space="preserve"> </w:t>
         </w:r>
       </w:ins>
-      <w:ins w:id="48" w:author="PR Preview" w:date="2026-01-01T00:00:00Z">
+      <w:ins w:id="165" w:author="PR Preview" w:date="2026-01-01T00:00:00Z">
         <w:r>
           <w:t xml:space="preserve">For</w:t>
         </w:r>
       </w:ins>
-      <w:ins w:id="49" w:author="PR Preview" w:date="2026-01-01T00:00:00Z">
+      <w:ins w:id="166" w:author="PR Preview" w:date="2026-01-01T00:00:00Z">
         <w:r>
           <w:t xml:space="preserve"> </w:t>
         </w:r>
@@ -10509,12 +11473,12 @@
           <m:t>)</m:t>
         </m:r>
       </m:oMath>
-      <w:ins w:id="50" w:author="PR Preview" w:date="2026-01-01T00:00:00Z">
+      <w:ins w:id="167" w:author="PR Preview" w:date="2026-01-01T00:00:00Z">
         <w:r>
           <w:t xml:space="preserve">,</w:t>
         </w:r>
       </w:ins>
-      <w:ins w:id="51" w:author="PR Preview" w:date="2026-01-01T00:00:00Z">
+      <w:ins w:id="168" w:author="PR Preview" w:date="2026-01-01T00:00:00Z">
         <w:r>
           <w:t xml:space="preserve"> </w:t>
         </w:r>
@@ -10556,18 +11520,18 @@
           <m:t>5</m:t>
         </m:r>
       </m:oMath>
-      <w:ins w:id="52" w:author="PR Preview" w:date="2026-01-01T00:00:00Z">
+      <w:ins w:id="169" w:author="PR Preview" w:date="2026-01-01T00:00:00Z">
         <w:r>
           <w:t xml:space="preserve"> </w:t>
         </w:r>
       </w:ins>
-      <w:ins w:id="53" w:author="PR Preview" w:date="2026-01-01T00:00:00Z">
+      <w:ins w:id="170" w:author="PR Preview" w:date="2026-01-01T00:00:00Z">
         <w:r>
           <w:t xml:space="preserve">(</w:t>
         </w:r>
       </w:ins>
       <w:hyperlink r:id="rId31">
-        <w:ins w:id="54" w:author="PR Preview" w:date="2026-01-01T00:00:00Z">
+        <w:ins w:id="171" w:author="PR Preview" w:date="2026-01-01T00:00:00Z">
           <w:r>
             <w:rPr>
               <w:rStyle w:val="Hyperlink"/>
@@ -10576,22 +11540,22 @@
           </w:r>
         </w:ins>
       </w:hyperlink>
-      <w:ins w:id="55" w:author="PR Preview" w:date="2026-01-01T00:00:00Z">
+      <w:ins w:id="172" w:author="PR Preview" w:date="2026-01-01T00:00:00Z">
         <w:r>
           <w:t xml:space="preserve">).</w:t>
         </w:r>
       </w:ins>
-      <w:ins w:id="56" w:author="PR Preview" w:date="2026-01-01T00:00:00Z">
+      <w:ins w:id="173" w:author="PR Preview" w:date="2026-01-01T00:00:00Z">
         <w:r>
           <w:t xml:space="preserve"> </w:t>
         </w:r>
       </w:ins>
-      <w:ins w:id="57" w:author="PR Preview" w:date="2026-01-01T00:00:00Z">
+      <w:ins w:id="174" w:author="PR Preview" w:date="2026-01-01T00:00:00Z">
         <w:r>
           <w:t xml:space="preserve">Then</w:t>
         </w:r>
       </w:ins>
-      <w:ins w:id="58" w:author="PR Preview" w:date="2026-01-01T00:00:00Z">
+      <w:ins w:id="175" w:author="PR Preview" w:date="2026-01-01T00:00:00Z">
         <w:r>
           <w:t xml:space="preserve"> </w:t>
         </w:r>
@@ -10662,12 +11626,12 @@
           <m:t>)</m:t>
         </m:r>
       </m:oMath>
-      <w:ins w:id="59" w:author="PR Preview" w:date="2026-01-01T00:00:00Z">
+      <w:ins w:id="176" w:author="PR Preview" w:date="2026-01-01T00:00:00Z">
         <w:r>
           <w:t xml:space="preserve"> </w:t>
         </w:r>
       </w:ins>
-      <w:ins w:id="60" w:author="PR Preview" w:date="2026-01-01T00:00:00Z">
+      <w:ins w:id="177" w:author="PR Preview" w:date="2026-01-01T00:00:00Z">
         <w:r>
           <w:t xml:space="preserve">has norm</w:t>
         </w:r>
@@ -10914,12 +11878,12 @@
       <w:pPr>
         <w:pStyle w:val="FirstParagraph"/>
       </w:pPr>
-      <w:del w:id="61" w:author="PR Preview" w:date="2026-01-01T00:00:00Z">
+      <w:del w:id="178" w:author="PR Preview" w:date="2026-01-01T00:00:00Z">
         <w:r>
           <w:delText xml:space="preserve">and</w:delText>
         </w:r>
       </w:del>
-      <w:del w:id="62" w:author="PR Preview" w:date="2026-01-01T00:00:00Z">
+      <w:del w:id="179" w:author="PR Preview" w:date="2026-01-01T00:00:00Z">
         <w:r>
           <w:delText xml:space="preserve"> </w:delText>
         </w:r>
@@ -10984,23 +11948,23 @@
           <m:t>)</m:t>
         </m:r>
       </m:oMath>
-      <w:del w:id="63" w:author="PR Preview" w:date="2026-01-01T00:00:00Z">
+      <w:del w:id="180" w:author="PR Preview" w:date="2026-01-01T00:00:00Z">
         <w:r>
           <w:delText xml:space="preserve"> </w:delText>
         </w:r>
       </w:del>
-      <w:del w:id="64" w:author="PR Preview" w:date="2026-01-01T00:00:00Z">
+      <w:del w:id="181" w:author="PR Preview" w:date="2026-01-01T00:00:00Z">
         <w:r>
           <w:delText xml:space="preserve">is the unit vector in</w:delText>
         </w:r>
       </w:del>
-      <w:del w:id="65" w:author="PR Preview" w:date="2026-01-01T00:00:00Z">
+      <w:del w:id="182" w:author="PR Preview" w:date="2026-01-01T00:00:00Z">
         <w:r>
           <w:delText xml:space="preserve"> </w:delText>
         </w:r>
       </w:del>
       <w:hyperlink r:id="rId31">
-        <w:del w:id="66" w:author="PR Preview" w:date="2026-01-01T00:00:00Z">
+        <w:del w:id="183" w:author="PR Preview" w:date="2026-01-01T00:00:00Z">
           <w:r>
             <w:rPr>
               <w:rStyle w:val="Hyperlink"/>
@@ -11009,7 +11973,7 @@
           </w:r>
         </w:del>
       </w:hyperlink>
-      <w:del w:id="67" w:author="PR Preview" w:date="2026-01-01T00:00:00Z">
+      <w:del w:id="184" w:author="PR Preview" w:date="2026-01-01T00:00:00Z">
         <w:r>
           <w:delText xml:space="preserve">.</w:delText>
         </w:r>
@@ -11019,12 +11983,12 @@
       <w:pPr>
         <w:pStyle w:val="FirstParagraph"/>
       </w:pPr>
-      <w:ins w:id="68" w:author="PR Preview" w:date="2026-01-01T00:00:00Z">
+      <w:ins w:id="185" w:author="PR Preview" w:date="2026-01-01T00:00:00Z">
         <w:r>
           <w:t xml:space="preserve">and</w:t>
         </w:r>
       </w:ins>
-      <w:ins w:id="69" w:author="PR Preview" w:date="2026-01-01T00:00:00Z">
+      <w:ins w:id="186" w:author="PR Preview" w:date="2026-01-01T00:00:00Z">
         <w:r>
           <w:t xml:space="preserve"> </w:t>
         </w:r>
@@ -11089,23 +12053,23 @@
           <m:t>)</m:t>
         </m:r>
       </m:oMath>
-      <w:ins w:id="70" w:author="PR Preview" w:date="2026-01-01T00:00:00Z">
+      <w:ins w:id="187" w:author="PR Preview" w:date="2026-01-01T00:00:00Z">
         <w:r>
           <w:t xml:space="preserve"> </w:t>
         </w:r>
       </w:ins>
-      <w:ins w:id="71" w:author="PR Preview" w:date="2026-01-01T00:00:00Z">
+      <w:ins w:id="188" w:author="PR Preview" w:date="2026-01-01T00:00:00Z">
         <w:r>
           <w:t xml:space="preserve">is the unit vector in</w:t>
         </w:r>
       </w:ins>
-      <w:ins w:id="72" w:author="PR Preview" w:date="2026-01-01T00:00:00Z">
+      <w:ins w:id="189" w:author="PR Preview" w:date="2026-01-01T00:00:00Z">
         <w:r>
           <w:t xml:space="preserve"> </w:t>
         </w:r>
       </w:ins>
       <w:hyperlink r:id="rId31">
-        <w:ins w:id="73" w:author="PR Preview" w:date="2026-01-01T00:00:00Z">
+        <w:ins w:id="190" w:author="PR Preview" w:date="2026-01-01T00:00:00Z">
           <w:r>
             <w:rPr>
               <w:rStyle w:val="Hyperlink"/>
@@ -11114,7 +12078,7 @@
           </w:r>
         </w:ins>
       </w:hyperlink>
-      <w:ins w:id="74" w:author="PR Preview" w:date="2026-01-01T00:00:00Z">
+      <w:ins w:id="191" w:author="PR Preview" w:date="2026-01-01T00:00:00Z">
         <w:r>
           <w:t xml:space="preserve">.</w:t>
         </w:r>
@@ -11401,12 +12365,12 @@
       <w:pPr>
         <w:pStyle w:val="FirstParagraph"/>
       </w:pPr>
-      <w:del w:id="75" w:author="PR Preview" w:date="2026-01-01T00:00:00Z">
+      <w:del w:id="192" w:author="PR Preview" w:date="2026-01-01T00:00:00Z">
         <w:r>
           <w:delText xml:space="preserve">In particular, if</w:delText>
         </w:r>
       </w:del>
-      <w:del w:id="76" w:author="PR Preview" w:date="2026-01-01T00:00:00Z">
+      <w:del w:id="193" w:author="PR Preview" w:date="2026-01-01T00:00:00Z">
         <w:r>
           <w:delText xml:space="preserve"> </w:delText>
         </w:r>
@@ -11439,18 +12403,18 @@
           </m:e>
         </m:acc>
       </m:oMath>
-      <w:del w:id="77" w:author="PR Preview" w:date="2026-01-01T00:00:00Z">
+      <w:del w:id="194" w:author="PR Preview" w:date="2026-01-01T00:00:00Z">
         <w:r>
           <w:delText xml:space="preserve"> </w:delText>
         </w:r>
       </w:del>
-      <w:del w:id="78" w:author="PR Preview" w:date="2026-01-01T00:00:00Z">
+      <w:del w:id="195" w:author="PR Preview" w:date="2026-01-01T00:00:00Z">
         <w:r>
           <w:delText xml:space="preserve">(</w:delText>
         </w:r>
       </w:del>
       <w:hyperlink r:id="rId22">
-        <w:del w:id="79" w:author="PR Preview" w:date="2026-01-01T00:00:00Z">
+        <w:del w:id="196" w:author="PR Preview" w:date="2026-01-01T00:00:00Z">
           <w:r>
             <w:rPr>
               <w:rStyle w:val="Hyperlink"/>
@@ -11459,12 +12423,12 @@
           </w:r>
         </w:del>
       </w:hyperlink>
-      <w:del w:id="80" w:author="PR Preview" w:date="2026-01-01T00:00:00Z">
+      <w:del w:id="197" w:author="PR Preview" w:date="2026-01-01T00:00:00Z">
         <w:r>
           <w:delText xml:space="preserve">), then</w:delText>
         </w:r>
       </w:del>
-      <w:del w:id="81" w:author="PR Preview" w:date="2026-01-01T00:00:00Z">
+      <w:del w:id="198" w:author="PR Preview" w:date="2026-01-01T00:00:00Z">
         <w:r>
           <w:delText xml:space="preserve"> </w:delText>
         </w:r>
@@ -11604,22 +12568,22 @@
           </m:sup>
         </m:sSup>
       </m:oMath>
-      <w:del w:id="82" w:author="PR Preview" w:date="2026-01-01T00:00:00Z">
+      <w:del w:id="199" w:author="PR Preview" w:date="2026-01-01T00:00:00Z">
         <w:r>
           <w:delText xml:space="preserve"> </w:delText>
         </w:r>
       </w:del>
-      <w:del w:id="83" w:author="PR Preview" w:date="2026-01-01T00:00:00Z">
+      <w:del w:id="200" w:author="PR Preview" w:date="2026-01-01T00:00:00Z">
         <w:r>
           <w:delText xml:space="preserve">(the</w:delText>
         </w:r>
       </w:del>
-      <w:del w:id="84" w:author="PR Preview" w:date="2026-01-01T00:00:00Z">
+      <w:del w:id="201" w:author="PR Preview" w:date="2026-01-01T00:00:00Z">
         <w:r>
           <w:delText xml:space="preserve"> </w:delText>
         </w:r>
       </w:del>
-      <w:del w:id="85" w:author="PR Preview" w:date="2026-01-01T00:00:00Z">
+      <w:del w:id="202" w:author="PR Preview" w:date="2026-01-01T00:00:00Z">
         <w:r>
           <w:rPr>
             <w:b/>
@@ -11628,7 +12592,7 @@
           <w:delText xml:space="preserve">Pythagorean theorem</w:delText>
         </w:r>
       </w:del>
-      <w:del w:id="86" w:author="PR Preview" w:date="2026-01-01T00:00:00Z">
+      <w:del w:id="203" w:author="PR Preview" w:date="2026-01-01T00:00:00Z">
         <w:r>
           <w:delText xml:space="preserve">).</w:delText>
         </w:r>
@@ -11638,12 +12602,12 @@
       <w:pPr>
         <w:pStyle w:val="FirstParagraph"/>
       </w:pPr>
-      <w:ins w:id="87" w:author="PR Preview" w:date="2026-01-01T00:00:00Z">
+      <w:ins w:id="204" w:author="PR Preview" w:date="2026-01-01T00:00:00Z">
         <w:r>
           <w:t xml:space="preserve">In particular, if</w:t>
         </w:r>
       </w:ins>
-      <w:ins w:id="88" w:author="PR Preview" w:date="2026-01-01T00:00:00Z">
+      <w:ins w:id="205" w:author="PR Preview" w:date="2026-01-01T00:00:00Z">
         <w:r>
           <w:t xml:space="preserve"> </w:t>
         </w:r>
@@ -11676,18 +12640,18 @@
           </m:e>
         </m:acc>
       </m:oMath>
-      <w:ins w:id="89" w:author="PR Preview" w:date="2026-01-01T00:00:00Z">
+      <w:ins w:id="206" w:author="PR Preview" w:date="2026-01-01T00:00:00Z">
         <w:r>
           <w:t xml:space="preserve"> </w:t>
         </w:r>
       </w:ins>
-      <w:ins w:id="90" w:author="PR Preview" w:date="2026-01-01T00:00:00Z">
+      <w:ins w:id="207" w:author="PR Preview" w:date="2026-01-01T00:00:00Z">
         <w:r>
           <w:t xml:space="preserve">(</w:t>
         </w:r>
       </w:ins>
       <w:hyperlink r:id="rId22">
-        <w:ins w:id="91" w:author="PR Preview" w:date="2026-01-01T00:00:00Z">
+        <w:ins w:id="208" w:author="PR Preview" w:date="2026-01-01T00:00:00Z">
           <w:r>
             <w:rPr>
               <w:rStyle w:val="Hyperlink"/>
@@ -11696,12 +12660,12 @@
           </w:r>
         </w:ins>
       </w:hyperlink>
-      <w:ins w:id="92" w:author="PR Preview" w:date="2026-01-01T00:00:00Z">
+      <w:ins w:id="209" w:author="PR Preview" w:date="2026-01-01T00:00:00Z">
         <w:r>
           <w:t xml:space="preserve">), then</w:t>
         </w:r>
       </w:ins>
-      <w:ins w:id="93" w:author="PR Preview" w:date="2026-01-01T00:00:00Z">
+      <w:ins w:id="210" w:author="PR Preview" w:date="2026-01-01T00:00:00Z">
         <w:r>
           <w:t xml:space="preserve"> </w:t>
         </w:r>
@@ -11841,22 +12805,22 @@
           </m:sup>
         </m:sSup>
       </m:oMath>
-      <w:ins w:id="94" w:author="PR Preview" w:date="2026-01-01T00:00:00Z">
+      <w:ins w:id="211" w:author="PR Preview" w:date="2026-01-01T00:00:00Z">
         <w:r>
           <w:t xml:space="preserve"> </w:t>
         </w:r>
       </w:ins>
-      <w:ins w:id="95" w:author="PR Preview" w:date="2026-01-01T00:00:00Z">
+      <w:ins w:id="212" w:author="PR Preview" w:date="2026-01-01T00:00:00Z">
         <w:r>
           <w:t xml:space="preserve">(the</w:t>
         </w:r>
       </w:ins>
-      <w:ins w:id="96" w:author="PR Preview" w:date="2026-01-01T00:00:00Z">
+      <w:ins w:id="213" w:author="PR Preview" w:date="2026-01-01T00:00:00Z">
         <w:r>
           <w:t xml:space="preserve"> </w:t>
         </w:r>
       </w:ins>
-      <w:ins w:id="97" w:author="PR Preview" w:date="2026-01-01T00:00:00Z">
+      <w:ins w:id="214" w:author="PR Preview" w:date="2026-01-01T00:00:00Z">
         <w:r>
           <w:rPr>
             <w:b/>
@@ -11865,7 +12829,7 @@
           <w:t xml:space="preserve">Pythagorean theorem</w:t>
         </w:r>
       </w:ins>
-      <w:ins w:id="98" w:author="PR Preview" w:date="2026-01-01T00:00:00Z">
+      <w:ins w:id="215" w:author="PR Preview" w:date="2026-01-01T00:00:00Z">
         <w:r>
           <w:t xml:space="preserve">).</w:t>
         </w:r>
@@ -22688,7 +23652,7 @@
           <w:b/>
           <w:bCs/>
         </w:rPr>
-        <w:t xml:space="preserve">Definition 4 (Norm (normed vector space))</w:t>
+        <w:t xml:space="preserve">Definition 4 (Norm (normed vector space, normed space))</w:t>
       </w:r>
       <w:r>
         <w:t xml:space="preserve"> </w:t>
@@ -23373,7 +24337,7 @@
       <w:pPr>
         <w:pStyle w:val="BodyText"/>
       </w:pPr>
-      <w:del w:id="99" w:author="PR Preview" w:date="2026-01-01T00:00:00Z">
+      <w:del w:id="216" w:author="PR Preview" w:date="2026-01-01T00:00:00Z">
         <w:r>
           <w:rPr>
             <w:b/>
@@ -23382,17 +24346,17 @@
           <w:delText xml:space="preserve">Example 10 (Euclidean space as a normed vector space)</w:delText>
         </w:r>
       </w:del>
-      <w:del w:id="100" w:author="PR Preview" w:date="2026-01-01T00:00:00Z">
+      <w:del w:id="217" w:author="PR Preview" w:date="2026-01-01T00:00:00Z">
         <w:r>
           <w:delText xml:space="preserve"> </w:delText>
         </w:r>
       </w:del>
-      <w:del w:id="101" w:author="PR Preview" w:date="2026-01-01T00:00:00Z">
+      <w:del w:id="218" w:author="PR Preview" w:date="2026-01-01T00:00:00Z">
         <w:r>
           <w:delText xml:space="preserve">The Euclidean space</w:delText>
         </w:r>
       </w:del>
-      <w:del w:id="102" w:author="PR Preview" w:date="2026-01-01T00:00:00Z">
+      <w:del w:id="219" w:author="PR Preview" w:date="2026-01-01T00:00:00Z">
         <w:r>
           <w:delText xml:space="preserve"> </w:delText>
         </w:r>
@@ -23415,18 +24379,18 @@
           </m:sup>
         </m:sSup>
       </m:oMath>
-      <w:del w:id="103" w:author="PR Preview" w:date="2026-01-01T00:00:00Z">
+      <w:del w:id="220" w:author="PR Preview" w:date="2026-01-01T00:00:00Z">
         <w:r>
           <w:delText xml:space="preserve"> </w:delText>
         </w:r>
       </w:del>
-      <w:del w:id="104" w:author="PR Preview" w:date="2026-01-01T00:00:00Z">
+      <w:del w:id="221" w:author="PR Preview" w:date="2026-01-01T00:00:00Z">
         <w:r>
           <w:delText xml:space="preserve">equipped with the Euclidean norm (</w:delText>
         </w:r>
       </w:del>
       <w:hyperlink r:id="rId42">
-        <w:del w:id="105" w:author="PR Preview" w:date="2026-01-01T00:00:00Z">
+        <w:del w:id="222" w:author="PR Preview" w:date="2026-01-01T00:00:00Z">
           <w:r>
             <w:rPr>
               <w:rStyle w:val="Hyperlink"/>
@@ -23435,17 +24399,17 @@
           </w:r>
         </w:del>
       </w:hyperlink>
-      <w:del w:id="106" w:author="PR Preview" w:date="2026-01-01T00:00:00Z">
+      <w:del w:id="223" w:author="PR Preview" w:date="2026-01-01T00:00:00Z">
         <w:r>
           <w:delText xml:space="preserve">)</w:delText>
         </w:r>
       </w:del>
-      <w:del w:id="107" w:author="PR Preview" w:date="2026-01-01T00:00:00Z">
+      <w:del w:id="224" w:author="PR Preview" w:date="2026-01-01T00:00:00Z">
         <w:r>
           <w:delText xml:space="preserve"> </w:delText>
         </w:r>
       </w:del>
-      <w:del w:id="108" w:author="PR Preview" w:date="2026-01-01T00:00:00Z">
+      <w:del w:id="225" w:author="PR Preview" w:date="2026-01-01T00:00:00Z">
         <w:r>
           <w:delText xml:space="preserve">is a normed vector space:</w:delText>
         </w:r>
@@ -23455,7 +24419,7 @@
       <w:pPr>
         <w:pStyle w:val="BodyText"/>
       </w:pPr>
-      <w:ins w:id="109" w:author="PR Preview" w:date="2026-01-01T00:00:00Z">
+      <w:ins w:id="226" w:author="PR Preview" w:date="2026-01-01T00:00:00Z">
         <w:r>
           <w:rPr>
             <w:b/>
@@ -23464,17 +24428,17 @@
           <w:t xml:space="preserve">Example 10 (Euclidean space as a normed vector space)</w:t>
         </w:r>
       </w:ins>
-      <w:ins w:id="110" w:author="PR Preview" w:date="2026-01-01T00:00:00Z">
+      <w:ins w:id="227" w:author="PR Preview" w:date="2026-01-01T00:00:00Z">
         <w:r>
           <w:t xml:space="preserve"> </w:t>
         </w:r>
       </w:ins>
-      <w:ins w:id="111" w:author="PR Preview" w:date="2026-01-01T00:00:00Z">
+      <w:ins w:id="228" w:author="PR Preview" w:date="2026-01-01T00:00:00Z">
         <w:r>
           <w:t xml:space="preserve">The Euclidean space</w:t>
         </w:r>
       </w:ins>
-      <w:ins w:id="112" w:author="PR Preview" w:date="2026-01-01T00:00:00Z">
+      <w:ins w:id="229" w:author="PR Preview" w:date="2026-01-01T00:00:00Z">
         <w:r>
           <w:t xml:space="preserve"> </w:t>
         </w:r>
@@ -23497,18 +24461,18 @@
           </m:sup>
         </m:sSup>
       </m:oMath>
-      <w:ins w:id="113" w:author="PR Preview" w:date="2026-01-01T00:00:00Z">
+      <w:ins w:id="230" w:author="PR Preview" w:date="2026-01-01T00:00:00Z">
         <w:r>
           <w:t xml:space="preserve"> </w:t>
         </w:r>
       </w:ins>
-      <w:ins w:id="114" w:author="PR Preview" w:date="2026-01-01T00:00:00Z">
+      <w:ins w:id="231" w:author="PR Preview" w:date="2026-01-01T00:00:00Z">
         <w:r>
           <w:t xml:space="preserve">equipped with the Euclidean norm (</w:t>
         </w:r>
       </w:ins>
       <w:hyperlink r:id="rId42">
-        <w:ins w:id="115" w:author="PR Preview" w:date="2026-01-01T00:00:00Z">
+        <w:ins w:id="232" w:author="PR Preview" w:date="2026-01-01T00:00:00Z">
           <w:r>
             <w:rPr>
               <w:rStyle w:val="Hyperlink"/>
@@ -23517,17 +24481,17 @@
           </w:r>
         </w:ins>
       </w:hyperlink>
-      <w:ins w:id="116" w:author="PR Preview" w:date="2026-01-01T00:00:00Z">
+      <w:ins w:id="233" w:author="PR Preview" w:date="2026-01-01T00:00:00Z">
         <w:r>
           <w:t xml:space="preserve">)</w:t>
         </w:r>
       </w:ins>
-      <w:ins w:id="117" w:author="PR Preview" w:date="2026-01-01T00:00:00Z">
+      <w:ins w:id="234" w:author="PR Preview" w:date="2026-01-01T00:00:00Z">
         <w:r>
           <w:t xml:space="preserve"> </w:t>
         </w:r>
       </w:ins>
-      <w:ins w:id="118" w:author="PR Preview" w:date="2026-01-01T00:00:00Z">
+      <w:ins w:id="235" w:author="PR Preview" w:date="2026-01-01T00:00:00Z">
         <w:r>
           <w:t xml:space="preserve">is a normed vector space:</w:t>
         </w:r>
@@ -23879,7 +24843,7 @@
           <w:b/>
           <w:bCs/>
         </w:rPr>
-        <w:t xml:space="preserve">norm,</w:t>
+        <w:t xml:space="preserve">norm, taxicab norm, Manhattan norm,</w:t>
       </w:r>
       <w:r>
         <w:rPr>
@@ -26754,12 +27718,12 @@
           <m:t>​</m:t>
         </m:r>
       </m:oMath>
-      <w:del w:id="119" w:author="PR Preview" w:date="2026-01-01T00:00:00Z">
+      <w:del w:id="236" w:author="PR Preview" w:date="2026-01-01T00:00:00Z">
         <w:r>
           <w:delText xml:space="preserve">, and</w:delText>
         </w:r>
       </w:del>
-      <w:del w:id="120" w:author="PR Preview" w:date="2026-01-01T00:00:00Z">
+      <w:del w:id="237" w:author="PR Preview" w:date="2026-01-01T00:00:00Z">
         <w:r>
           <w:delText xml:space="preserve"> </w:delText>
         </w:r>
@@ -26861,23 +27825,23 @@
           </m:e>
         </m:rad>
       </m:oMath>
-      <w:del w:id="121" w:author="PR Preview" w:date="2026-01-01T00:00:00Z">
+      <w:del w:id="238" w:author="PR Preview" w:date="2026-01-01T00:00:00Z">
         <w:r>
           <w:delText xml:space="preserve">,</w:delText>
         </w:r>
       </w:del>
-      <w:del w:id="122" w:author="PR Preview" w:date="2026-01-01T00:00:00Z">
+      <w:del w:id="239" w:author="PR Preview" w:date="2026-01-01T00:00:00Z">
         <w:r>
           <w:delText xml:space="preserve"> </w:delText>
         </w:r>
       </w:del>
-      <w:del w:id="123" w:author="PR Preview" w:date="2026-01-01T00:00:00Z">
+      <w:del w:id="240" w:author="PR Preview" w:date="2026-01-01T00:00:00Z">
         <w:r>
           <w:delText xml:space="preserve">which is the Euclidean norm (</w:delText>
         </w:r>
       </w:del>
       <w:hyperlink r:id="rId42">
-        <w:del w:id="124" w:author="PR Preview" w:date="2026-01-01T00:00:00Z">
+        <w:del w:id="241" w:author="PR Preview" w:date="2026-01-01T00:00:00Z">
           <w:r>
             <w:rPr>
               <w:rStyle w:val="Hyperlink"/>
@@ -26886,7 +27850,7 @@
           </w:r>
         </w:del>
       </w:hyperlink>
-      <w:del w:id="125" w:author="PR Preview" w:date="2026-01-01T00:00:00Z">
+      <w:del w:id="242" w:author="PR Preview" w:date="2026-01-01T00:00:00Z">
         <w:r>
           <w:delText xml:space="preserve">).</w:delText>
         </w:r>
@@ -27000,12 +27964,12 @@
           <m:t>​</m:t>
         </m:r>
       </m:oMath>
-      <w:ins w:id="126" w:author="PR Preview" w:date="2026-01-01T00:00:00Z">
+      <w:ins w:id="243" w:author="PR Preview" w:date="2026-01-01T00:00:00Z">
         <w:r>
           <w:t xml:space="preserve">, and</w:t>
         </w:r>
       </w:ins>
-      <w:ins w:id="127" w:author="PR Preview" w:date="2026-01-01T00:00:00Z">
+      <w:ins w:id="244" w:author="PR Preview" w:date="2026-01-01T00:00:00Z">
         <w:r>
           <w:t xml:space="preserve"> </w:t>
         </w:r>
@@ -27107,23 +28071,23 @@
           </m:e>
         </m:rad>
       </m:oMath>
-      <w:ins w:id="128" w:author="PR Preview" w:date="2026-01-01T00:00:00Z">
+      <w:ins w:id="245" w:author="PR Preview" w:date="2026-01-01T00:00:00Z">
         <w:r>
           <w:t xml:space="preserve">,</w:t>
         </w:r>
       </w:ins>
-      <w:ins w:id="129" w:author="PR Preview" w:date="2026-01-01T00:00:00Z">
+      <w:ins w:id="246" w:author="PR Preview" w:date="2026-01-01T00:00:00Z">
         <w:r>
           <w:t xml:space="preserve"> </w:t>
         </w:r>
       </w:ins>
-      <w:ins w:id="130" w:author="PR Preview" w:date="2026-01-01T00:00:00Z">
+      <w:ins w:id="247" w:author="PR Preview" w:date="2026-01-01T00:00:00Z">
         <w:r>
           <w:t xml:space="preserve">which is the Euclidean norm (</w:t>
         </w:r>
       </w:ins>
       <w:hyperlink r:id="rId42">
-        <w:ins w:id="131" w:author="PR Preview" w:date="2026-01-01T00:00:00Z">
+        <w:ins w:id="248" w:author="PR Preview" w:date="2026-01-01T00:00:00Z">
           <w:r>
             <w:rPr>
               <w:rStyle w:val="Hyperlink"/>
@@ -27132,7 +28096,7 @@
           </w:r>
         </w:ins>
       </w:hyperlink>
-      <w:ins w:id="132" w:author="PR Preview" w:date="2026-01-01T00:00:00Z">
+      <w:ins w:id="249" w:author="PR Preview" w:date="2026-01-01T00:00:00Z">
         <w:r>
           <w:t xml:space="preserve">).</w:t>
         </w:r>
@@ -33890,7 +34854,7 @@
       </w:r>
     </w:p>
     <w:bookmarkEnd w:id="49"/>
-    <w:bookmarkStart w:id="50" w:name="def-cosine-sine"/>
+    <w:bookmarkStart w:id="51" w:name="def-angle"/>
     <w:p>
       <w:pPr>
         <w:pStyle w:val="BodyText"/>
@@ -33900,1386 +34864,7 @@
           <w:b/>
           <w:bCs/>
         </w:rPr>
-        <w:t xml:space="preserve">Definition 7 (Cosine and sine)</w:t>
-      </w:r>
-      <w:r>
-        <w:t xml:space="preserve"> </w:t>
-      </w:r>
-      <w:r>
-        <w:t xml:space="preserve">The</w:t>
-      </w:r>
-      <w:r>
-        <w:t xml:space="preserve"> </w:t>
-      </w:r>
-      <w:r>
-        <w:rPr>
-          <w:i/>
-          <w:iCs/>
-        </w:rPr>
-        <w:t xml:space="preserve">unit circle</w:t>
-      </w:r>
-      <w:r>
-        <w:t xml:space="preserve"> </w:t>
-      </w:r>
-      <w:r>
-        <w:t xml:space="preserve">is the set of points</w:t>
-      </w:r>
-      <w:r>
-        <w:t xml:space="preserve"> </w:t>
-      </w:r>
-      <m:oMath>
-        <m:r>
-          <m:rPr>
-            <m:sty m:val="p"/>
-          </m:rPr>
-          <m:t>(</m:t>
-        </m:r>
-        <m:sSub>
-          <m:e>
-            <m:r>
-              <m:t>x</m:t>
-            </m:r>
-          </m:e>
-          <m:sub>
-            <m:r>
-              <m:t>1</m:t>
-            </m:r>
-          </m:sub>
-        </m:sSub>
-        <m:r>
-          <m:rPr>
-            <m:sty m:val="p"/>
-          </m:rPr>
-          <m:t>,</m:t>
-        </m:r>
-        <m:sSub>
-          <m:e>
-            <m:r>
-              <m:t>x</m:t>
-            </m:r>
-          </m:e>
-          <m:sub>
-            <m:r>
-              <m:t>2</m:t>
-            </m:r>
-          </m:sub>
-        </m:sSub>
-        <m:r>
-          <m:rPr>
-            <m:sty m:val="p"/>
-          </m:rPr>
-          <m:t>)</m:t>
-        </m:r>
-      </m:oMath>
-      <w:r>
-        <w:t xml:space="preserve"> </w:t>
-      </w:r>
-      <w:r>
-        <w:t xml:space="preserve">in the plane with</w:t>
-      </w:r>
-      <w:r>
-        <w:t xml:space="preserve"> </w:t>
-      </w:r>
-      <m:oMath>
-        <m:sSubSup>
-          <m:e>
-            <m:r>
-              <m:t>x</m:t>
-            </m:r>
-          </m:e>
-          <m:sub>
-            <m:r>
-              <m:t>1</m:t>
-            </m:r>
-          </m:sub>
-          <m:sup>
-            <m:r>
-              <m:t>2</m:t>
-            </m:r>
-          </m:sup>
-        </m:sSubSup>
-        <m:r>
-          <m:rPr>
-            <m:sty m:val="p"/>
-          </m:rPr>
-          <m:t>+</m:t>
-        </m:r>
-        <m:sSubSup>
-          <m:e>
-            <m:r>
-              <m:t>x</m:t>
-            </m:r>
-          </m:e>
-          <m:sub>
-            <m:r>
-              <m:t>2</m:t>
-            </m:r>
-          </m:sub>
-          <m:sup>
-            <m:r>
-              <m:t>2</m:t>
-            </m:r>
-          </m:sup>
-        </m:sSubSup>
-        <m:r>
-          <m:rPr>
-            <m:sty m:val="p"/>
-          </m:rPr>
-          <m:t>=</m:t>
-        </m:r>
-        <m:r>
-          <m:t>1</m:t>
-        </m:r>
-      </m:oMath>
-      <w:r>
-        <w:t xml:space="preserve">,</w:t>
-      </w:r>
-      <w:r>
-        <w:t xml:space="preserve"> </w:t>
-      </w:r>
-      <w:r>
-        <w:t xml:space="preserve">and</w:t>
-      </w:r>
-      <w:r>
-        <w:t xml:space="preserve"> </w:t>
-      </w:r>
-      <m:oMath>
-        <m:r>
-          <m:t>π</m:t>
-        </m:r>
-        <m:r>
-          <m:rPr>
-            <m:sty m:val="p"/>
-          </m:rPr>
-          <m:t>≈</m:t>
-        </m:r>
-        <m:r>
-          <m:t>3.14159</m:t>
-        </m:r>
-      </m:oMath>
-      <w:r>
-        <w:t xml:space="preserve"> </w:t>
-      </w:r>
-      <w:r>
-        <w:t xml:space="preserve">is half of its circumference.</w:t>
-      </w:r>
-      <w:r>
-        <w:t xml:space="preserve"> </w:t>
-      </w:r>
-      <w:r>
-        <w:t xml:space="preserve">For a real number</w:t>
-      </w:r>
-      <w:r>
-        <w:t xml:space="preserve"> </w:t>
-      </w:r>
-      <m:oMath>
-        <m:r>
-          <m:t>θ</m:t>
-        </m:r>
-      </m:oMath>
-      <w:r>
-        <w:t xml:space="preserve">, start at the point</w:t>
-      </w:r>
-      <w:r>
-        <w:t xml:space="preserve"> </w:t>
-      </w:r>
-      <m:oMath>
-        <m:r>
-          <m:rPr>
-            <m:sty m:val="p"/>
-          </m:rPr>
-          <m:t>(</m:t>
-        </m:r>
-        <m:r>
-          <m:t>1</m:t>
-        </m:r>
-        <m:r>
-          <m:rPr>
-            <m:sty m:val="p"/>
-          </m:rPr>
-          <m:t>,</m:t>
-        </m:r>
-        <m:r>
-          <m:t>0</m:t>
-        </m:r>
-        <m:r>
-          <m:rPr>
-            <m:sty m:val="p"/>
-          </m:rPr>
-          <m:t>)</m:t>
-        </m:r>
-      </m:oMath>
-      <w:r>
-        <w:t xml:space="preserve"> </w:t>
-      </w:r>
-      <w:r>
-        <w:t xml:space="preserve">and move a distance</w:t>
-      </w:r>
-      <w:r>
-        <w:t xml:space="preserve"> </w:t>
-      </w:r>
-      <m:oMath>
-        <m:r>
-          <m:t>​</m:t>
-        </m:r>
-        <m:d>
-          <m:dPr>
-            <m:begChr m:val="|"/>
-            <m:sepChr m:val=""/>
-            <m:endChr m:val="|"/>
-            <m:grow/>
-          </m:dPr>
-          <m:e>
-            <m:r>
-              <m:t>θ</m:t>
-            </m:r>
-          </m:e>
-        </m:d>
-        <m:r>
-          <m:t>​</m:t>
-        </m:r>
-      </m:oMath>
-      <w:r>
-        <w:t xml:space="preserve"> </w:t>
-      </w:r>
-      <w:r>
-        <w:t xml:space="preserve">along the unit circle,</w:t>
-      </w:r>
-      <w:r>
-        <w:t xml:space="preserve"> </w:t>
-      </w:r>
-      <w:r>
-        <w:t xml:space="preserve">counterclockwise if</w:t>
-      </w:r>
-      <w:r>
-        <w:t xml:space="preserve"> </w:t>
-      </w:r>
-      <m:oMath>
-        <m:r>
-          <m:t>θ</m:t>
-        </m:r>
-        <m:r>
-          <m:rPr>
-            <m:sty m:val="p"/>
-          </m:rPr>
-          <m:t>≥</m:t>
-        </m:r>
-        <m:r>
-          <m:t>0</m:t>
-        </m:r>
-      </m:oMath>
-      <w:r>
-        <w:t xml:space="preserve"> </w:t>
-      </w:r>
-      <w:r>
-        <w:t xml:space="preserve">and clockwise if</w:t>
-      </w:r>
-      <w:r>
-        <w:t xml:space="preserve"> </w:t>
-      </w:r>
-      <m:oMath>
-        <m:r>
-          <m:t>θ</m:t>
-        </m:r>
-        <m:r>
-          <m:rPr>
-            <m:sty m:val="p"/>
-          </m:rPr>
-          <m:t>&lt;</m:t>
-        </m:r>
-        <m:r>
-          <m:t>0</m:t>
-        </m:r>
-      </m:oMath>
-      <w:r>
-        <w:t xml:space="preserve">.</w:t>
-      </w:r>
-      <w:r>
-        <w:t xml:space="preserve"> </w:t>
-      </w:r>
-      <w:r>
-        <w:t xml:space="preserve">The point reached is</w:t>
-      </w:r>
-      <w:r>
-        <w:t xml:space="preserve"> </w:t>
-      </w:r>
-      <m:oMath>
-        <m:r>
-          <m:rPr>
-            <m:sty m:val="p"/>
-          </m:rPr>
-          <m:t>(</m:t>
-        </m:r>
-        <m:r>
-          <m:rPr>
-            <m:sty m:val="p"/>
-          </m:rPr>
-          <m:t>cos</m:t>
-        </m:r>
-        <m:r>
-          <m:t>θ</m:t>
-        </m:r>
-        <m:r>
-          <m:rPr>
-            <m:sty m:val="p"/>
-          </m:rPr>
-          <m:t>,</m:t>
-        </m:r>
-        <m:r>
-          <m:rPr>
-            <m:sty m:val="p"/>
-          </m:rPr>
-          <m:t>sin</m:t>
-        </m:r>
-        <m:r>
-          <m:t>θ</m:t>
-        </m:r>
-        <m:r>
-          <m:rPr>
-            <m:sty m:val="p"/>
-          </m:rPr>
-          <m:t>)</m:t>
-        </m:r>
-      </m:oMath>
-      <w:r>
-        <w:t xml:space="preserve">:</w:t>
-      </w:r>
-      <w:r>
-        <w:t xml:space="preserve"> </w:t>
-      </w:r>
-      <w:r>
-        <w:t xml:space="preserve">its first coordinate is the</w:t>
-      </w:r>
-      <w:r>
-        <w:t xml:space="preserve"> </w:t>
-      </w:r>
-      <w:r>
-        <w:rPr>
-          <w:b/>
-          <w:bCs/>
-        </w:rPr>
-        <w:t xml:space="preserve">cosine</w:t>
-      </w:r>
-      <w:r>
-        <w:t xml:space="preserve"> </w:t>
-      </w:r>
-      <w:r>
-        <w:t xml:space="preserve">of</w:t>
-      </w:r>
-      <w:r>
-        <w:t xml:space="preserve"> </w:t>
-      </w:r>
-      <m:oMath>
-        <m:r>
-          <m:t>θ</m:t>
-        </m:r>
-      </m:oMath>
-      <w:r>
-        <w:t xml:space="preserve">,</w:t>
-      </w:r>
-      <w:r>
-        <w:t xml:space="preserve"> </w:t>
-      </w:r>
-      <w:r>
-        <w:t xml:space="preserve">and its second coordinate is the</w:t>
-      </w:r>
-      <w:r>
-        <w:t xml:space="preserve"> </w:t>
-      </w:r>
-      <w:r>
-        <w:rPr>
-          <w:b/>
-          <w:bCs/>
-        </w:rPr>
-        <w:t xml:space="preserve">sine</w:t>
-      </w:r>
-      <w:r>
-        <w:t xml:space="preserve"> </w:t>
-      </w:r>
-      <w:r>
-        <w:t xml:space="preserve">of</w:t>
-      </w:r>
-      <w:r>
-        <w:t xml:space="preserve"> </w:t>
-      </w:r>
-      <m:oMath>
-        <m:r>
-          <m:t>θ</m:t>
-        </m:r>
-      </m:oMath>
-      <w:r>
-        <w:t xml:space="preserve">.</w:t>
-      </w:r>
-    </w:p>
-    <w:bookmarkEnd w:id="50"/>
-    <w:bookmarkStart w:id="51" w:name="exm-cosine-sine"/>
-    <w:p>
-      <w:pPr>
-        <w:pStyle w:val="BodyText"/>
-      </w:pPr>
-      <w:r>
-        <w:rPr>
-          <w:b/>
-          <w:bCs/>
-        </w:rPr>
-        <w:t xml:space="preserve">Example 13 (Cosines and sines of some angles)</w:t>
-      </w:r>
-      <w:r>
-        <w:t xml:space="preserve"> </w:t>
-      </w:r>
-      <w:r>
-        <w:t xml:space="preserve"> </w:t>
-      </w:r>
-    </w:p>
-    <w:p>
-      <w:pPr>
-        <w:numPr>
-          <w:ilvl w:val="0"/>
-          <w:numId w:val="1016"/>
-        </w:numPr>
-      </w:pPr>
-      <m:oMath>
-        <m:r>
-          <m:t>θ</m:t>
-        </m:r>
-        <m:r>
-          <m:rPr>
-            <m:sty m:val="p"/>
-          </m:rPr>
-          <m:t>=</m:t>
-        </m:r>
-        <m:r>
-          <m:t>0</m:t>
-        </m:r>
-      </m:oMath>
-      <w:r>
-        <w:t xml:space="preserve"> </w:t>
-      </w:r>
-      <w:r>
-        <w:t xml:space="preserve">stays at</w:t>
-      </w:r>
-      <w:r>
-        <w:t xml:space="preserve"> </w:t>
-      </w:r>
-      <m:oMath>
-        <m:r>
-          <m:rPr>
-            <m:sty m:val="p"/>
-          </m:rPr>
-          <m:t>(</m:t>
-        </m:r>
-        <m:r>
-          <m:t>1</m:t>
-        </m:r>
-        <m:r>
-          <m:rPr>
-            <m:sty m:val="p"/>
-          </m:rPr>
-          <m:t>,</m:t>
-        </m:r>
-        <m:r>
-          <m:t>0</m:t>
-        </m:r>
-        <m:r>
-          <m:rPr>
-            <m:sty m:val="p"/>
-          </m:rPr>
-          <m:t>)</m:t>
-        </m:r>
-      </m:oMath>
-      <w:r>
-        <w:t xml:space="preserve">, so</w:t>
-      </w:r>
-      <w:r>
-        <w:t xml:space="preserve"> </w:t>
-      </w:r>
-      <m:oMath>
-        <m:r>
-          <m:rPr>
-            <m:sty m:val="p"/>
-          </m:rPr>
-          <m:t>cos</m:t>
-        </m:r>
-        <m:r>
-          <m:t>0</m:t>
-        </m:r>
-        <m:r>
-          <m:rPr>
-            <m:sty m:val="p"/>
-          </m:rPr>
-          <m:t>=</m:t>
-        </m:r>
-        <m:r>
-          <m:t>1</m:t>
-        </m:r>
-      </m:oMath>
-      <w:r>
-        <w:t xml:space="preserve"> </w:t>
-      </w:r>
-      <w:r>
-        <w:t xml:space="preserve">and</w:t>
-      </w:r>
-      <w:r>
-        <w:t xml:space="preserve"> </w:t>
-      </w:r>
-      <m:oMath>
-        <m:r>
-          <m:rPr>
-            <m:sty m:val="p"/>
-          </m:rPr>
-          <m:t>sin</m:t>
-        </m:r>
-        <m:r>
-          <m:t>0</m:t>
-        </m:r>
-        <m:r>
-          <m:rPr>
-            <m:sty m:val="p"/>
-          </m:rPr>
-          <m:t>=</m:t>
-        </m:r>
-        <m:r>
-          <m:t>0</m:t>
-        </m:r>
-      </m:oMath>
-      <w:r>
-        <w:t xml:space="preserve">.</w:t>
-      </w:r>
-    </w:p>
-    <w:p>
-      <w:pPr>
-        <w:numPr>
-          <w:ilvl w:val="0"/>
-          <w:numId w:val="1016"/>
-        </w:numPr>
-      </w:pPr>
-      <m:oMath>
-        <m:r>
-          <m:t>θ</m:t>
-        </m:r>
-        <m:r>
-          <m:rPr>
-            <m:sty m:val="p"/>
-          </m:rPr>
-          <m:t>=</m:t>
-        </m:r>
-        <m:r>
-          <m:t>π</m:t>
-        </m:r>
-      </m:oMath>
-      <w:r>
-        <w:t xml:space="preserve"> </w:t>
-      </w:r>
-      <w:r>
-        <w:t xml:space="preserve">goes half way around the circle, to</w:t>
-      </w:r>
-      <w:r>
-        <w:t xml:space="preserve"> </w:t>
-      </w:r>
-      <m:oMath>
-        <m:r>
-          <m:rPr>
-            <m:sty m:val="p"/>
-          </m:rPr>
-          <m:t>(</m:t>
-        </m:r>
-        <m:r>
-          <m:rPr>
-            <m:sty m:val="p"/>
-          </m:rPr>
-          <m:t>−</m:t>
-        </m:r>
-        <m:r>
-          <m:t>1</m:t>
-        </m:r>
-        <m:r>
-          <m:rPr>
-            <m:sty m:val="p"/>
-          </m:rPr>
-          <m:t>,</m:t>
-        </m:r>
-        <m:r>
-          <m:t>0</m:t>
-        </m:r>
-        <m:r>
-          <m:rPr>
-            <m:sty m:val="p"/>
-          </m:rPr>
-          <m:t>)</m:t>
-        </m:r>
-      </m:oMath>
-      <w:r>
-        <w:t xml:space="preserve">,</w:t>
-      </w:r>
-      <w:r>
-        <w:t xml:space="preserve"> </w:t>
-      </w:r>
-      <w:r>
-        <w:t xml:space="preserve">so</w:t>
-      </w:r>
-      <w:r>
-        <w:t xml:space="preserve"> </w:t>
-      </w:r>
-      <m:oMath>
-        <m:r>
-          <m:rPr>
-            <m:sty m:val="p"/>
-          </m:rPr>
-          <m:t>cos</m:t>
-        </m:r>
-        <m:r>
-          <m:t>π</m:t>
-        </m:r>
-        <m:r>
-          <m:rPr>
-            <m:sty m:val="p"/>
-          </m:rPr>
-          <m:t>=</m:t>
-        </m:r>
-        <m:r>
-          <m:rPr>
-            <m:sty m:val="p"/>
-          </m:rPr>
-          <m:t>−</m:t>
-        </m:r>
-        <m:r>
-          <m:t>1</m:t>
-        </m:r>
-      </m:oMath>
-      <w:r>
-        <w:t xml:space="preserve"> </w:t>
-      </w:r>
-      <w:r>
-        <w:t xml:space="preserve">and</w:t>
-      </w:r>
-      <w:r>
-        <w:t xml:space="preserve"> </w:t>
-      </w:r>
-      <m:oMath>
-        <m:r>
-          <m:rPr>
-            <m:sty m:val="p"/>
-          </m:rPr>
-          <m:t>sin</m:t>
-        </m:r>
-        <m:r>
-          <m:t>π</m:t>
-        </m:r>
-        <m:r>
-          <m:rPr>
-            <m:sty m:val="p"/>
-          </m:rPr>
-          <m:t>=</m:t>
-        </m:r>
-        <m:r>
-          <m:t>0</m:t>
-        </m:r>
-      </m:oMath>
-      <w:r>
-        <w:t xml:space="preserve">.</w:t>
-      </w:r>
-    </w:p>
-    <w:p>
-      <w:pPr>
-        <w:numPr>
-          <w:ilvl w:val="0"/>
-          <w:numId w:val="1016"/>
-        </w:numPr>
-      </w:pPr>
-      <m:oMath>
-        <m:r>
-          <m:t>θ</m:t>
-        </m:r>
-        <m:r>
-          <m:rPr>
-            <m:sty m:val="p"/>
-          </m:rPr>
-          <m:t>=</m:t>
-        </m:r>
-        <m:r>
-          <m:t>π</m:t>
-        </m:r>
-        <m:r>
-          <m:rPr>
-            <m:sty m:val="p"/>
-          </m:rPr>
-          <m:t>/</m:t>
-        </m:r>
-        <m:r>
-          <m:t>2</m:t>
-        </m:r>
-      </m:oMath>
-      <w:r>
-        <w:t xml:space="preserve"> </w:t>
-      </w:r>
-      <w:r>
-        <w:t xml:space="preserve">goes a quarter of the way round, to</w:t>
-      </w:r>
-      <w:r>
-        <w:t xml:space="preserve"> </w:t>
-      </w:r>
-      <m:oMath>
-        <m:r>
-          <m:rPr>
-            <m:sty m:val="p"/>
-          </m:rPr>
-          <m:t>(</m:t>
-        </m:r>
-        <m:r>
-          <m:t>0</m:t>
-        </m:r>
-        <m:r>
-          <m:rPr>
-            <m:sty m:val="p"/>
-          </m:rPr>
-          <m:t>,</m:t>
-        </m:r>
-        <m:r>
-          <m:t>1</m:t>
-        </m:r>
-        <m:r>
-          <m:rPr>
-            <m:sty m:val="p"/>
-          </m:rPr>
-          <m:t>)</m:t>
-        </m:r>
-      </m:oMath>
-      <w:r>
-        <w:t xml:space="preserve">,</w:t>
-      </w:r>
-      <w:r>
-        <w:t xml:space="preserve"> </w:t>
-      </w:r>
-      <w:r>
-        <w:t xml:space="preserve">so</w:t>
-      </w:r>
-      <w:r>
-        <w:t xml:space="preserve"> </w:t>
-      </w:r>
-      <m:oMath>
-        <m:r>
-          <m:rPr>
-            <m:sty m:val="p"/>
-          </m:rPr>
-          <m:t>cos</m:t>
-        </m:r>
-        <m:r>
-          <m:rPr>
-            <m:sty m:val="p"/>
-          </m:rPr>
-          <m:t>(</m:t>
-        </m:r>
-        <m:r>
-          <m:t>π</m:t>
-        </m:r>
-        <m:r>
-          <m:rPr>
-            <m:sty m:val="p"/>
-          </m:rPr>
-          <m:t>/</m:t>
-        </m:r>
-        <m:r>
-          <m:t>2</m:t>
-        </m:r>
-        <m:r>
-          <m:rPr>
-            <m:sty m:val="p"/>
-          </m:rPr>
-          <m:t>)</m:t>
-        </m:r>
-        <m:r>
-          <m:rPr>
-            <m:sty m:val="p"/>
-          </m:rPr>
-          <m:t>=</m:t>
-        </m:r>
-        <m:r>
-          <m:t>0</m:t>
-        </m:r>
-      </m:oMath>
-      <w:r>
-        <w:t xml:space="preserve"> </w:t>
-      </w:r>
-      <w:r>
-        <w:t xml:space="preserve">and</w:t>
-      </w:r>
-      <w:r>
-        <w:t xml:space="preserve"> </w:t>
-      </w:r>
-      <m:oMath>
-        <m:r>
-          <m:rPr>
-            <m:sty m:val="p"/>
-          </m:rPr>
-          <m:t>sin</m:t>
-        </m:r>
-        <m:r>
-          <m:rPr>
-            <m:sty m:val="p"/>
-          </m:rPr>
-          <m:t>(</m:t>
-        </m:r>
-        <m:r>
-          <m:t>π</m:t>
-        </m:r>
-        <m:r>
-          <m:rPr>
-            <m:sty m:val="p"/>
-          </m:rPr>
-          <m:t>/</m:t>
-        </m:r>
-        <m:r>
-          <m:t>2</m:t>
-        </m:r>
-        <m:r>
-          <m:rPr>
-            <m:sty m:val="p"/>
-          </m:rPr>
-          <m:t>)</m:t>
-        </m:r>
-        <m:r>
-          <m:rPr>
-            <m:sty m:val="p"/>
-          </m:rPr>
-          <m:t>=</m:t>
-        </m:r>
-        <m:r>
-          <m:t>1</m:t>
-        </m:r>
-      </m:oMath>
-      <w:r>
-        <w:t xml:space="preserve">.</w:t>
-      </w:r>
-    </w:p>
-    <w:p>
-      <w:pPr>
-        <w:numPr>
-          <w:ilvl w:val="0"/>
-          <w:numId w:val="1016"/>
-        </w:numPr>
-      </w:pPr>
-      <m:oMath>
-        <m:r>
-          <m:t>θ</m:t>
-        </m:r>
-        <m:r>
-          <m:rPr>
-            <m:sty m:val="p"/>
-          </m:rPr>
-          <m:t>=</m:t>
-        </m:r>
-        <m:r>
-          <m:t>π</m:t>
-        </m:r>
-        <m:r>
-          <m:rPr>
-            <m:sty m:val="p"/>
-          </m:rPr>
-          <m:t>/</m:t>
-        </m:r>
-        <m:r>
-          <m:t>4</m:t>
-        </m:r>
-      </m:oMath>
-      <w:r>
-        <w:t xml:space="preserve"> </w:t>
-      </w:r>
-      <w:r>
-        <w:t xml:space="preserve">goes an eighth of the way round,</w:t>
-      </w:r>
-      <w:r>
-        <w:t xml:space="preserve"> </w:t>
-      </w:r>
-      <w:r>
-        <w:t xml:space="preserve">to the point of the circle with</w:t>
-      </w:r>
-      <w:r>
-        <w:t xml:space="preserve"> </w:t>
-      </w:r>
-      <m:oMath>
-        <m:sSub>
-          <m:e>
-            <m:r>
-              <m:t>x</m:t>
-            </m:r>
-          </m:e>
-          <m:sub>
-            <m:r>
-              <m:t>1</m:t>
-            </m:r>
-          </m:sub>
-        </m:sSub>
-        <m:r>
-          <m:rPr>
-            <m:sty m:val="p"/>
-          </m:rPr>
-          <m:t>=</m:t>
-        </m:r>
-        <m:sSub>
-          <m:e>
-            <m:r>
-              <m:t>x</m:t>
-            </m:r>
-          </m:e>
-          <m:sub>
-            <m:r>
-              <m:t>2</m:t>
-            </m:r>
-          </m:sub>
-        </m:sSub>
-        <m:r>
-          <m:rPr>
-            <m:sty m:val="p"/>
-          </m:rPr>
-          <m:t>&gt;</m:t>
-        </m:r>
-        <m:r>
-          <m:t>0</m:t>
-        </m:r>
-      </m:oMath>
-      <w:r>
-        <w:t xml:space="preserve">.</w:t>
-      </w:r>
-      <w:r>
-        <w:t xml:space="preserve"> </w:t>
-      </w:r>
-      <w:r>
-        <w:t xml:space="preserve">There</w:t>
-      </w:r>
-      <w:r>
-        <w:t xml:space="preserve"> </w:t>
-      </w:r>
-      <m:oMath>
-        <m:sSubSup>
-          <m:e>
-            <m:r>
-              <m:t>x</m:t>
-            </m:r>
-          </m:e>
-          <m:sub>
-            <m:r>
-              <m:t>1</m:t>
-            </m:r>
-          </m:sub>
-          <m:sup>
-            <m:r>
-              <m:t>2</m:t>
-            </m:r>
-          </m:sup>
-        </m:sSubSup>
-        <m:r>
-          <m:rPr>
-            <m:sty m:val="p"/>
-          </m:rPr>
-          <m:t>+</m:t>
-        </m:r>
-        <m:sSubSup>
-          <m:e>
-            <m:r>
-              <m:t>x</m:t>
-            </m:r>
-          </m:e>
-          <m:sub>
-            <m:r>
-              <m:t>1</m:t>
-            </m:r>
-          </m:sub>
-          <m:sup>
-            <m:r>
-              <m:t>2</m:t>
-            </m:r>
-          </m:sup>
-        </m:sSubSup>
-        <m:r>
-          <m:rPr>
-            <m:sty m:val="p"/>
-          </m:rPr>
-          <m:t>=</m:t>
-        </m:r>
-        <m:r>
-          <m:t>1</m:t>
-        </m:r>
-      </m:oMath>
-      <w:r>
-        <w:t xml:space="preserve">, so</w:t>
-      </w:r>
-      <w:r>
-        <w:t xml:space="preserve"> </w:t>
-      </w:r>
-      <m:oMath>
-        <m:sSubSup>
-          <m:e>
-            <m:r>
-              <m:t>x</m:t>
-            </m:r>
-          </m:e>
-          <m:sub>
-            <m:r>
-              <m:t>1</m:t>
-            </m:r>
-          </m:sub>
-          <m:sup>
-            <m:r>
-              <m:t>2</m:t>
-            </m:r>
-          </m:sup>
-        </m:sSubSup>
-        <m:r>
-          <m:rPr>
-            <m:sty m:val="p"/>
-          </m:rPr>
-          <m:t>=</m:t>
-        </m:r>
-        <m:f>
-          <m:fPr>
-            <m:type m:val="lin"/>
-          </m:fPr>
-          <m:num>
-            <m:r>
-              <m:t>1</m:t>
-            </m:r>
-          </m:num>
-          <m:den>
-            <m:r>
-              <m:t>2</m:t>
-            </m:r>
-          </m:den>
-        </m:f>
-      </m:oMath>
-      <w:r>
-        <w:t xml:space="preserve"> </w:t>
-      </w:r>
-      <w:r>
-        <w:t xml:space="preserve">and</w:t>
-      </w:r>
-      <w:r>
-        <w:t xml:space="preserve"> </w:t>
-      </w:r>
-      <m:oMath>
-        <m:sSub>
-          <m:e>
-            <m:r>
-              <m:t>x</m:t>
-            </m:r>
-          </m:e>
-          <m:sub>
-            <m:r>
-              <m:t>1</m:t>
-            </m:r>
-          </m:sub>
-        </m:sSub>
-        <m:r>
-          <m:rPr>
-            <m:sty m:val="p"/>
-          </m:rPr>
-          <m:t>=</m:t>
-        </m:r>
-        <m:f>
-          <m:fPr>
-            <m:type m:val="lin"/>
-          </m:fPr>
-          <m:num>
-            <m:r>
-              <m:t>1</m:t>
-            </m:r>
-          </m:num>
-          <m:den>
-            <m:rad>
-              <m:radPr>
-                <m:degHide m:val="on"/>
-              </m:radPr>
-              <m:deg/>
-              <m:e>
-                <m:r>
-                  <m:t>2</m:t>
-                </m:r>
-              </m:e>
-            </m:rad>
-          </m:den>
-        </m:f>
-        <m:r>
-          <m:rPr>
-            <m:sty m:val="p"/>
-          </m:rPr>
-          <m:t>≈</m:t>
-        </m:r>
-        <m:r>
-          <m:t>0.7071</m:t>
-        </m:r>
-      </m:oMath>
-      <w:r>
-        <w:t xml:space="preserve">:</w:t>
-      </w:r>
-    </w:p>
-    <w:p>
-      <w:pPr>
-        <w:pStyle w:val="BodyText"/>
-      </w:pPr>
-      <m:oMathPara>
-        <m:oMathParaPr>
-          <m:jc m:val="center"/>
-        </m:oMathParaPr>
-        <m:oMath>
-          <m:eqArr>
-            <m:e>
-              <m:r>
-                <m:rPr>
-                  <m:sty m:val="p"/>
-                </m:rPr>
-                <m:t>cos</m:t>
-              </m:r>
-              <m:r>
-                <m:rPr>
-                  <m:sty m:val="p"/>
-                </m:rPr>
-                <m:t>(</m:t>
-              </m:r>
-              <m:r>
-                <m:t>π</m:t>
-              </m:r>
-              <m:r>
-                <m:rPr>
-                  <m:sty m:val="p"/>
-                </m:rPr>
-                <m:t>/</m:t>
-              </m:r>
-              <m:r>
-                <m:t>4</m:t>
-              </m:r>
-              <m:r>
-                <m:rPr>
-                  <m:sty m:val="p"/>
-                </m:rPr>
-                <m:t>)</m:t>
-              </m:r>
-              <m:r>
-                <m:t>&amp;</m:t>
-              </m:r>
-              <m:r>
-                <m:rPr>
-                  <m:sty m:val="p"/>
-                </m:rPr>
-                <m:t>=</m:t>
-              </m:r>
-              <m:r>
-                <m:rPr>
-                  <m:sty m:val="p"/>
-                </m:rPr>
-                <m:t>sin</m:t>
-              </m:r>
-              <m:r>
-                <m:rPr>
-                  <m:sty m:val="p"/>
-                </m:rPr>
-                <m:t>(</m:t>
-              </m:r>
-              <m:r>
-                <m:t>π</m:t>
-              </m:r>
-              <m:r>
-                <m:rPr>
-                  <m:sty m:val="p"/>
-                </m:rPr>
-                <m:t>/</m:t>
-              </m:r>
-              <m:r>
-                <m:t>4</m:t>
-              </m:r>
-              <m:r>
-                <m:rPr>
-                  <m:sty m:val="p"/>
-                </m:rPr>
-                <m:t>)</m:t>
-              </m:r>
-            </m:e>
-            <m:e>
-              <m:r>
-                <m:t>&amp;</m:t>
-              </m:r>
-              <m:r>
-                <m:rPr>
-                  <m:sty m:val="p"/>
-                </m:rPr>
-                <m:t>=</m:t>
-              </m:r>
-              <m:f>
-                <m:fPr>
-                  <m:type m:val="lin"/>
-                </m:fPr>
-                <m:num>
-                  <m:r>
-                    <m:t>1</m:t>
-                  </m:r>
-                </m:num>
-                <m:den>
-                  <m:rad>
-                    <m:radPr>
-                      <m:degHide m:val="on"/>
-                    </m:radPr>
-                    <m:deg/>
-                    <m:e>
-                      <m:r>
-                        <m:t>2</m:t>
-                      </m:r>
-                    </m:e>
-                  </m:rad>
-                </m:den>
-              </m:f>
-              <m:r>
-                <m:rPr>
-                  <m:sty m:val="p"/>
-                </m:rPr>
-                <m:t>.</m:t>
-              </m:r>
-            </m:e>
-          </m:eqArr>
-        </m:oMath>
-      </m:oMathPara>
-    </w:p>
-    <w:p>
-      <w:pPr>
-        <w:pStyle w:val="FirstParagraph"/>
-      </w:pPr>
-      <w:r>
-        <w:t xml:space="preserve">Angles are also measured in</w:t>
-      </w:r>
-      <w:r>
-        <w:t xml:space="preserve"> </w:t>
-      </w:r>
-      <w:r>
-        <w:rPr>
-          <w:i/>
-          <w:iCs/>
-        </w:rPr>
-        <w:t xml:space="preserve">degrees</w:t>
-      </w:r>
-      <w:r>
-        <w:t xml:space="preserve">, with a full turn of</w:t>
-      </w:r>
-      <w:r>
-        <w:t xml:space="preserve"> </w:t>
-      </w:r>
-      <m:oMath>
-        <m:r>
-          <m:t>2</m:t>
-        </m:r>
-        <m:r>
-          <m:t>π</m:t>
-        </m:r>
-      </m:oMath>
-      <w:r>
-        <w:t xml:space="preserve"> </w:t>
-      </w:r>
-      <w:r>
-        <w:t xml:space="preserve">equal to</w:t>
-      </w:r>
-      <w:r>
-        <w:t xml:space="preserve"> </w:t>
-      </w:r>
-      <m:oMath>
-        <m:r>
-          <m:t>360</m:t>
-        </m:r>
-      </m:oMath>
-      <w:r>
-        <w:t xml:space="preserve"> </w:t>
-      </w:r>
-      <w:r>
-        <w:t xml:space="preserve">degrees,</w:t>
-      </w:r>
-      <w:r>
-        <w:t xml:space="preserve"> </w:t>
-      </w:r>
-      <w:r>
-        <w:t xml:space="preserve">so</w:t>
-      </w:r>
-      <w:r>
-        <w:t xml:space="preserve"> </w:t>
-      </w:r>
-      <m:oMath>
-        <m:r>
-          <m:t>π</m:t>
-        </m:r>
-        <m:r>
-          <m:rPr>
-            <m:sty m:val="p"/>
-          </m:rPr>
-          <m:t>/</m:t>
-        </m:r>
-        <m:r>
-          <m:t>2</m:t>
-        </m:r>
-      </m:oMath>
-      <w:r>
-        <w:t xml:space="preserve"> </w:t>
-      </w:r>
-      <w:r>
-        <w:t xml:space="preserve">is</w:t>
-      </w:r>
-      <w:r>
-        <w:t xml:space="preserve"> </w:t>
-      </w:r>
-      <m:oMath>
-        <m:r>
-          <m:t>90</m:t>
-        </m:r>
-      </m:oMath>
-      <w:r>
-        <w:t xml:space="preserve"> </w:t>
-      </w:r>
-      <w:r>
-        <w:t xml:space="preserve">degrees and</w:t>
-      </w:r>
-      <w:r>
-        <w:t xml:space="preserve"> </w:t>
-      </w:r>
-      <m:oMath>
-        <m:r>
-          <m:t>π</m:t>
-        </m:r>
-        <m:r>
-          <m:rPr>
-            <m:sty m:val="p"/>
-          </m:rPr>
-          <m:t>/</m:t>
-        </m:r>
-        <m:r>
-          <m:t>4</m:t>
-        </m:r>
-      </m:oMath>
-      <w:r>
-        <w:t xml:space="preserve"> </w:t>
-      </w:r>
-      <w:r>
-        <w:t xml:space="preserve">is</w:t>
-      </w:r>
-      <w:r>
-        <w:t xml:space="preserve"> </w:t>
-      </w:r>
-      <m:oMath>
-        <m:r>
-          <m:t>45</m:t>
-        </m:r>
-      </m:oMath>
-      <w:r>
-        <w:t xml:space="preserve"> </w:t>
-      </w:r>
-      <w:r>
-        <w:t xml:space="preserve">degrees.</w:t>
-      </w:r>
-    </w:p>
-    <w:bookmarkEnd w:id="51"/>
-    <w:bookmarkStart w:id="52" w:name="def-angle"/>
-    <w:p>
-      <w:pPr>
-        <w:pStyle w:val="BodyText"/>
-      </w:pPr>
-      <w:r>
-        <w:rPr>
-          <w:b/>
-          <w:bCs/>
-        </w:rPr>
-        <w:t xml:space="preserve">Definition 8 (Angle between two vectors)</w:t>
+        <w:t xml:space="preserve">Definition 7 (Angle between two vectors)</w:t>
       </w:r>
       <w:r>
         <w:t xml:space="preserve"> </w:t>
@@ -35406,12 +34991,12 @@
       <w:r>
         <w:t xml:space="preserve">whose cosine (</w:t>
       </w:r>
-      <w:hyperlink w:anchor="def-cosine-sine">
+      <w:hyperlink r:id="rId50">
         <w:r>
           <w:rPr>
             <w:rStyle w:val="Hyperlink"/>
           </w:rPr>
-          <w:t xml:space="preserve">Definition 7</w:t>
+          <w:t xml:space="preserve">Definition 1 in Trigonometry</w:t>
         </w:r>
       </w:hyperlink>
       <w:r>
@@ -35541,353 +35126,271 @@
         </m:oMath>
       </m:oMathPara>
     </w:p>
-    <w:bookmarkEnd w:id="52"/>
+    <w:bookmarkEnd w:id="51"/>
     <w:bookmarkStart w:id="53" w:name="rem-angle-well-defined"/>
     <w:p>
       <w:pPr>
         <w:pStyle w:val="FirstParagraph"/>
       </w:pPr>
-      <w:del w:id="133" w:author="PR Preview" w:date="2026-01-01T00:00:00Z">
+      <w:r>
+        <w:rPr>
+          <w:i/>
+          <w:iCs/>
+        </w:rPr>
+        <w:t xml:space="preserve">Remark 4</w:t>
+      </w:r>
+      <w:r>
+        <w:t xml:space="preserve"> (Why the angle is well defined). </w:t>
+      </w:r>
+      <w:r>
+        <w:t xml:space="preserve">The denominator is positive, because both vectors are nonzero (</w:t>
+      </w:r>
+      <w:hyperlink w:anchor="thm-norm-properties">
         <w:r>
           <w:rPr>
-            <w:i/>
-            <w:iCs/>
+            <w:rStyle w:val="Hyperlink"/>
           </w:rPr>
-          <w:delText xml:space="preserve">Remark 4</w:delText>
+          <w:t xml:space="preserve">Theorem 1</w:t>
         </w:r>
-      </w:del>
-      <w:del w:id="134" w:author="PR Preview" w:date="2026-01-01T00:00:00Z">
+      </w:hyperlink>
+      <w:r>
+        <w:t xml:space="preserve">),</w:t>
+      </w:r>
+      <w:r>
+        <w:t xml:space="preserve"> </w:t>
+      </w:r>
+      <w:r>
+        <w:t xml:space="preserve">and by</w:t>
+      </w:r>
+      <w:r>
+        <w:t xml:space="preserve"> </w:t>
+      </w:r>
+      <w:hyperlink w:anchor="thm-cauchy-schwarz">
         <w:r>
-          <w:delText xml:space="preserve"> (Why the angle is well defined). </w:delText>
+          <w:rPr>
+            <w:rStyle w:val="Hyperlink"/>
+          </w:rPr>
+          <w:t xml:space="preserve">Theorem 3</w:t>
         </w:r>
-      </w:del>
-      <w:del w:id="135" w:author="PR Preview" w:date="2026-01-01T00:00:00Z">
+      </w:hyperlink>
+      <w:r>
+        <w:t xml:space="preserve"> </w:t>
+      </w:r>
+      <w:r>
+        <w:t xml:space="preserve">the ratio lies between</w:t>
+      </w:r>
+      <w:r>
+        <w:t xml:space="preserve"> </w:t>
+      </w:r>
+      <m:oMath>
+        <m:r>
+          <m:rPr>
+            <m:sty m:val="p"/>
+          </m:rPr>
+          <m:t>−</m:t>
+        </m:r>
+        <m:r>
+          <m:t>1</m:t>
+        </m:r>
+      </m:oMath>
+      <w:r>
+        <w:t xml:space="preserve"> </w:t>
+      </w:r>
+      <w:r>
+        <w:t xml:space="preserve">and</w:t>
+      </w:r>
+      <w:r>
+        <w:t xml:space="preserve"> </w:t>
+      </w:r>
+      <m:oMath>
+        <m:r>
+          <m:t>1</m:t>
+        </m:r>
+      </m:oMath>
+      <w:r>
+        <w:t xml:space="preserve">.</w:t>
+      </w:r>
+      <w:r>
+        <w:t xml:space="preserve"> </w:t>
+      </w:r>
+      <w:r>
+        <w:t xml:space="preserve">On</w:t>
+      </w:r>
+      <w:r>
+        <w:t xml:space="preserve"> </w:t>
+      </w:r>
+      <m:oMath>
+        <m:r>
+          <m:rPr>
+            <m:sty m:val="p"/>
+          </m:rPr>
+          <m:t>[</m:t>
+        </m:r>
+        <m:r>
+          <m:t>0</m:t>
+        </m:r>
+        <m:r>
+          <m:rPr>
+            <m:sty m:val="p"/>
+          </m:rPr>
+          <m:t>,</m:t>
+        </m:r>
+        <m:r>
+          <m:t>π</m:t>
+        </m:r>
+        <m:r>
+          <m:rPr>
+            <m:sty m:val="p"/>
+          </m:rPr>
+          <m:t>]</m:t>
+        </m:r>
+      </m:oMath>
+      <w:r>
+        <w:t xml:space="preserve">,</w:t>
+      </w:r>
+      <w:r>
+        <w:t xml:space="preserve"> </w:t>
+      </w:r>
+      <m:oMath>
+        <m:r>
+          <m:rPr>
+            <m:sty m:val="p"/>
+          </m:rPr>
+          <m:t>cos</m:t>
+        </m:r>
+      </m:oMath>
+      <w:r>
+        <w:t xml:space="preserve"> </w:t>
+      </w:r>
+      <w:r>
+        <w:t xml:space="preserve">is decreasing from</w:t>
+      </w:r>
+      <w:r>
+        <w:t xml:space="preserve"> </w:t>
+      </w:r>
+      <m:oMath>
+        <m:r>
+          <m:t>1</m:t>
+        </m:r>
+      </m:oMath>
+      <w:r>
+        <w:t xml:space="preserve"> </w:t>
+      </w:r>
+      <w:r>
+        <w:t xml:space="preserve">to</w:t>
+      </w:r>
+      <w:r>
+        <w:t xml:space="preserve"> </w:t>
+      </w:r>
+      <m:oMath>
+        <m:r>
+          <m:rPr>
+            <m:sty m:val="p"/>
+          </m:rPr>
+          <m:t>−</m:t>
+        </m:r>
+        <m:r>
+          <m:t>1</m:t>
+        </m:r>
+      </m:oMath>
+      <w:r>
+        <w:t xml:space="preserve"> </w:t>
+      </w:r>
+      <w:r>
+        <w:t xml:space="preserve">and takes each value in</w:t>
+      </w:r>
+      <w:r>
+        <w:t xml:space="preserve"> </w:t>
+      </w:r>
+      <m:oMath>
+        <m:r>
+          <m:rPr>
+            <m:sty m:val="p"/>
+          </m:rPr>
+          <m:t>[</m:t>
+        </m:r>
+        <m:r>
+          <m:rPr>
+            <m:sty m:val="p"/>
+          </m:rPr>
+          <m:t>−</m:t>
+        </m:r>
+        <m:r>
+          <m:t>1</m:t>
+        </m:r>
+        <m:r>
+          <m:rPr>
+            <m:sty m:val="p"/>
+          </m:rPr>
+          <m:t>,</m:t>
+        </m:r>
+        <m:r>
+          <m:t>1</m:t>
+        </m:r>
+        <m:r>
+          <m:rPr>
+            <m:sty m:val="p"/>
+          </m:rPr>
+          <m:t>]</m:t>
+        </m:r>
+      </m:oMath>
+      <w:r>
+        <w:t xml:space="preserve"> </w:t>
+      </w:r>
+      <w:r>
+        <w:t xml:space="preserve">exactly once (</w:t>
+      </w:r>
+      <w:hyperlink r:id="rId52">
         <w:r>
-          <w:delText xml:space="preserve">The denominator is positive, because both vectors are nonzero (</w:delText>
+          <w:rPr>
+            <w:rStyle w:val="Hyperlink"/>
+          </w:rPr>
+          <w:t xml:space="preserve">Theorem 2 in Trigonometry</w:t>
         </w:r>
-      </w:del>
-      <w:hyperlink w:anchor="thm-norm-properties">
-        <w:del w:id="136" w:author="PR Preview" w:date="2026-01-01T00:00:00Z">
-          <w:r>
-            <w:rPr>
-              <w:rStyle w:val="Hyperlink"/>
-            </w:rPr>
-            <w:delText xml:space="preserve">Theorem 1</w:delText>
-          </w:r>
-        </w:del>
       </w:hyperlink>
-      <w:del w:id="137" w:author="PR Preview" w:date="2026-01-01T00:00:00Z">
-        <w:r>
-          <w:delText xml:space="preserve">),</w:delText>
-        </w:r>
-      </w:del>
-      <w:del w:id="138" w:author="PR Preview" w:date="2026-01-01T00:00:00Z">
-        <w:r>
-          <w:delText xml:space="preserve"> </w:delText>
-        </w:r>
-      </w:del>
-      <w:del w:id="139" w:author="PR Preview" w:date="2026-01-01T00:00:00Z">
-        <w:r>
-          <w:delText xml:space="preserve">and by</w:delText>
-        </w:r>
-      </w:del>
-      <w:del w:id="140" w:author="PR Preview" w:date="2026-01-01T00:00:00Z">
-        <w:r>
-          <w:delText xml:space="preserve"> </w:delText>
-        </w:r>
-      </w:del>
-      <w:hyperlink w:anchor="thm-cauchy-schwarz">
-        <w:del w:id="141" w:author="PR Preview" w:date="2026-01-01T00:00:00Z">
-          <w:r>
-            <w:rPr>
-              <w:rStyle w:val="Hyperlink"/>
-            </w:rPr>
-            <w:delText xml:space="preserve">Theorem 3</w:delText>
-          </w:r>
-        </w:del>
-      </w:hyperlink>
-      <w:del w:id="142" w:author="PR Preview" w:date="2026-01-01T00:00:00Z">
-        <w:r>
-          <w:delText xml:space="preserve"> </w:delText>
-        </w:r>
-      </w:del>
-      <w:del w:id="143" w:author="PR Preview" w:date="2026-01-01T00:00:00Z">
-        <w:r>
-          <w:delText xml:space="preserve">the ratio lies between</w:delText>
-        </w:r>
-      </w:del>
-      <w:del w:id="144" w:author="PR Preview" w:date="2026-01-01T00:00:00Z">
-        <w:r>
-          <w:delText xml:space="preserve"> </w:delText>
-        </w:r>
-      </w:del>
+      <w:r>
+        <w:t xml:space="preserve">),</w:t>
+      </w:r>
+      <w:r>
+        <w:t xml:space="preserve"> </w:t>
+      </w:r>
+      <w:r>
+        <w:t xml:space="preserve">so there is exactly one such</w:t>
+      </w:r>
+      <w:r>
+        <w:t xml:space="preserve"> </w:t>
+      </w:r>
       <m:oMath>
         <m:r>
-          <m:rPr>
-            <m:sty m:val="p"/>
-          </m:rPr>
-          <m:t>−</m:t>
-        </m:r>
-        <m:r>
-          <m:t>1</m:t>
+          <m:t>θ</m:t>
         </m:r>
       </m:oMath>
-      <w:del w:id="145" w:author="PR Preview" w:date="2026-01-01T00:00:00Z">
-        <w:r>
-          <w:delText xml:space="preserve"> </w:delText>
-        </w:r>
-      </w:del>
-      <w:del w:id="146" w:author="PR Preview" w:date="2026-01-01T00:00:00Z">
-        <w:r>
-          <w:delText xml:space="preserve">and</w:delText>
-        </w:r>
-      </w:del>
-      <w:del w:id="147" w:author="PR Preview" w:date="2026-01-01T00:00:00Z">
-        <w:r>
-          <w:delText xml:space="preserve"> </w:delText>
-        </w:r>
-      </w:del>
-      <m:oMath>
-        <m:r>
-          <m:t>1</m:t>
-        </m:r>
-      </m:oMath>
-      <w:del w:id="148" w:author="PR Preview" w:date="2026-01-01T00:00:00Z">
-        <w:r>
-          <w:delText xml:space="preserve">.</w:delText>
-        </w:r>
-      </w:del>
-      <w:del w:id="149" w:author="PR Preview" w:date="2026-01-01T00:00:00Z">
-        <w:r>
-          <w:delText xml:space="preserve"> </w:delText>
-        </w:r>
-      </w:del>
-      <w:del w:id="150" w:author="PR Preview" w:date="2026-01-01T00:00:00Z">
-        <w:r>
-          <w:delText xml:space="preserve">On</w:delText>
-        </w:r>
-      </w:del>
-      <w:del w:id="151" w:author="PR Preview" w:date="2026-01-01T00:00:00Z">
-        <w:r>
-          <w:delText xml:space="preserve"> </w:delText>
-        </w:r>
-      </w:del>
-      <m:oMath>
-        <m:r>
-          <m:rPr>
-            <m:sty m:val="p"/>
-          </m:rPr>
-          <m:t>[</m:t>
-        </m:r>
-        <m:r>
-          <m:t>0</m:t>
-        </m:r>
-        <m:r>
-          <m:rPr>
-            <m:sty m:val="p"/>
-          </m:rPr>
-          <m:t>,</m:t>
-        </m:r>
-        <m:r>
-          <m:t>π</m:t>
-        </m:r>
-        <m:r>
-          <m:rPr>
-            <m:sty m:val="p"/>
-          </m:rPr>
-          <m:t>]</m:t>
-        </m:r>
-      </m:oMath>
-      <w:del w:id="152" w:author="PR Preview" w:date="2026-01-01T00:00:00Z">
-        <w:r>
-          <w:delText xml:space="preserve">,</w:delText>
-        </w:r>
-      </w:del>
-      <w:del w:id="153" w:author="PR Preview" w:date="2026-01-01T00:00:00Z">
-        <w:r>
-          <w:delText xml:space="preserve"> </w:delText>
-        </w:r>
-      </w:del>
-      <m:oMath>
-        <m:r>
-          <m:rPr>
-            <m:sty m:val="p"/>
-          </m:rPr>
-          <m:t>cos</m:t>
-        </m:r>
-      </m:oMath>
-      <w:del w:id="154" w:author="PR Preview" w:date="2026-01-01T00:00:00Z">
-        <w:r>
-          <w:delText xml:space="preserve"> </w:delText>
-        </w:r>
-      </w:del>
-      <w:del w:id="155" w:author="PR Preview" w:date="2026-01-01T00:00:00Z">
-        <w:r>
-          <w:delText xml:space="preserve">is decreasing from</w:delText>
-        </w:r>
-      </w:del>
-      <w:del w:id="156" w:author="PR Preview" w:date="2026-01-01T00:00:00Z">
-        <w:r>
-          <w:delText xml:space="preserve"> </w:delText>
-        </w:r>
-      </w:del>
-      <m:oMath>
-        <m:r>
-          <m:t>1</m:t>
-        </m:r>
-      </m:oMath>
-      <w:del w:id="157" w:author="PR Preview" w:date="2026-01-01T00:00:00Z">
-        <w:r>
-          <w:delText xml:space="preserve"> </w:delText>
-        </w:r>
-      </w:del>
-      <w:del w:id="158" w:author="PR Preview" w:date="2026-01-01T00:00:00Z">
-        <w:r>
-          <w:delText xml:space="preserve">to</w:delText>
-        </w:r>
-      </w:del>
-      <w:del w:id="159" w:author="PR Preview" w:date="2026-01-01T00:00:00Z">
-        <w:r>
-          <w:delText xml:space="preserve"> </w:delText>
-        </w:r>
-      </w:del>
-      <m:oMath>
-        <m:r>
-          <m:rPr>
-            <m:sty m:val="p"/>
-          </m:rPr>
-          <m:t>−</m:t>
-        </m:r>
-        <m:r>
-          <m:t>1</m:t>
-        </m:r>
-      </m:oMath>
-      <w:del w:id="160" w:author="PR Preview" w:date="2026-01-01T00:00:00Z">
-        <w:r>
-          <w:delText xml:space="preserve"> </w:delText>
-        </w:r>
-      </w:del>
-      <w:del w:id="161" w:author="PR Preview" w:date="2026-01-01T00:00:00Z">
-        <w:r>
-          <w:delText xml:space="preserve">and takes each value in</w:delText>
-        </w:r>
-      </w:del>
-      <w:del w:id="162" w:author="PR Preview" w:date="2026-01-01T00:00:00Z">
-        <w:r>
-          <w:delText xml:space="preserve"> </w:delText>
-        </w:r>
-      </w:del>
-      <m:oMath>
-        <m:r>
-          <m:rPr>
-            <m:sty m:val="p"/>
-          </m:rPr>
-          <m:t>[</m:t>
-        </m:r>
-        <m:r>
-          <m:rPr>
-            <m:sty m:val="p"/>
-          </m:rPr>
-          <m:t>−</m:t>
-        </m:r>
-        <m:r>
-          <m:t>1</m:t>
-        </m:r>
-        <m:r>
-          <m:rPr>
-            <m:sty m:val="p"/>
-          </m:rPr>
-          <m:t>,</m:t>
-        </m:r>
-        <m:r>
-          <m:t>1</m:t>
-        </m:r>
-        <m:r>
-          <m:rPr>
-            <m:sty m:val="p"/>
-          </m:rPr>
-          <m:t>]</m:t>
-        </m:r>
-      </m:oMath>
-      <w:del w:id="163" w:author="PR Preview" w:date="2026-01-01T00:00:00Z">
-        <w:r>
-          <w:delText xml:space="preserve"> </w:delText>
-        </w:r>
-      </w:del>
-      <w:del w:id="164" w:author="PR Preview" w:date="2026-01-01T00:00:00Z">
-        <w:r>
-          <w:delText xml:space="preserve">exactly once,</w:delText>
-        </w:r>
-      </w:del>
-      <w:del w:id="165" w:author="PR Preview" w:date="2026-01-01T00:00:00Z">
-        <w:r>
-          <w:delText xml:space="preserve"> </w:delText>
-        </w:r>
-      </w:del>
-      <w:del w:id="166" w:author="PR Preview" w:date="2026-01-01T00:00:00Z">
-        <w:r>
-          <w:delText xml:space="preserve">so there is exactly one such</w:delText>
-        </w:r>
-      </w:del>
-      <w:del w:id="167" w:author="PR Preview" w:date="2026-01-01T00:00:00Z">
-        <w:r>
-          <w:delText xml:space="preserve"> </w:delText>
-        </w:r>
-      </w:del>
-      <m:oMath>
-        <m:r>
-          <m:t>θ</m:t>
-        </m:r>
-      </m:oMath>
-      <w:del w:id="168" w:author="PR Preview" w:date="2026-01-01T00:00:00Z">
-        <w:r>
-          <w:delText xml:space="preserve">.</w:delText>
-        </w:r>
-      </w:del>
-      <w:del w:id="169" w:author="PR Preview" w:date="2026-01-01T00:00:00Z">
-        <w:r>
-          <w:delText xml:space="preserve"> </w:delText>
-        </w:r>
-      </w:del>
-      <w:del w:id="170" w:author="PR Preview" w:date="2026-01-01T00:00:00Z">
-        <w:r>
-          <w:delText xml:space="preserve">The angle is</w:delText>
-        </w:r>
-      </w:del>
-      <w:del w:id="171" w:author="PR Preview" w:date="2026-01-01T00:00:00Z">
-        <w:r>
-          <w:delText xml:space="preserve"> </w:delText>
-        </w:r>
-      </w:del>
-      <m:oMath>
-        <m:r>
-          <m:t>π</m:t>
-        </m:r>
-        <m:r>
-          <m:rPr>
-            <m:sty m:val="p"/>
-          </m:rPr>
-          <m:t>/</m:t>
-        </m:r>
-        <m:r>
-          <m:t>2</m:t>
-        </m:r>
-      </m:oMath>
-      <w:del w:id="172" w:author="PR Preview" w:date="2026-01-01T00:00:00Z">
-        <w:r>
-          <w:delText xml:space="preserve"> </w:delText>
-        </w:r>
-      </w:del>
-      <w:del w:id="173" w:author="PR Preview" w:date="2026-01-01T00:00:00Z">
-        <w:r>
-          <w:delText xml:space="preserve">exactly when</w:delText>
-        </w:r>
-      </w:del>
-      <w:del w:id="174" w:author="PR Preview" w:date="2026-01-01T00:00:00Z">
-        <w:r>
-          <w:delText xml:space="preserve"> </w:delText>
-        </w:r>
-      </w:del>
+      <w:r>
+        <w:t xml:space="preserve">.</w:t>
+      </w:r>
+    </w:p>
+    <w:bookmarkEnd w:id="53"/>
+    <w:bookmarkStart w:id="54" w:name="cor-right-angle-orthogonal"/>
+    <w:p>
+      <w:pPr>
+        <w:pStyle w:val="BodyText"/>
+      </w:pPr>
+      <w:r>
+        <w:rPr>
+          <w:b/>
+          <w:bCs/>
+        </w:rPr>
+        <w:t xml:space="preserve">Corollary 1 (A right angle means orthogonal)</w:t>
+      </w:r>
+      <w:r>
+        <w:t xml:space="preserve"> </w:t>
+      </w:r>
+      <w:r>
+        <w:t xml:space="preserve">For nonzero vectors</w:t>
+      </w:r>
+      <w:r>
+        <w:t xml:space="preserve"> </w:t>
+      </w:r>
       <m:oMath>
         <m:acc>
           <m:accPr>
@@ -35903,7 +35406,7 @@
           <m:rPr>
             <m:sty m:val="p"/>
           </m:rPr>
-          <m:t>⋅</m:t>
+          <m:t>,</m:t>
         </m:r>
         <m:acc>
           <m:accPr>
@@ -35919,29 +35422,157 @@
           <m:rPr>
             <m:sty m:val="p"/>
           </m:rPr>
-          <m:t>=</m:t>
-        </m:r>
-        <m:r>
-          <m:t>0</m:t>
-        </m:r>
+          <m:t>∈</m:t>
+        </m:r>
+        <m:sSup>
+          <m:e>
+            <m:r>
+              <m:rPr>
+                <m:scr m:val="double-struck"/>
+                <m:sty m:val="p"/>
+              </m:rPr>
+              <m:t>R</m:t>
+            </m:r>
+          </m:e>
+          <m:sup>
+            <m:r>
+              <m:t>p</m:t>
+            </m:r>
+          </m:sup>
+        </m:sSup>
       </m:oMath>
-      <w:del w:id="175" w:author="PR Preview" w:date="2026-01-01T00:00:00Z">
+      <w:r>
+        <w:t xml:space="preserve"> </w:t>
+      </w:r>
+      <w:r>
+        <w:t xml:space="preserve">with angle</w:t>
+      </w:r>
+      <w:r>
+        <w:t xml:space="preserve"> </w:t>
+      </w:r>
+      <m:oMath>
+        <m:r>
+          <m:t>θ</m:t>
+        </m:r>
+      </m:oMath>
+      <w:r>
+        <w:t xml:space="preserve"> </w:t>
+      </w:r>
+      <w:r>
+        <w:t xml:space="preserve">(</w:t>
+      </w:r>
+      <w:hyperlink w:anchor="def-angle">
         <w:r>
-          <w:delText xml:space="preserve">,</w:delText>
+          <w:rPr>
+            <w:rStyle w:val="Hyperlink"/>
+          </w:rPr>
+          <w:t xml:space="preserve">Definition 7</w:t>
         </w:r>
-      </w:del>
-      <w:del w:id="176" w:author="PR Preview" w:date="2026-01-01T00:00:00Z">
-        <w:r>
-          <w:delText xml:space="preserve"> </w:delText>
-        </w:r>
-      </w:del>
-      <w:del w:id="177" w:author="PR Preview" w:date="2026-01-01T00:00:00Z">
+      </w:hyperlink>
+      <w:r>
+        <w:t xml:space="preserve">),</w:t>
+      </w:r>
+    </w:p>
+    <w:p>
+      <w:pPr>
+        <w:pStyle w:val="BodyText"/>
+      </w:pPr>
+      <m:oMathPara>
+        <m:oMathParaPr>
+          <m:jc m:val="center"/>
+        </m:oMathParaPr>
+        <m:oMath>
+          <m:r>
+            <m:t>θ</m:t>
+          </m:r>
+          <m:r>
+            <m:rPr>
+              <m:sty m:val="p"/>
+            </m:rPr>
+            <m:t>=</m:t>
+          </m:r>
+          <m:f>
+            <m:fPr>
+              <m:type m:val="bar"/>
+            </m:fPr>
+            <m:num>
+              <m:r>
+                <m:t>π</m:t>
+              </m:r>
+            </m:num>
+            <m:den>
+              <m:r>
+                <m:t>2</m:t>
+              </m:r>
+            </m:den>
+          </m:f>
+          <m:r>
+            <m:t> </m:t>
+          </m:r>
+          <m:r>
+            <m:rPr>
+              <m:sty m:val="p"/>
+            </m:rPr>
+            <m:t>⇔</m:t>
+          </m:r>
+          <m:r>
+            <m:t> </m:t>
+          </m:r>
+          <m:acc>
+            <m:accPr>
+              <m:chr m:val="̃"/>
+            </m:accPr>
+            <m:e>
+              <m:r>
+                <m:t>x</m:t>
+              </m:r>
+            </m:e>
+          </m:acc>
+          <m:r>
+            <m:rPr>
+              <m:sty m:val="p"/>
+            </m:rPr>
+            <m:t>⋅</m:t>
+          </m:r>
+          <m:acc>
+            <m:accPr>
+              <m:chr m:val="̃"/>
+            </m:accPr>
+            <m:e>
+              <m:r>
+                <m:t>y</m:t>
+              </m:r>
+            </m:e>
+          </m:acc>
+          <m:r>
+            <m:rPr>
+              <m:sty m:val="p"/>
+            </m:rPr>
+            <m:t>=</m:t>
+          </m:r>
+          <m:r>
+            <m:t>0</m:t>
+          </m:r>
+          <m:r>
+            <m:rPr>
+              <m:sty m:val="p"/>
+            </m:rPr>
+            <m:t>,</m:t>
+          </m:r>
+        </m:oMath>
+      </m:oMathPara>
+    </w:p>
+    <w:p>
+      <w:pPr>
+        <w:pStyle w:val="FirstParagraph"/>
+      </w:pPr>
+      <w:del w:id="250" w:author="PR Preview" w:date="2026-01-01T00:00:00Z">
         <w:r>
           <w:delText xml:space="preserve">so for nonzero vectors, orthogonal (</w:delText>
         </w:r>
       </w:del>
       <w:hyperlink r:id="rId22">
-        <w:del w:id="178" w:author="PR Preview" w:date="2026-01-01T00:00:00Z">
+        <w:del w:id="251" w:author="PR Preview" w:date="2026-01-01T00:00:00Z">
           <w:r>
             <w:rPr>
               <w:rStyle w:val="Hyperlink"/>
@@ -35950,7 +35581,7 @@
           </w:r>
         </w:del>
       </w:hyperlink>
-      <w:del w:id="179" w:author="PR Preview" w:date="2026-01-01T00:00:00Z">
+      <w:del w:id="252" w:author="PR Preview" w:date="2026-01-01T00:00:00Z">
         <w:r>
           <w:delText xml:space="preserve">) means at a right angle.</w:delText>
         </w:r>
@@ -35960,401 +35591,13 @@
       <w:pPr>
         <w:pStyle w:val="FirstParagraph"/>
       </w:pPr>
-      <w:ins w:id="180" w:author="PR Preview" w:date="2026-01-01T00:00:00Z">
-        <w:r>
-          <w:rPr>
-            <w:i/>
-            <w:iCs/>
-          </w:rPr>
-          <w:t xml:space="preserve">Remark 4</w:t>
-        </w:r>
-      </w:ins>
-      <w:ins w:id="181" w:author="PR Preview" w:date="2026-01-01T00:00:00Z">
-        <w:r>
-          <w:t xml:space="preserve"> (Why the angle is well defined). </w:t>
-        </w:r>
-      </w:ins>
-      <w:ins w:id="182" w:author="PR Preview" w:date="2026-01-01T00:00:00Z">
-        <w:r>
-          <w:t xml:space="preserve">The denominator is positive, because both vectors are nonzero (</w:t>
-        </w:r>
-      </w:ins>
-      <w:hyperlink w:anchor="thm-norm-properties">
-        <w:ins w:id="183" w:author="PR Preview" w:date="2026-01-01T00:00:00Z">
-          <w:r>
-            <w:rPr>
-              <w:rStyle w:val="Hyperlink"/>
-            </w:rPr>
-            <w:t xml:space="preserve">Theorem 1</w:t>
-          </w:r>
-        </w:ins>
-      </w:hyperlink>
-      <w:ins w:id="184" w:author="PR Preview" w:date="2026-01-01T00:00:00Z">
-        <w:r>
-          <w:t xml:space="preserve">),</w:t>
-        </w:r>
-      </w:ins>
-      <w:ins w:id="185" w:author="PR Preview" w:date="2026-01-01T00:00:00Z">
-        <w:r>
-          <w:t xml:space="preserve"> </w:t>
-        </w:r>
-      </w:ins>
-      <w:ins w:id="186" w:author="PR Preview" w:date="2026-01-01T00:00:00Z">
-        <w:r>
-          <w:t xml:space="preserve">and by</w:t>
-        </w:r>
-      </w:ins>
-      <w:ins w:id="187" w:author="PR Preview" w:date="2026-01-01T00:00:00Z">
-        <w:r>
-          <w:t xml:space="preserve"> </w:t>
-        </w:r>
-      </w:ins>
-      <w:hyperlink w:anchor="thm-cauchy-schwarz">
-        <w:ins w:id="188" w:author="PR Preview" w:date="2026-01-01T00:00:00Z">
-          <w:r>
-            <w:rPr>
-              <w:rStyle w:val="Hyperlink"/>
-            </w:rPr>
-            <w:t xml:space="preserve">Theorem 3</w:t>
-          </w:r>
-        </w:ins>
-      </w:hyperlink>
-      <w:ins w:id="189" w:author="PR Preview" w:date="2026-01-01T00:00:00Z">
-        <w:r>
-          <w:t xml:space="preserve"> </w:t>
-        </w:r>
-      </w:ins>
-      <w:ins w:id="190" w:author="PR Preview" w:date="2026-01-01T00:00:00Z">
-        <w:r>
-          <w:t xml:space="preserve">the ratio lies between</w:t>
-        </w:r>
-      </w:ins>
-      <w:ins w:id="191" w:author="PR Preview" w:date="2026-01-01T00:00:00Z">
-        <w:r>
-          <w:t xml:space="preserve"> </w:t>
-        </w:r>
-      </w:ins>
-      <m:oMath>
-        <m:r>
-          <m:rPr>
-            <m:sty m:val="p"/>
-          </m:rPr>
-          <m:t>−</m:t>
-        </m:r>
-        <m:r>
-          <m:t>1</m:t>
-        </m:r>
-      </m:oMath>
-      <w:ins w:id="192" w:author="PR Preview" w:date="2026-01-01T00:00:00Z">
-        <w:r>
-          <w:t xml:space="preserve"> </w:t>
-        </w:r>
-      </w:ins>
-      <w:ins w:id="193" w:author="PR Preview" w:date="2026-01-01T00:00:00Z">
-        <w:r>
-          <w:t xml:space="preserve">and</w:t>
-        </w:r>
-      </w:ins>
-      <w:ins w:id="194" w:author="PR Preview" w:date="2026-01-01T00:00:00Z">
-        <w:r>
-          <w:t xml:space="preserve"> </w:t>
-        </w:r>
-      </w:ins>
-      <m:oMath>
-        <m:r>
-          <m:t>1</m:t>
-        </m:r>
-      </m:oMath>
-      <w:ins w:id="195" w:author="PR Preview" w:date="2026-01-01T00:00:00Z">
-        <w:r>
-          <w:t xml:space="preserve">.</w:t>
-        </w:r>
-      </w:ins>
-      <w:ins w:id="196" w:author="PR Preview" w:date="2026-01-01T00:00:00Z">
-        <w:r>
-          <w:t xml:space="preserve"> </w:t>
-        </w:r>
-      </w:ins>
-      <w:ins w:id="197" w:author="PR Preview" w:date="2026-01-01T00:00:00Z">
-        <w:r>
-          <w:t xml:space="preserve">On</w:t>
-        </w:r>
-      </w:ins>
-      <w:ins w:id="198" w:author="PR Preview" w:date="2026-01-01T00:00:00Z">
-        <w:r>
-          <w:t xml:space="preserve"> </w:t>
-        </w:r>
-      </w:ins>
-      <m:oMath>
-        <m:r>
-          <m:rPr>
-            <m:sty m:val="p"/>
-          </m:rPr>
-          <m:t>[</m:t>
-        </m:r>
-        <m:r>
-          <m:t>0</m:t>
-        </m:r>
-        <m:r>
-          <m:rPr>
-            <m:sty m:val="p"/>
-          </m:rPr>
-          <m:t>,</m:t>
-        </m:r>
-        <m:r>
-          <m:t>π</m:t>
-        </m:r>
-        <m:r>
-          <m:rPr>
-            <m:sty m:val="p"/>
-          </m:rPr>
-          <m:t>]</m:t>
-        </m:r>
-      </m:oMath>
-      <w:ins w:id="199" w:author="PR Preview" w:date="2026-01-01T00:00:00Z">
-        <w:r>
-          <w:t xml:space="preserve">,</w:t>
-        </w:r>
-      </w:ins>
-      <w:ins w:id="200" w:author="PR Preview" w:date="2026-01-01T00:00:00Z">
-        <w:r>
-          <w:t xml:space="preserve"> </w:t>
-        </w:r>
-      </w:ins>
-      <m:oMath>
-        <m:r>
-          <m:rPr>
-            <m:sty m:val="p"/>
-          </m:rPr>
-          <m:t>cos</m:t>
-        </m:r>
-      </m:oMath>
-      <w:ins w:id="201" w:author="PR Preview" w:date="2026-01-01T00:00:00Z">
-        <w:r>
-          <w:t xml:space="preserve"> </w:t>
-        </w:r>
-      </w:ins>
-      <w:ins w:id="202" w:author="PR Preview" w:date="2026-01-01T00:00:00Z">
-        <w:r>
-          <w:t xml:space="preserve">is decreasing from</w:t>
-        </w:r>
-      </w:ins>
-      <w:ins w:id="203" w:author="PR Preview" w:date="2026-01-01T00:00:00Z">
-        <w:r>
-          <w:t xml:space="preserve"> </w:t>
-        </w:r>
-      </w:ins>
-      <m:oMath>
-        <m:r>
-          <m:t>1</m:t>
-        </m:r>
-      </m:oMath>
-      <w:ins w:id="204" w:author="PR Preview" w:date="2026-01-01T00:00:00Z">
-        <w:r>
-          <w:t xml:space="preserve"> </w:t>
-        </w:r>
-      </w:ins>
-      <w:ins w:id="205" w:author="PR Preview" w:date="2026-01-01T00:00:00Z">
-        <w:r>
-          <w:t xml:space="preserve">to</w:t>
-        </w:r>
-      </w:ins>
-      <w:ins w:id="206" w:author="PR Preview" w:date="2026-01-01T00:00:00Z">
-        <w:r>
-          <w:t xml:space="preserve"> </w:t>
-        </w:r>
-      </w:ins>
-      <m:oMath>
-        <m:r>
-          <m:rPr>
-            <m:sty m:val="p"/>
-          </m:rPr>
-          <m:t>−</m:t>
-        </m:r>
-        <m:r>
-          <m:t>1</m:t>
-        </m:r>
-      </m:oMath>
-      <w:ins w:id="207" w:author="PR Preview" w:date="2026-01-01T00:00:00Z">
-        <w:r>
-          <w:t xml:space="preserve"> </w:t>
-        </w:r>
-      </w:ins>
-      <w:ins w:id="208" w:author="PR Preview" w:date="2026-01-01T00:00:00Z">
-        <w:r>
-          <w:t xml:space="preserve">and takes each value in</w:t>
-        </w:r>
-      </w:ins>
-      <w:ins w:id="209" w:author="PR Preview" w:date="2026-01-01T00:00:00Z">
-        <w:r>
-          <w:t xml:space="preserve"> </w:t>
-        </w:r>
-      </w:ins>
-      <m:oMath>
-        <m:r>
-          <m:rPr>
-            <m:sty m:val="p"/>
-          </m:rPr>
-          <m:t>[</m:t>
-        </m:r>
-        <m:r>
-          <m:rPr>
-            <m:sty m:val="p"/>
-          </m:rPr>
-          <m:t>−</m:t>
-        </m:r>
-        <m:r>
-          <m:t>1</m:t>
-        </m:r>
-        <m:r>
-          <m:rPr>
-            <m:sty m:val="p"/>
-          </m:rPr>
-          <m:t>,</m:t>
-        </m:r>
-        <m:r>
-          <m:t>1</m:t>
-        </m:r>
-        <m:r>
-          <m:rPr>
-            <m:sty m:val="p"/>
-          </m:rPr>
-          <m:t>]</m:t>
-        </m:r>
-      </m:oMath>
-      <w:ins w:id="210" w:author="PR Preview" w:date="2026-01-01T00:00:00Z">
-        <w:r>
-          <w:t xml:space="preserve"> </w:t>
-        </w:r>
-      </w:ins>
-      <w:ins w:id="211" w:author="PR Preview" w:date="2026-01-01T00:00:00Z">
-        <w:r>
-          <w:t xml:space="preserve">exactly once,</w:t>
-        </w:r>
-      </w:ins>
-      <w:ins w:id="212" w:author="PR Preview" w:date="2026-01-01T00:00:00Z">
-        <w:r>
-          <w:t xml:space="preserve"> </w:t>
-        </w:r>
-      </w:ins>
-      <w:ins w:id="213" w:author="PR Preview" w:date="2026-01-01T00:00:00Z">
-        <w:r>
-          <w:t xml:space="preserve">so there is exactly one such</w:t>
-        </w:r>
-      </w:ins>
-      <w:ins w:id="214" w:author="PR Preview" w:date="2026-01-01T00:00:00Z">
-        <w:r>
-          <w:t xml:space="preserve"> </w:t>
-        </w:r>
-      </w:ins>
-      <m:oMath>
-        <m:r>
-          <m:t>θ</m:t>
-        </m:r>
-      </m:oMath>
-      <w:ins w:id="215" w:author="PR Preview" w:date="2026-01-01T00:00:00Z">
-        <w:r>
-          <w:t xml:space="preserve">.</w:t>
-        </w:r>
-      </w:ins>
-      <w:ins w:id="216" w:author="PR Preview" w:date="2026-01-01T00:00:00Z">
-        <w:r>
-          <w:t xml:space="preserve"> </w:t>
-        </w:r>
-      </w:ins>
-      <w:ins w:id="217" w:author="PR Preview" w:date="2026-01-01T00:00:00Z">
-        <w:r>
-          <w:t xml:space="preserve">The angle is</w:t>
-        </w:r>
-      </w:ins>
-      <w:ins w:id="218" w:author="PR Preview" w:date="2026-01-01T00:00:00Z">
-        <w:r>
-          <w:t xml:space="preserve"> </w:t>
-        </w:r>
-      </w:ins>
-      <m:oMath>
-        <m:r>
-          <m:t>π</m:t>
-        </m:r>
-        <m:r>
-          <m:rPr>
-            <m:sty m:val="p"/>
-          </m:rPr>
-          <m:t>/</m:t>
-        </m:r>
-        <m:r>
-          <m:t>2</m:t>
-        </m:r>
-      </m:oMath>
-      <w:ins w:id="219" w:author="PR Preview" w:date="2026-01-01T00:00:00Z">
-        <w:r>
-          <w:t xml:space="preserve"> </w:t>
-        </w:r>
-      </w:ins>
-      <w:ins w:id="220" w:author="PR Preview" w:date="2026-01-01T00:00:00Z">
-        <w:r>
-          <w:t xml:space="preserve">exactly when</w:t>
-        </w:r>
-      </w:ins>
-      <w:ins w:id="221" w:author="PR Preview" w:date="2026-01-01T00:00:00Z">
-        <w:r>
-          <w:t xml:space="preserve"> </w:t>
-        </w:r>
-      </w:ins>
-      <m:oMath>
-        <m:acc>
-          <m:accPr>
-            <m:chr m:val="̃"/>
-          </m:accPr>
-          <m:e>
-            <m:r>
-              <m:t>x</m:t>
-            </m:r>
-          </m:e>
-        </m:acc>
-        <m:r>
-          <m:rPr>
-            <m:sty m:val="p"/>
-          </m:rPr>
-          <m:t>⋅</m:t>
-        </m:r>
-        <m:acc>
-          <m:accPr>
-            <m:chr m:val="̃"/>
-          </m:accPr>
-          <m:e>
-            <m:r>
-              <m:t>y</m:t>
-            </m:r>
-          </m:e>
-        </m:acc>
-        <m:r>
-          <m:rPr>
-            <m:sty m:val="p"/>
-          </m:rPr>
-          <m:t>=</m:t>
-        </m:r>
-        <m:r>
-          <m:t>0</m:t>
-        </m:r>
-      </m:oMath>
-      <w:ins w:id="222" w:author="PR Preview" w:date="2026-01-01T00:00:00Z">
-        <w:r>
-          <w:t xml:space="preserve">,</w:t>
-        </w:r>
-      </w:ins>
-      <w:ins w:id="223" w:author="PR Preview" w:date="2026-01-01T00:00:00Z">
-        <w:r>
-          <w:t xml:space="preserve"> </w:t>
-        </w:r>
-      </w:ins>
-      <w:ins w:id="224" w:author="PR Preview" w:date="2026-01-01T00:00:00Z">
+      <w:ins w:id="253" w:author="PR Preview" w:date="2026-01-01T00:00:00Z">
         <w:r>
           <w:t xml:space="preserve">so for nonzero vectors, orthogonal (</w:t>
         </w:r>
       </w:ins>
       <w:hyperlink r:id="rId22">
-        <w:ins w:id="225" w:author="PR Preview" w:date="2026-01-01T00:00:00Z">
+        <w:ins w:id="254" w:author="PR Preview" w:date="2026-01-01T00:00:00Z">
           <w:r>
             <w:rPr>
               <w:rStyle w:val="Hyperlink"/>
@@ -36363,24 +35606,275 @@
           </w:r>
         </w:ins>
       </w:hyperlink>
-      <w:ins w:id="226" w:author="PR Preview" w:date="2026-01-01T00:00:00Z">
+      <w:ins w:id="255" w:author="PR Preview" w:date="2026-01-01T00:00:00Z">
         <w:r>
           <w:t xml:space="preserve">) means at a right angle.</w:t>
         </w:r>
       </w:ins>
     </w:p>
-    <w:bookmarkEnd w:id="53"/>
-    <w:bookmarkStart w:id="54" w:name="exm-angle"/>
+    <w:bookmarkEnd w:id="54"/>
     <w:p>
       <w:pPr>
         <w:pStyle w:val="BodyText"/>
       </w:pPr>
       <w:r>
         <w:rPr>
+          <w:i/>
+          <w:iCs/>
+        </w:rPr>
+        <w:t xml:space="preserve">Proof</w:t>
+      </w:r>
+      <w:r>
+        <w:t xml:space="preserve">. </w:t>
+      </w:r>
+      <w:r>
+        <w:t xml:space="preserve">Since</w:t>
+      </w:r>
+      <w:r>
+        <w:t xml:space="preserve"> </w:t>
+      </w:r>
+      <m:oMath>
+        <m:r>
+          <m:t>​</m:t>
+        </m:r>
+        <m:d>
+          <m:dPr>
+            <m:begChr m:val="∥"/>
+            <m:sepChr m:val=""/>
+            <m:endChr m:val="∥"/>
+            <m:grow/>
+          </m:dPr>
+          <m:e>
+            <m:acc>
+              <m:accPr>
+                <m:chr m:val="̃"/>
+              </m:accPr>
+              <m:e>
+                <m:r>
+                  <m:t>x</m:t>
+                </m:r>
+              </m:e>
+            </m:acc>
+          </m:e>
+        </m:d>
+        <m:r>
+          <m:t>​</m:t>
+        </m:r>
+        <m:r>
+          <m:t> </m:t>
+        </m:r>
+        <m:r>
+          <m:t>​</m:t>
+        </m:r>
+        <m:d>
+          <m:dPr>
+            <m:begChr m:val="∥"/>
+            <m:sepChr m:val=""/>
+            <m:endChr m:val="∥"/>
+            <m:grow/>
+          </m:dPr>
+          <m:e>
+            <m:acc>
+              <m:accPr>
+                <m:chr m:val="̃"/>
+              </m:accPr>
+              <m:e>
+                <m:r>
+                  <m:t>y</m:t>
+                </m:r>
+              </m:e>
+            </m:acc>
+          </m:e>
+        </m:d>
+        <m:r>
+          <m:t>​</m:t>
+        </m:r>
+        <m:r>
+          <m:rPr>
+            <m:sty m:val="p"/>
+          </m:rPr>
+          <m:t>&gt;</m:t>
+        </m:r>
+        <m:r>
+          <m:t>0</m:t>
+        </m:r>
+      </m:oMath>
+      <w:r>
+        <w:t xml:space="preserve"> </w:t>
+      </w:r>
+      <w:r>
+        <w:t xml:space="preserve">(</w:t>
+      </w:r>
+      <w:hyperlink w:anchor="thm-norm-properties">
+        <w:r>
+          <w:rPr>
+            <w:rStyle w:val="Hyperlink"/>
+          </w:rPr>
+          <w:t xml:space="preserve">Theorem 1</w:t>
+        </w:r>
+      </w:hyperlink>
+      <w:r>
+        <w:t xml:space="preserve">),</w:t>
+      </w:r>
+      <w:r>
+        <w:t xml:space="preserve"> </w:t>
+      </w:r>
+      <m:oMath>
+        <m:r>
+          <m:rPr>
+            <m:sty m:val="p"/>
+          </m:rPr>
+          <m:t>cos</m:t>
+        </m:r>
+        <m:r>
+          <m:t>θ</m:t>
+        </m:r>
+        <m:r>
+          <m:rPr>
+            <m:sty m:val="p"/>
+          </m:rPr>
+          <m:t>=</m:t>
+        </m:r>
+        <m:r>
+          <m:t>0</m:t>
+        </m:r>
+      </m:oMath>
+      <w:r>
+        <w:t xml:space="preserve"> </w:t>
+      </w:r>
+      <w:r>
+        <w:t xml:space="preserve">exactly when</w:t>
+      </w:r>
+      <w:r>
+        <w:t xml:space="preserve"> </w:t>
+      </w:r>
+      <m:oMath>
+        <m:acc>
+          <m:accPr>
+            <m:chr m:val="̃"/>
+          </m:accPr>
+          <m:e>
+            <m:r>
+              <m:t>x</m:t>
+            </m:r>
+          </m:e>
+        </m:acc>
+        <m:r>
+          <m:rPr>
+            <m:sty m:val="p"/>
+          </m:rPr>
+          <m:t>⋅</m:t>
+        </m:r>
+        <m:acc>
+          <m:accPr>
+            <m:chr m:val="̃"/>
+          </m:accPr>
+          <m:e>
+            <m:r>
+              <m:t>y</m:t>
+            </m:r>
+          </m:e>
+        </m:acc>
+        <m:r>
+          <m:rPr>
+            <m:sty m:val="p"/>
+          </m:rPr>
+          <m:t>=</m:t>
+        </m:r>
+        <m:r>
+          <m:t>0</m:t>
+        </m:r>
+      </m:oMath>
+      <w:r>
+        <w:t xml:space="preserve">.</w:t>
+      </w:r>
+      <w:r>
+        <w:t xml:space="preserve"> </w:t>
+      </w:r>
+      <w:r>
+        <w:t xml:space="preserve">On</w:t>
+      </w:r>
+      <w:r>
+        <w:t xml:space="preserve"> </w:t>
+      </w:r>
+      <m:oMath>
+        <m:r>
+          <m:rPr>
+            <m:sty m:val="p"/>
+          </m:rPr>
+          <m:t>[</m:t>
+        </m:r>
+        <m:r>
+          <m:t>0</m:t>
+        </m:r>
+        <m:r>
+          <m:rPr>
+            <m:sty m:val="p"/>
+          </m:rPr>
+          <m:t>,</m:t>
+        </m:r>
+        <m:r>
+          <m:t>π</m:t>
+        </m:r>
+        <m:r>
+          <m:rPr>
+            <m:sty m:val="p"/>
+          </m:rPr>
+          <m:t>]</m:t>
+        </m:r>
+      </m:oMath>
+      <w:r>
+        <w:t xml:space="preserve">,</w:t>
+      </w:r>
+      <w:r>
+        <w:t xml:space="preserve"> </w:t>
+      </w:r>
+      <m:oMath>
+        <m:r>
+          <m:rPr>
+            <m:sty m:val="p"/>
+          </m:rPr>
+          <m:t>cos</m:t>
+        </m:r>
+      </m:oMath>
+      <w:r>
+        <w:t xml:space="preserve"> </w:t>
+      </w:r>
+      <w:r>
+        <w:t xml:space="preserve">vanishes only at</w:t>
+      </w:r>
+      <w:r>
+        <w:t xml:space="preserve"> </w:t>
+      </w:r>
+      <m:oMath>
+        <m:r>
+          <m:t>π</m:t>
+        </m:r>
+        <m:r>
+          <m:rPr>
+            <m:sty m:val="p"/>
+          </m:rPr>
+          <m:t>/</m:t>
+        </m:r>
+        <m:r>
+          <m:t>2</m:t>
+        </m:r>
+      </m:oMath>
+      <w:r>
+        <w:t xml:space="preserve">.</w:t>
+      </w:r>
+    </w:p>
+    <w:bookmarkStart w:id="55" w:name="exm-angle"/>
+    <w:p>
+      <w:pPr>
+        <w:pStyle w:val="BodyText"/>
+      </w:pPr>
+      <w:r>
+        <w:rPr>
           <w:b/>
           <w:bCs/>
         </w:rPr>
-        <w:t xml:space="preserve">Example 14 (Some angles in the plane)</w:t>
+        <w:t xml:space="preserve">Example 13 (Some angles in the plane)</w:t>
       </w:r>
       <w:r>
         <w:t xml:space="preserve"> </w:t>
@@ -36393,7 +35887,7 @@
       <w:pPr>
         <w:numPr>
           <w:ilvl w:val="0"/>
-          <w:numId w:val="1017"/>
+          <w:numId w:val="1016"/>
         </w:numPr>
       </w:pPr>
       <m:oMath>
@@ -36549,7 +36043,7 @@
       <w:pPr>
         <w:numPr>
           <w:ilvl w:val="0"/>
-          <w:numId w:val="1017"/>
+          <w:numId w:val="1016"/>
         </w:numPr>
       </w:pPr>
       <m:oMath>
@@ -36773,7 +36267,7 @@
       <w:pPr>
         <w:numPr>
           <w:ilvl w:val="0"/>
-          <w:numId w:val="1017"/>
+          <w:numId w:val="1016"/>
         </w:numPr>
       </w:pPr>
       <m:oMath>
@@ -36972,7 +36466,7 @@
       <w:pPr>
         <w:numPr>
           <w:ilvl w:val="0"/>
-          <w:numId w:val="1017"/>
+          <w:numId w:val="1016"/>
         </w:numPr>
       </w:pPr>
       <m:oMath>
@@ -37075,8 +36569,8 @@
         <w:t xml:space="preserve">.</w:t>
       </w:r>
     </w:p>
-    <w:bookmarkEnd w:id="54"/>
-    <w:bookmarkStart w:id="55" w:name="def-cosine-similarity"/>
+    <w:bookmarkEnd w:id="55"/>
+    <w:bookmarkStart w:id="56" w:name="def-cosine-similarity"/>
     <w:p>
       <w:pPr>
         <w:pStyle w:val="FirstParagraph"/>
@@ -37086,7 +36580,7 @@
           <w:b/>
           <w:bCs/>
         </w:rPr>
-        <w:t xml:space="preserve">Definition 9 (Cosine similarity)</w:t>
+        <w:t xml:space="preserve">Definition 8 (Cosine similarity)</w:t>
       </w:r>
       <w:r>
         <w:t xml:space="preserve"> </w:t>
@@ -37347,8 +36841,8 @@
         </m:oMath>
       </m:oMathPara>
     </w:p>
-    <w:bookmarkEnd w:id="55"/>
-    <w:bookmarkStart w:id="56" w:name="exm-cosine-similarity"/>
+    <w:bookmarkEnd w:id="56"/>
+    <w:bookmarkStart w:id="57" w:name="exm-cosine-similarity"/>
     <w:p>
       <w:pPr>
         <w:pStyle w:val="FirstParagraph"/>
@@ -37358,7 +36852,7 @@
           <w:b/>
           <w:bCs/>
         </w:rPr>
-        <w:t xml:space="preserve">Example 15 (Cosine similarity of parallel, orthogonal, and arbitrary vectors)</w:t>
+        <w:t xml:space="preserve">Example 14 (Cosine similarity of parallel, orthogonal, and arbitrary vectors)</w:t>
       </w:r>
       <w:r>
         <w:t xml:space="preserve"> </w:t>
@@ -37395,7 +36889,7 @@
       <w:pPr>
         <w:numPr>
           <w:ilvl w:val="0"/>
-          <w:numId w:val="1018"/>
+          <w:numId w:val="1017"/>
         </w:numPr>
       </w:pPr>
       <w:r>
@@ -37666,7 +37160,7 @@
       <w:pPr>
         <w:numPr>
           <w:ilvl w:val="0"/>
-          <w:numId w:val="1018"/>
+          <w:numId w:val="1017"/>
         </w:numPr>
       </w:pPr>
       <w:r>
@@ -37949,7 +37443,7 @@
       <w:pPr>
         <w:numPr>
           <w:ilvl w:val="0"/>
-          <w:numId w:val="1018"/>
+          <w:numId w:val="1017"/>
         </w:numPr>
       </w:pPr>
       <w:r>
@@ -38417,8 +37911,8 @@
         <w:t xml:space="preserve">.</w:t>
       </w:r>
     </w:p>
-    <w:bookmarkEnd w:id="56"/>
-    <w:bookmarkStart w:id="57" w:name="cor-cosine-similarity-angle"/>
+    <w:bookmarkEnd w:id="57"/>
+    <w:bookmarkStart w:id="58" w:name="cor-cosine-similarity-angle"/>
     <w:p>
       <w:pPr>
         <w:pStyle w:val="BodyText"/>
@@ -38428,7 +37922,7 @@
           <w:b/>
           <w:bCs/>
         </w:rPr>
-        <w:t xml:space="preserve">Corollary 1 (Cosine similarity is the cosine of the angle)</w:t>
+        <w:t xml:space="preserve">Corollary 2 (Cosine similarity is the cosine of the angle)</w:t>
       </w:r>
       <w:r>
         <w:t xml:space="preserve"> </w:t>
@@ -38514,7 +38008,7 @@
           <w:rPr>
             <w:rStyle w:val="Hyperlink"/>
           </w:rPr>
-          <w:t xml:space="preserve">Definition 8</w:t>
+          <w:t xml:space="preserve">Definition 7</w:t>
         </w:r>
       </w:hyperlink>
       <w:r>
@@ -38598,7 +38092,7 @@
         </m:oMath>
       </m:oMathPara>
     </w:p>
-    <w:bookmarkEnd w:id="57"/>
+    <w:bookmarkEnd w:id="58"/>
     <w:p>
       <w:pPr>
         <w:pStyle w:val="FirstParagraph"/>
@@ -38620,6 +38114,43 @@
         <w:t xml:space="preserve"> </w:t>
       </w:r>
       <w:hyperlink w:anchor="def-angle">
+        <w:r>
+          <w:rPr>
+            <w:rStyle w:val="Hyperlink"/>
+          </w:rPr>
+          <w:t xml:space="preserve">Definition 7</w:t>
+        </w:r>
+      </w:hyperlink>
+      <w:r>
+        <w:t xml:space="preserve"> </w:t>
+      </w:r>
+      <w:r>
+        <w:t xml:space="preserve">sets equal to</w:t>
+      </w:r>
+      <w:r>
+        <w:t xml:space="preserve"> </w:t>
+      </w:r>
+      <m:oMath>
+        <m:r>
+          <m:rPr>
+            <m:sty m:val="p"/>
+          </m:rPr>
+          <m:t>cos</m:t>
+        </m:r>
+        <m:r>
+          <m:t>θ</m:t>
+        </m:r>
+      </m:oMath>
+      <w:r>
+        <w:t xml:space="preserve"> </w:t>
+      </w:r>
+      <w:r>
+        <w:t xml:space="preserve">is the ratio that</w:t>
+      </w:r>
+      <w:r>
+        <w:t xml:space="preserve"> </w:t>
+      </w:r>
+      <w:hyperlink w:anchor="def-cosine-similarity">
         <w:r>
           <w:rPr>
             <w:rStyle w:val="Hyperlink"/>
@@ -38631,43 +38162,6 @@
         <w:t xml:space="preserve"> </w:t>
       </w:r>
       <w:r>
-        <w:t xml:space="preserve">sets equal to</w:t>
-      </w:r>
-      <w:r>
-        <w:t xml:space="preserve"> </w:t>
-      </w:r>
-      <m:oMath>
-        <m:r>
-          <m:rPr>
-            <m:sty m:val="p"/>
-          </m:rPr>
-          <m:t>cos</m:t>
-        </m:r>
-        <m:r>
-          <m:t>θ</m:t>
-        </m:r>
-      </m:oMath>
-      <w:r>
-        <w:t xml:space="preserve"> </w:t>
-      </w:r>
-      <w:r>
-        <w:t xml:space="preserve">is the ratio that</w:t>
-      </w:r>
-      <w:r>
-        <w:t xml:space="preserve"> </w:t>
-      </w:r>
-      <w:hyperlink w:anchor="def-cosine-similarity">
-        <w:r>
-          <w:rPr>
-            <w:rStyle w:val="Hyperlink"/>
-          </w:rPr>
-          <w:t xml:space="preserve">Definition 9</w:t>
-        </w:r>
-      </w:hyperlink>
-      <w:r>
-        <w:t xml:space="preserve"> </w:t>
-      </w:r>
-      <w:r>
         <w:t xml:space="preserve">defines as</w:t>
       </w:r>
       <w:r>
@@ -38723,7 +38217,7 @@
         <w:t xml:space="preserve">.</w:t>
       </w:r>
     </w:p>
-    <w:bookmarkStart w:id="58" w:name="X64c41f557e7f698c947bb0d906d626137043d1e"/>
+    <w:bookmarkStart w:id="59" w:name="X64c41f557e7f698c947bb0d906d626137043d1e"/>
     <w:p>
       <w:pPr>
         <w:pStyle w:val="BodyText"/>
@@ -38733,7 +38227,7 @@
           <w:b/>
           <w:bCs/>
         </w:rPr>
-        <w:t xml:space="preserve">Definition 10 (Cosine similarity in an inner product space)</w:t>
+        <w:t xml:space="preserve">Definition 9 (Cosine similarity in an inner product space)</w:t>
       </w:r>
       <w:r>
         <w:t xml:space="preserve"> </w:t>
@@ -39019,8 +38513,527 @@
         </m:oMath>
       </m:oMathPara>
     </w:p>
-    <w:bookmarkEnd w:id="58"/>
-    <w:bookmarkStart w:id="60" w:name="thm-pearson-cosine-centered"/>
+    <w:bookmarkEnd w:id="59"/>
+    <w:bookmarkStart w:id="60" w:name="cor-cosine-similarity-unit-vectors"/>
+    <w:p>
+      <w:pPr>
+        <w:pStyle w:val="FirstParagraph"/>
+      </w:pPr>
+      <w:ins w:id="256" w:author="PR Preview" w:date="2026-01-01T00:00:00Z">
+        <w:r>
+          <w:rPr>
+            <w:b/>
+            <w:bCs/>
+          </w:rPr>
+          <w:t xml:space="preserve">Corollary 3 (Cosine similarity of unit vectors is their inner product)</w:t>
+        </w:r>
+      </w:ins>
+      <w:ins w:id="257" w:author="PR Preview" w:date="2026-01-01T00:00:00Z">
+        <w:r>
+          <w:t xml:space="preserve"> </w:t>
+        </w:r>
+      </w:ins>
+      <w:ins w:id="258" w:author="PR Preview" w:date="2026-01-01T00:00:00Z">
+        <w:r>
+          <w:t xml:space="preserve">In a real inner product space (</w:t>
+        </w:r>
+      </w:ins>
+      <w:hyperlink w:anchor="def-inner-product-space">
+        <w:ins w:id="259" w:author="PR Preview" w:date="2026-01-01T00:00:00Z">
+          <w:r>
+            <w:rPr>
+              <w:rStyle w:val="Hyperlink"/>
+            </w:rPr>
+            <w:t xml:space="preserve">Definition 2</w:t>
+          </w:r>
+        </w:ins>
+      </w:hyperlink>
+      <w:ins w:id="260" w:author="PR Preview" w:date="2026-01-01T00:00:00Z">
+        <w:r>
+          <w:t xml:space="preserve">),</w:t>
+        </w:r>
+      </w:ins>
+      <w:ins w:id="261" w:author="PR Preview" w:date="2026-01-01T00:00:00Z">
+        <w:r>
+          <w:t xml:space="preserve"> </w:t>
+        </w:r>
+      </w:ins>
+      <w:ins w:id="262" w:author="PR Preview" w:date="2026-01-01T00:00:00Z">
+        <w:r>
+          <w:t xml:space="preserve">for all vectors</w:t>
+        </w:r>
+      </w:ins>
+      <w:ins w:id="263" w:author="PR Preview" w:date="2026-01-01T00:00:00Z">
+        <w:r>
+          <w:t xml:space="preserve"> </w:t>
+        </w:r>
+      </w:ins>
+      <m:oMath>
+        <m:acc>
+          <m:accPr>
+            <m:chr m:val="̃"/>
+          </m:accPr>
+          <m:e>
+            <m:r>
+              <m:t>x</m:t>
+            </m:r>
+          </m:e>
+        </m:acc>
+      </m:oMath>
+      <w:ins w:id="264" w:author="PR Preview" w:date="2026-01-01T00:00:00Z">
+        <w:r>
+          <w:t xml:space="preserve"> </w:t>
+        </w:r>
+      </w:ins>
+      <w:ins w:id="265" w:author="PR Preview" w:date="2026-01-01T00:00:00Z">
+        <w:r>
+          <w:t xml:space="preserve">and</w:t>
+        </w:r>
+      </w:ins>
+      <w:ins w:id="266" w:author="PR Preview" w:date="2026-01-01T00:00:00Z">
+        <w:r>
+          <w:t xml:space="preserve"> </w:t>
+        </w:r>
+      </w:ins>
+      <m:oMath>
+        <m:acc>
+          <m:accPr>
+            <m:chr m:val="̃"/>
+          </m:accPr>
+          <m:e>
+            <m:r>
+              <m:t>y</m:t>
+            </m:r>
+          </m:e>
+        </m:acc>
+      </m:oMath>
+      <w:ins w:id="267" w:author="PR Preview" w:date="2026-01-01T00:00:00Z">
+        <w:r>
+          <w:t xml:space="preserve"> </w:t>
+        </w:r>
+      </w:ins>
+      <w:ins w:id="268" w:author="PR Preview" w:date="2026-01-01T00:00:00Z">
+        <w:r>
+          <w:t xml:space="preserve">with</w:t>
+        </w:r>
+      </w:ins>
+      <w:ins w:id="269" w:author="PR Preview" w:date="2026-01-01T00:00:00Z">
+        <w:r>
+          <w:t xml:space="preserve"> </w:t>
+        </w:r>
+      </w:ins>
+      <m:oMath>
+        <m:r>
+          <m:t>​</m:t>
+        </m:r>
+        <m:d>
+          <m:dPr>
+            <m:begChr m:val="∥"/>
+            <m:sepChr m:val=""/>
+            <m:endChr m:val="∥"/>
+            <m:grow/>
+          </m:dPr>
+          <m:e>
+            <m:acc>
+              <m:accPr>
+                <m:chr m:val="̃"/>
+              </m:accPr>
+              <m:e>
+                <m:r>
+                  <m:t>x</m:t>
+                </m:r>
+              </m:e>
+            </m:acc>
+          </m:e>
+        </m:d>
+        <m:r>
+          <m:t>​</m:t>
+        </m:r>
+        <m:r>
+          <m:rPr>
+            <m:sty m:val="p"/>
+          </m:rPr>
+          <m:t>=</m:t>
+        </m:r>
+        <m:r>
+          <m:t>​</m:t>
+        </m:r>
+        <m:d>
+          <m:dPr>
+            <m:begChr m:val="∥"/>
+            <m:sepChr m:val=""/>
+            <m:endChr m:val="∥"/>
+            <m:grow/>
+          </m:dPr>
+          <m:e>
+            <m:acc>
+              <m:accPr>
+                <m:chr m:val="̃"/>
+              </m:accPr>
+              <m:e>
+                <m:r>
+                  <m:t>y</m:t>
+                </m:r>
+              </m:e>
+            </m:acc>
+          </m:e>
+        </m:d>
+        <m:r>
+          <m:t>​</m:t>
+        </m:r>
+        <m:r>
+          <m:rPr>
+            <m:sty m:val="p"/>
+          </m:rPr>
+          <m:t>=</m:t>
+        </m:r>
+        <m:r>
+          <m:t>1</m:t>
+        </m:r>
+      </m:oMath>
+      <w:ins w:id="270" w:author="PR Preview" w:date="2026-01-01T00:00:00Z">
+        <w:r>
+          <w:t xml:space="preserve">,</w:t>
+        </w:r>
+      </w:ins>
+    </w:p>
+    <w:p>
+      <w:pPr>
+        <w:pStyle w:val="BodyText"/>
+      </w:pPr>
+      <m:oMathPara>
+        <m:oMathParaPr>
+          <m:jc m:val="center"/>
+        </m:oMathParaPr>
+        <m:oMath>
+          <m:r>
+            <m:rPr>
+              <m:sty m:val="p"/>
+            </m:rPr>
+            <m:t>cossim</m:t>
+          </m:r>
+          <m:r>
+            <m:rPr>
+              <m:sty m:val="p"/>
+            </m:rPr>
+            <m:t>(</m:t>
+          </m:r>
+          <m:acc>
+            <m:accPr>
+              <m:chr m:val="̃"/>
+            </m:accPr>
+            <m:e>
+              <m:r>
+                <m:t>x</m:t>
+              </m:r>
+            </m:e>
+          </m:acc>
+          <m:r>
+            <m:rPr>
+              <m:sty m:val="p"/>
+            </m:rPr>
+            <m:t>,</m:t>
+          </m:r>
+          <m:acc>
+            <m:accPr>
+              <m:chr m:val="̃"/>
+            </m:accPr>
+            <m:e>
+              <m:r>
+                <m:t>y</m:t>
+              </m:r>
+            </m:e>
+          </m:acc>
+          <m:r>
+            <m:rPr>
+              <m:sty m:val="p"/>
+            </m:rPr>
+            <m:t>)</m:t>
+          </m:r>
+          <m:r>
+            <m:rPr>
+              <m:sty m:val="p"/>
+            </m:rPr>
+            <m:t>=</m:t>
+          </m:r>
+          <m:d>
+            <m:dPr>
+              <m:begChr m:val="⟨"/>
+              <m:sepChr m:val=""/>
+              <m:endChr m:val="⟩"/>
+              <m:grow/>
+            </m:dPr>
+            <m:e>
+              <m:acc>
+                <m:accPr>
+                  <m:chr m:val="̃"/>
+                </m:accPr>
+                <m:e>
+                  <m:r>
+                    <m:t>x</m:t>
+                  </m:r>
+                </m:e>
+              </m:acc>
+              <m:r>
+                <m:rPr>
+                  <m:sty m:val="p"/>
+                </m:rPr>
+                <m:t>,</m:t>
+              </m:r>
+              <m:acc>
+                <m:accPr>
+                  <m:chr m:val="̃"/>
+                </m:accPr>
+                <m:e>
+                  <m:r>
+                    <m:t>y</m:t>
+                  </m:r>
+                </m:e>
+              </m:acc>
+            </m:e>
+          </m:d>
+          <m:r>
+            <m:rPr>
+              <m:sty m:val="p"/>
+            </m:rPr>
+            <m:t>.</m:t>
+          </m:r>
+        </m:oMath>
+      </m:oMathPara>
+    </w:p>
+    <w:bookmarkEnd w:id="60"/>
+    <w:p>
+      <w:pPr>
+        <w:pStyle w:val="FirstParagraph"/>
+      </w:pPr>
+      <w:ins w:id="271" w:author="PR Preview" w:date="2026-01-01T00:00:00Z">
+        <w:r>
+          <w:rPr>
+            <w:i/>
+            <w:iCs/>
+          </w:rPr>
+          <w:t xml:space="preserve">Proof</w:t>
+        </w:r>
+      </w:ins>
+      <w:ins w:id="272" w:author="PR Preview" w:date="2026-01-01T00:00:00Z">
+        <w:r>
+          <w:t xml:space="preserve">. </w:t>
+        </w:r>
+      </w:ins>
+      <w:ins w:id="273" w:author="PR Preview" w:date="2026-01-01T00:00:00Z">
+        <w:r>
+          <w:t xml:space="preserve">Both norms in the denominator of</w:t>
+        </w:r>
+      </w:ins>
+      <w:ins w:id="274" w:author="PR Preview" w:date="2026-01-01T00:00:00Z">
+        <w:r>
+          <w:t xml:space="preserve"> </w:t>
+        </w:r>
+      </w:ins>
+      <w:hyperlink w:anchor="X64c41f557e7f698c947bb0d906d626137043d1e">
+        <w:ins w:id="275" w:author="PR Preview" w:date="2026-01-01T00:00:00Z">
+          <w:r>
+            <w:rPr>
+              <w:rStyle w:val="Hyperlink"/>
+            </w:rPr>
+            <w:t xml:space="preserve">Definition 9</w:t>
+          </w:r>
+        </w:ins>
+      </w:hyperlink>
+      <w:ins w:id="276" w:author="PR Preview" w:date="2026-01-01T00:00:00Z">
+        <w:r>
+          <w:t xml:space="preserve"> </w:t>
+        </w:r>
+      </w:ins>
+      <w:ins w:id="277" w:author="PR Preview" w:date="2026-01-01T00:00:00Z">
+        <w:r>
+          <w:t xml:space="preserve">equal</w:t>
+        </w:r>
+      </w:ins>
+      <w:ins w:id="278" w:author="PR Preview" w:date="2026-01-01T00:00:00Z">
+        <w:r>
+          <w:t xml:space="preserve"> </w:t>
+        </w:r>
+      </w:ins>
+      <m:oMath>
+        <m:r>
+          <m:t>1</m:t>
+        </m:r>
+      </m:oMath>
+      <w:ins w:id="279" w:author="PR Preview" w:date="2026-01-01T00:00:00Z">
+        <w:r>
+          <w:t xml:space="preserve">, so</w:t>
+        </w:r>
+      </w:ins>
+    </w:p>
+    <w:p>
+      <w:pPr>
+        <w:pStyle w:val="BodyText"/>
+      </w:pPr>
+      <m:oMathPara>
+        <m:oMathParaPr>
+          <m:jc m:val="center"/>
+        </m:oMathParaPr>
+        <m:oMath>
+          <m:r>
+            <m:rPr>
+              <m:sty m:val="p"/>
+            </m:rPr>
+            <m:t>cossim</m:t>
+          </m:r>
+          <m:r>
+            <m:rPr>
+              <m:sty m:val="p"/>
+            </m:rPr>
+            <m:t>(</m:t>
+          </m:r>
+          <m:acc>
+            <m:accPr>
+              <m:chr m:val="̃"/>
+            </m:accPr>
+            <m:e>
+              <m:r>
+                <m:t>x</m:t>
+              </m:r>
+            </m:e>
+          </m:acc>
+          <m:r>
+            <m:rPr>
+              <m:sty m:val="p"/>
+            </m:rPr>
+            <m:t>,</m:t>
+          </m:r>
+          <m:acc>
+            <m:accPr>
+              <m:chr m:val="̃"/>
+            </m:accPr>
+            <m:e>
+              <m:r>
+                <m:t>y</m:t>
+              </m:r>
+            </m:e>
+          </m:acc>
+          <m:r>
+            <m:rPr>
+              <m:sty m:val="p"/>
+            </m:rPr>
+            <m:t>)</m:t>
+          </m:r>
+          <m:r>
+            <m:rPr>
+              <m:sty m:val="p"/>
+            </m:rPr>
+            <m:t>=</m:t>
+          </m:r>
+          <m:f>
+            <m:fPr>
+              <m:type m:val="bar"/>
+            </m:fPr>
+            <m:num>
+              <m:d>
+                <m:dPr>
+                  <m:begChr m:val="⟨"/>
+                  <m:sepChr m:val=""/>
+                  <m:endChr m:val="⟩"/>
+                  <m:grow/>
+                </m:dPr>
+                <m:e>
+                  <m:acc>
+                    <m:accPr>
+                      <m:chr m:val="̃"/>
+                    </m:accPr>
+                    <m:e>
+                      <m:r>
+                        <m:t>x</m:t>
+                      </m:r>
+                    </m:e>
+                  </m:acc>
+                  <m:r>
+                    <m:rPr>
+                      <m:sty m:val="p"/>
+                    </m:rPr>
+                    <m:t>,</m:t>
+                  </m:r>
+                  <m:acc>
+                    <m:accPr>
+                      <m:chr m:val="̃"/>
+                    </m:accPr>
+                    <m:e>
+                      <m:r>
+                        <m:t>y</m:t>
+                      </m:r>
+                    </m:e>
+                  </m:acc>
+                </m:e>
+              </m:d>
+            </m:num>
+            <m:den>
+              <m:r>
+                <m:t>1</m:t>
+              </m:r>
+              <m:r>
+                <m:rPr>
+                  <m:sty m:val="p"/>
+                </m:rPr>
+                <m:t>⋅</m:t>
+              </m:r>
+              <m:r>
+                <m:t>1</m:t>
+              </m:r>
+            </m:den>
+          </m:f>
+          <m:r>
+            <m:rPr>
+              <m:sty m:val="p"/>
+            </m:rPr>
+            <m:t>=</m:t>
+          </m:r>
+          <m:d>
+            <m:dPr>
+              <m:begChr m:val="⟨"/>
+              <m:sepChr m:val=""/>
+              <m:endChr m:val="⟩"/>
+              <m:grow/>
+            </m:dPr>
+            <m:e>
+              <m:acc>
+                <m:accPr>
+                  <m:chr m:val="̃"/>
+                </m:accPr>
+                <m:e>
+                  <m:r>
+                    <m:t>x</m:t>
+                  </m:r>
+                </m:e>
+              </m:acc>
+              <m:r>
+                <m:rPr>
+                  <m:sty m:val="p"/>
+                </m:rPr>
+                <m:t>,</m:t>
+              </m:r>
+              <m:acc>
+                <m:accPr>
+                  <m:chr m:val="̃"/>
+                </m:accPr>
+                <m:e>
+                  <m:r>
+                    <m:t>y</m:t>
+                  </m:r>
+                </m:e>
+              </m:acc>
+            </m:e>
+          </m:d>
+          <m:r>
+            <m:rPr>
+              <m:sty m:val="p"/>
+            </m:rPr>
+            <m:t>.</m:t>
+          </m:r>
+        </m:oMath>
+      </m:oMathPara>
+    </w:p>
+    <w:bookmarkStart w:id="62" w:name="thm-pearson-cosine-centered"/>
     <w:p>
       <w:pPr>
         <w:pStyle w:val="FirstParagraph"/>
@@ -39443,7 +39456,7 @@
       <w:r>
         <w:t xml:space="preserve"> </w:t>
       </w:r>
-      <w:hyperlink r:id="rId59">
+      <w:hyperlink r:id="rId61">
         <w:r>
           <w:rPr>
             <w:rStyle w:val="Hyperlink"/>
@@ -39537,7 +39550,7 @@
           <w:rPr>
             <w:rStyle w:val="Hyperlink"/>
           </w:rPr>
-          <w:t xml:space="preserve">Definition 9</w:t>
+          <w:t xml:space="preserve">Definition 8</w:t>
         </w:r>
       </w:hyperlink>
       <w:r>
@@ -39629,7 +39642,7 @@
         </m:oMath>
       </m:oMathPara>
     </w:p>
-    <w:bookmarkEnd w:id="60"/>
+    <w:bookmarkEnd w:id="62"/>
     <w:p>
       <w:pPr>
         <w:pStyle w:val="FirstParagraph"/>
@@ -40335,7 +40348,7 @@
         <w:t xml:space="preserve">.</w:t>
       </w:r>
     </w:p>
-    <w:bookmarkStart w:id="61" w:name="exm-pearson-cosine-centered"/>
+    <w:bookmarkStart w:id="63" w:name="exm-pearson-cosine-centered"/>
     <w:p>
       <w:pPr>
         <w:pStyle w:val="BodyText"/>
@@ -40345,7 +40358,7 @@
           <w:b/>
           <w:bCs/>
         </w:rPr>
-        <w:t xml:space="preserve">Example 16 (Centering changes the cosine similarity)</w:t>
+        <w:t xml:space="preserve">Example 15 (Centering changes the cosine similarity)</w:t>
       </w:r>
       <w:r>
         <w:t xml:space="preserve"> </w:t>
@@ -41231,9 +41244,9 @@
         <w:t xml:space="preserve">mostly because both vectors have positive entries and the same mean, not because they move together.</w:t>
       </w:r>
     </w:p>
-    <w:bookmarkEnd w:id="61"/>
-    <w:bookmarkEnd w:id="62"/>
-    <w:bookmarkStart w:id="94" w:name="sec-gram-schmidt"/>
+    <w:bookmarkEnd w:id="63"/>
+    <w:bookmarkEnd w:id="64"/>
+    <w:bookmarkStart w:id="96" w:name="sec-gram-schmidt"/>
     <w:p>
       <w:pPr>
         <w:pStyle w:val="Heading2"/>
@@ -41283,12 +41296,12 @@
                 <wp:inline>
                   <wp:extent cx="152400" cy="152400"/>
                   <wp:effectExtent b="0" l="0" r="0" t="0"/>
-                  <wp:docPr descr="" title="" id="63" name="Picture"/>
+                  <wp:docPr descr="" title="" id="65" name="Picture"/>
                   <a:graphic>
                     <a:graphicData uri="http://schemas.openxmlformats.org/drawingml/2006/picture">
                       <pic:pic>
                         <pic:nvPicPr>
-                          <pic:cNvPr descr="/opt/quarto/share/formats/docx/note.png" id="64" name="Picture"/>
+                          <pic:cNvPr descr="/opt/quarto/share/formats/docx/note.png" id="66" name="Picture"/>
                           <pic:cNvPicPr>
                             <a:picLocks noChangeArrowheads="1" noChangeAspect="1"/>
                           </pic:cNvPicPr>
@@ -41419,7 +41432,7 @@
         </w:tc>
       </w:tr>
     </w:tbl>
-    <w:bookmarkStart w:id="65" w:name="thm-dot-linear-sum"/>
+    <w:bookmarkStart w:id="67" w:name="thm-dot-linear-sum"/>
     <w:p>
       <w:pPr>
         <w:pStyle w:val="BodyText"/>
@@ -41820,7 +41833,7 @@
         </m:oMath>
       </m:oMathPara>
     </w:p>
-    <w:bookmarkEnd w:id="65"/>
+    <w:bookmarkEnd w:id="67"/>
     <w:p>
       <w:pPr>
         <w:pStyle w:val="FirstParagraph"/>
@@ -42818,7 +42831,7 @@
         </m:oMath>
       </m:oMathPara>
     </w:p>
-    <w:bookmarkStart w:id="66" w:name="exm-dot-linear-sum"/>
+    <w:bookmarkStart w:id="68" w:name="exm-dot-linear-sum"/>
     <w:p>
       <w:pPr>
         <w:pStyle w:val="FirstParagraph"/>
@@ -42828,7 +42841,7 @@
           <w:b/>
           <w:bCs/>
         </w:rPr>
-        <w:t xml:space="preserve">Example 17 (Dotting with a combination of three vectors)</w:t>
+        <w:t xml:space="preserve">Example 16 (Dotting with a combination of three vectors)</w:t>
       </w:r>
       <w:r>
         <w:t xml:space="preserve"> </w:t>
@@ -43287,13 +43300,13 @@
         <w:t xml:space="preserve">, the same number.</w:t>
       </w:r>
     </w:p>
-    <w:bookmarkEnd w:id="66"/>
-    <w:bookmarkStart w:id="68" w:name="thm-orthonormal-independent"/>
+    <w:bookmarkEnd w:id="68"/>
+    <w:bookmarkStart w:id="70" w:name="thm-orthonormal-independent"/>
     <w:p>
       <w:pPr>
         <w:pStyle w:val="BodyText"/>
       </w:pPr>
-      <w:del w:id="227" w:author="PR Preview" w:date="2026-01-01T00:00:00Z">
+      <w:del w:id="280" w:author="PR Preview" w:date="2026-01-01T00:00:00Z">
         <w:r>
           <w:rPr>
             <w:b/>
@@ -43302,17 +43315,17 @@
           <w:delText xml:space="preserve">Theorem 8 (Orthonormal vectors are linearly independent)</w:delText>
         </w:r>
       </w:del>
-      <w:del w:id="228" w:author="PR Preview" w:date="2026-01-01T00:00:00Z">
+      <w:del w:id="281" w:author="PR Preview" w:date="2026-01-01T00:00:00Z">
         <w:r>
           <w:delText xml:space="preserve"> </w:delText>
         </w:r>
       </w:del>
-      <w:del w:id="229" w:author="PR Preview" w:date="2026-01-01T00:00:00Z">
+      <w:del w:id="282" w:author="PR Preview" w:date="2026-01-01T00:00:00Z">
         <w:r>
           <w:delText xml:space="preserve">If</w:delText>
         </w:r>
       </w:del>
-      <w:del w:id="230" w:author="PR Preview" w:date="2026-01-01T00:00:00Z">
+      <w:del w:id="283" w:author="PR Preview" w:date="2026-01-01T00:00:00Z">
         <w:r>
           <w:delText xml:space="preserve"> </w:delText>
         </w:r>
@@ -43375,18 +43388,18 @@
           </m:sub>
         </m:sSub>
       </m:oMath>
-      <w:del w:id="231" w:author="PR Preview" w:date="2026-01-01T00:00:00Z">
+      <w:del w:id="284" w:author="PR Preview" w:date="2026-01-01T00:00:00Z">
         <w:r>
           <w:delText xml:space="preserve"> </w:delText>
         </w:r>
       </w:del>
-      <w:del w:id="232" w:author="PR Preview" w:date="2026-01-01T00:00:00Z">
+      <w:del w:id="285" w:author="PR Preview" w:date="2026-01-01T00:00:00Z">
         <w:r>
           <w:delText xml:space="preserve">are orthonormal (</w:delText>
         </w:r>
       </w:del>
-      <w:hyperlink r:id="rId67">
-        <w:del w:id="233" w:author="PR Preview" w:date="2026-01-01T00:00:00Z">
+      <w:hyperlink r:id="rId69">
+        <w:del w:id="286" w:author="PR Preview" w:date="2026-01-01T00:00:00Z">
           <w:r>
             <w:rPr>
               <w:rStyle w:val="Hyperlink"/>
@@ -43395,23 +43408,23 @@
           </w:r>
         </w:del>
       </w:hyperlink>
-      <w:del w:id="234" w:author="PR Preview" w:date="2026-01-01T00:00:00Z">
+      <w:del w:id="287" w:author="PR Preview" w:date="2026-01-01T00:00:00Z">
         <w:r>
           <w:delText xml:space="preserve">),</w:delText>
         </w:r>
       </w:del>
-      <w:del w:id="235" w:author="PR Preview" w:date="2026-01-01T00:00:00Z">
+      <w:del w:id="288" w:author="PR Preview" w:date="2026-01-01T00:00:00Z">
         <w:r>
           <w:delText xml:space="preserve"> </w:delText>
         </w:r>
       </w:del>
-      <w:del w:id="236" w:author="PR Preview" w:date="2026-01-01T00:00:00Z">
+      <w:del w:id="289" w:author="PR Preview" w:date="2026-01-01T00:00:00Z">
         <w:r>
           <w:delText xml:space="preserve">then they are linearly independent (</w:delText>
         </w:r>
       </w:del>
       <w:hyperlink r:id="rId35">
-        <w:del w:id="237" w:author="PR Preview" w:date="2026-01-01T00:00:00Z">
+        <w:del w:id="290" w:author="PR Preview" w:date="2026-01-01T00:00:00Z">
           <w:r>
             <w:rPr>
               <w:rStyle w:val="Hyperlink"/>
@@ -43420,7 +43433,7 @@
           </w:r>
         </w:del>
       </w:hyperlink>
-      <w:del w:id="238" w:author="PR Preview" w:date="2026-01-01T00:00:00Z">
+      <w:del w:id="291" w:author="PR Preview" w:date="2026-01-01T00:00:00Z">
         <w:r>
           <w:delText xml:space="preserve">).</w:delText>
         </w:r>
@@ -43430,7 +43443,7 @@
       <w:pPr>
         <w:pStyle w:val="BodyText"/>
       </w:pPr>
-      <w:ins w:id="239" w:author="PR Preview" w:date="2026-01-01T00:00:00Z">
+      <w:ins w:id="292" w:author="PR Preview" w:date="2026-01-01T00:00:00Z">
         <w:r>
           <w:rPr>
             <w:b/>
@@ -43439,17 +43452,17 @@
           <w:t xml:space="preserve">Theorem 8 (Orthonormal vectors are linearly independent)</w:t>
         </w:r>
       </w:ins>
-      <w:ins w:id="240" w:author="PR Preview" w:date="2026-01-01T00:00:00Z">
+      <w:ins w:id="293" w:author="PR Preview" w:date="2026-01-01T00:00:00Z">
         <w:r>
           <w:t xml:space="preserve"> </w:t>
         </w:r>
       </w:ins>
-      <w:ins w:id="241" w:author="PR Preview" w:date="2026-01-01T00:00:00Z">
+      <w:ins w:id="294" w:author="PR Preview" w:date="2026-01-01T00:00:00Z">
         <w:r>
           <w:t xml:space="preserve">If</w:t>
         </w:r>
       </w:ins>
-      <w:ins w:id="242" w:author="PR Preview" w:date="2026-01-01T00:00:00Z">
+      <w:ins w:id="295" w:author="PR Preview" w:date="2026-01-01T00:00:00Z">
         <w:r>
           <w:t xml:space="preserve"> </w:t>
         </w:r>
@@ -43512,18 +43525,18 @@
           </m:sub>
         </m:sSub>
       </m:oMath>
-      <w:ins w:id="243" w:author="PR Preview" w:date="2026-01-01T00:00:00Z">
+      <w:ins w:id="296" w:author="PR Preview" w:date="2026-01-01T00:00:00Z">
         <w:r>
           <w:t xml:space="preserve"> </w:t>
         </w:r>
       </w:ins>
-      <w:ins w:id="244" w:author="PR Preview" w:date="2026-01-01T00:00:00Z">
+      <w:ins w:id="297" w:author="PR Preview" w:date="2026-01-01T00:00:00Z">
         <w:r>
           <w:t xml:space="preserve">are orthonormal (</w:t>
         </w:r>
       </w:ins>
-      <w:hyperlink r:id="rId67">
-        <w:ins w:id="245" w:author="PR Preview" w:date="2026-01-01T00:00:00Z">
+      <w:hyperlink r:id="rId69">
+        <w:ins w:id="298" w:author="PR Preview" w:date="2026-01-01T00:00:00Z">
           <w:r>
             <w:rPr>
               <w:rStyle w:val="Hyperlink"/>
@@ -43532,23 +43545,23 @@
           </w:r>
         </w:ins>
       </w:hyperlink>
-      <w:ins w:id="246" w:author="PR Preview" w:date="2026-01-01T00:00:00Z">
+      <w:ins w:id="299" w:author="PR Preview" w:date="2026-01-01T00:00:00Z">
         <w:r>
           <w:t xml:space="preserve">),</w:t>
         </w:r>
       </w:ins>
-      <w:ins w:id="247" w:author="PR Preview" w:date="2026-01-01T00:00:00Z">
+      <w:ins w:id="300" w:author="PR Preview" w:date="2026-01-01T00:00:00Z">
         <w:r>
           <w:t xml:space="preserve"> </w:t>
         </w:r>
       </w:ins>
-      <w:ins w:id="248" w:author="PR Preview" w:date="2026-01-01T00:00:00Z">
+      <w:ins w:id="301" w:author="PR Preview" w:date="2026-01-01T00:00:00Z">
         <w:r>
           <w:t xml:space="preserve">then they are linearly independent (</w:t>
         </w:r>
       </w:ins>
       <w:hyperlink r:id="rId35">
-        <w:ins w:id="249" w:author="PR Preview" w:date="2026-01-01T00:00:00Z">
+        <w:ins w:id="302" w:author="PR Preview" w:date="2026-01-01T00:00:00Z">
           <w:r>
             <w:rPr>
               <w:rStyle w:val="Hyperlink"/>
@@ -43557,13 +43570,13 @@
           </w:r>
         </w:ins>
       </w:hyperlink>
-      <w:ins w:id="250" w:author="PR Preview" w:date="2026-01-01T00:00:00Z">
+      <w:ins w:id="303" w:author="PR Preview" w:date="2026-01-01T00:00:00Z">
         <w:r>
           <w:t xml:space="preserve">).</w:t>
         </w:r>
       </w:ins>
     </w:p>
-    <w:bookmarkEnd w:id="68"/>
+    <w:bookmarkEnd w:id="70"/>
     <w:p>
       <w:pPr>
         <w:pStyle w:val="BodyText"/>
@@ -44229,7 +44242,7 @@
         <w:t xml:space="preserve">.</w:t>
       </w:r>
     </w:p>
-    <w:bookmarkStart w:id="69" w:name="exm-orthonormal-independent"/>
+    <w:bookmarkStart w:id="71" w:name="exm-orthonormal-independent"/>
     <w:p>
       <w:pPr>
         <w:pStyle w:val="BodyText"/>
@@ -44239,7 +44252,7 @@
           <w:b/>
           <w:bCs/>
         </w:rPr>
-        <w:t xml:space="preserve">Example 18 (Three orthonormal vectors in</w:t>
+        <w:t xml:space="preserve">Example 17 (Three orthonormal vectors in</w:t>
       </w:r>
       <w:r>
         <w:rPr>
@@ -45606,37 +45619,37 @@
         <w:t xml:space="preserve">.</w:t>
       </w:r>
     </w:p>
-    <w:bookmarkEnd w:id="69"/>
-    <w:bookmarkStart w:id="71" w:name="def-orthonormal-basis"/>
+    <w:bookmarkEnd w:id="71"/>
+    <w:bookmarkStart w:id="73" w:name="def-orthonormal-basis"/>
     <w:p>
       <w:pPr>
         <w:pStyle w:val="BodyText"/>
       </w:pPr>
-      <w:del w:id="251" w:author="PR Preview" w:date="2026-01-01T00:00:00Z">
+      <w:del w:id="304" w:author="PR Preview" w:date="2026-01-01T00:00:00Z">
         <w:r>
           <w:rPr>
             <w:b/>
             <w:bCs/>
           </w:rPr>
-          <w:delText xml:space="preserve">Definition 11 (Orthonormal basis)</w:delText>
+          <w:delText xml:space="preserve">Definition 10 (Orthonormal basis)</w:delText>
         </w:r>
       </w:del>
-      <w:del w:id="252" w:author="PR Preview" w:date="2026-01-01T00:00:00Z">
+      <w:del w:id="305" w:author="PR Preview" w:date="2026-01-01T00:00:00Z">
         <w:r>
           <w:delText xml:space="preserve"> </w:delText>
         </w:r>
       </w:del>
-      <w:del w:id="253" w:author="PR Preview" w:date="2026-01-01T00:00:00Z">
+      <w:del w:id="306" w:author="PR Preview" w:date="2026-01-01T00:00:00Z">
         <w:r>
           <w:delText xml:space="preserve">An</w:delText>
         </w:r>
       </w:del>
-      <w:del w:id="254" w:author="PR Preview" w:date="2026-01-01T00:00:00Z">
+      <w:del w:id="307" w:author="PR Preview" w:date="2026-01-01T00:00:00Z">
         <w:r>
           <w:delText xml:space="preserve"> </w:delText>
         </w:r>
       </w:del>
-      <w:del w:id="255" w:author="PR Preview" w:date="2026-01-01T00:00:00Z">
+      <w:del w:id="308" w:author="PR Preview" w:date="2026-01-01T00:00:00Z">
         <w:r>
           <w:rPr>
             <w:b/>
@@ -45645,17 +45658,17 @@
           <w:delText xml:space="preserve">orthonormal basis</w:delText>
         </w:r>
       </w:del>
-      <w:del w:id="256" w:author="PR Preview" w:date="2026-01-01T00:00:00Z">
+      <w:del w:id="309" w:author="PR Preview" w:date="2026-01-01T00:00:00Z">
         <w:r>
           <w:delText xml:space="preserve"> </w:delText>
         </w:r>
       </w:del>
-      <w:del w:id="257" w:author="PR Preview" w:date="2026-01-01T00:00:00Z">
+      <w:del w:id="310" w:author="PR Preview" w:date="2026-01-01T00:00:00Z">
         <w:r>
           <w:delText xml:space="preserve">of a subspace</w:delText>
         </w:r>
       </w:del>
-      <w:del w:id="258" w:author="PR Preview" w:date="2026-01-01T00:00:00Z">
+      <w:del w:id="311" w:author="PR Preview" w:date="2026-01-01T00:00:00Z">
         <w:r>
           <w:delText xml:space="preserve"> </w:delText>
         </w:r>
@@ -45669,17 +45682,17 @@
           <m:t>S</m:t>
         </m:r>
       </m:oMath>
-      <w:del w:id="259" w:author="PR Preview" w:date="2026-01-01T00:00:00Z">
+      <w:del w:id="312" w:author="PR Preview" w:date="2026-01-01T00:00:00Z">
         <w:r>
           <w:delText xml:space="preserve"> </w:delText>
         </w:r>
       </w:del>
-      <w:del w:id="260" w:author="PR Preview" w:date="2026-01-01T00:00:00Z">
+      <w:del w:id="313" w:author="PR Preview" w:date="2026-01-01T00:00:00Z">
         <w:r>
           <w:delText xml:space="preserve">of</w:delText>
         </w:r>
       </w:del>
-      <w:del w:id="261" w:author="PR Preview" w:date="2026-01-01T00:00:00Z">
+      <w:del w:id="314" w:author="PR Preview" w:date="2026-01-01T00:00:00Z">
         <w:r>
           <w:delText xml:space="preserve"> </w:delText>
         </w:r>
@@ -45702,17 +45715,17 @@
           </m:sup>
         </m:sSup>
       </m:oMath>
-      <w:del w:id="262" w:author="PR Preview" w:date="2026-01-01T00:00:00Z">
+      <w:del w:id="315" w:author="PR Preview" w:date="2026-01-01T00:00:00Z">
         <w:r>
           <w:delText xml:space="preserve"> </w:delText>
         </w:r>
       </w:del>
-      <w:del w:id="263" w:author="PR Preview" w:date="2026-01-01T00:00:00Z">
+      <w:del w:id="316" w:author="PR Preview" w:date="2026-01-01T00:00:00Z">
         <w:r>
           <w:delText xml:space="preserve">is a basis of</w:delText>
         </w:r>
       </w:del>
-      <w:del w:id="264" w:author="PR Preview" w:date="2026-01-01T00:00:00Z">
+      <w:del w:id="317" w:author="PR Preview" w:date="2026-01-01T00:00:00Z">
         <w:r>
           <w:delText xml:space="preserve"> </w:delText>
         </w:r>
@@ -45726,18 +45739,18 @@
           <m:t>S</m:t>
         </m:r>
       </m:oMath>
-      <w:del w:id="265" w:author="PR Preview" w:date="2026-01-01T00:00:00Z">
+      <w:del w:id="318" w:author="PR Preview" w:date="2026-01-01T00:00:00Z">
         <w:r>
           <w:delText xml:space="preserve"> </w:delText>
         </w:r>
       </w:del>
-      <w:del w:id="266" w:author="PR Preview" w:date="2026-01-01T00:00:00Z">
+      <w:del w:id="319" w:author="PR Preview" w:date="2026-01-01T00:00:00Z">
         <w:r>
           <w:delText xml:space="preserve">(</w:delText>
         </w:r>
       </w:del>
-      <w:hyperlink r:id="rId70">
-        <w:del w:id="267" w:author="PR Preview" w:date="2026-01-01T00:00:00Z">
+      <w:hyperlink r:id="rId72">
+        <w:del w:id="320" w:author="PR Preview" w:date="2026-01-01T00:00:00Z">
           <w:r>
             <w:rPr>
               <w:rStyle w:val="Hyperlink"/>
@@ -45746,23 +45759,23 @@
           </w:r>
         </w:del>
       </w:hyperlink>
-      <w:del w:id="268" w:author="PR Preview" w:date="2026-01-01T00:00:00Z">
+      <w:del w:id="321" w:author="PR Preview" w:date="2026-01-01T00:00:00Z">
         <w:r>
           <w:delText xml:space="preserve">)</w:delText>
         </w:r>
       </w:del>
-      <w:del w:id="269" w:author="PR Preview" w:date="2026-01-01T00:00:00Z">
+      <w:del w:id="322" w:author="PR Preview" w:date="2026-01-01T00:00:00Z">
         <w:r>
           <w:delText xml:space="preserve"> </w:delText>
         </w:r>
       </w:del>
-      <w:del w:id="270" w:author="PR Preview" w:date="2026-01-01T00:00:00Z">
+      <w:del w:id="323" w:author="PR Preview" w:date="2026-01-01T00:00:00Z">
         <w:r>
           <w:delText xml:space="preserve">whose vectors are orthonormal (</w:delText>
         </w:r>
       </w:del>
-      <w:hyperlink r:id="rId67">
-        <w:del w:id="271" w:author="PR Preview" w:date="2026-01-01T00:00:00Z">
+      <w:hyperlink r:id="rId69">
+        <w:del w:id="324" w:author="PR Preview" w:date="2026-01-01T00:00:00Z">
           <w:r>
             <w:rPr>
               <w:rStyle w:val="Hyperlink"/>
@@ -45771,7 +45784,7 @@
           </w:r>
         </w:del>
       </w:hyperlink>
-      <w:del w:id="272" w:author="PR Preview" w:date="2026-01-01T00:00:00Z">
+      <w:del w:id="325" w:author="PR Preview" w:date="2026-01-01T00:00:00Z">
         <w:r>
           <w:delText xml:space="preserve">).</w:delText>
         </w:r>
@@ -45781,31 +45794,31 @@
       <w:pPr>
         <w:pStyle w:val="BodyText"/>
       </w:pPr>
-      <w:ins w:id="273" w:author="PR Preview" w:date="2026-01-01T00:00:00Z">
+      <w:ins w:id="326" w:author="PR Preview" w:date="2026-01-01T00:00:00Z">
         <w:r>
           <w:rPr>
             <w:b/>
             <w:bCs/>
           </w:rPr>
-          <w:t xml:space="preserve">Definition 11 (Orthonormal basis)</w:t>
+          <w:t xml:space="preserve">Definition 10 (Orthonormal basis)</w:t>
         </w:r>
       </w:ins>
-      <w:ins w:id="274" w:author="PR Preview" w:date="2026-01-01T00:00:00Z">
+      <w:ins w:id="327" w:author="PR Preview" w:date="2026-01-01T00:00:00Z">
         <w:r>
           <w:t xml:space="preserve"> </w:t>
         </w:r>
       </w:ins>
-      <w:ins w:id="275" w:author="PR Preview" w:date="2026-01-01T00:00:00Z">
+      <w:ins w:id="328" w:author="PR Preview" w:date="2026-01-01T00:00:00Z">
         <w:r>
           <w:t xml:space="preserve">An</w:t>
         </w:r>
       </w:ins>
-      <w:ins w:id="276" w:author="PR Preview" w:date="2026-01-01T00:00:00Z">
+      <w:ins w:id="329" w:author="PR Preview" w:date="2026-01-01T00:00:00Z">
         <w:r>
           <w:t xml:space="preserve"> </w:t>
         </w:r>
       </w:ins>
-      <w:ins w:id="277" w:author="PR Preview" w:date="2026-01-01T00:00:00Z">
+      <w:ins w:id="330" w:author="PR Preview" w:date="2026-01-01T00:00:00Z">
         <w:r>
           <w:rPr>
             <w:b/>
@@ -45814,17 +45827,17 @@
           <w:t xml:space="preserve">orthonormal basis</w:t>
         </w:r>
       </w:ins>
-      <w:ins w:id="278" w:author="PR Preview" w:date="2026-01-01T00:00:00Z">
+      <w:ins w:id="331" w:author="PR Preview" w:date="2026-01-01T00:00:00Z">
         <w:r>
           <w:t xml:space="preserve"> </w:t>
         </w:r>
       </w:ins>
-      <w:ins w:id="279" w:author="PR Preview" w:date="2026-01-01T00:00:00Z">
+      <w:ins w:id="332" w:author="PR Preview" w:date="2026-01-01T00:00:00Z">
         <w:r>
           <w:t xml:space="preserve">of a subspace</w:t>
         </w:r>
       </w:ins>
-      <w:ins w:id="280" w:author="PR Preview" w:date="2026-01-01T00:00:00Z">
+      <w:ins w:id="333" w:author="PR Preview" w:date="2026-01-01T00:00:00Z">
         <w:r>
           <w:t xml:space="preserve"> </w:t>
         </w:r>
@@ -45838,17 +45851,17 @@
           <m:t>S</m:t>
         </m:r>
       </m:oMath>
-      <w:ins w:id="281" w:author="PR Preview" w:date="2026-01-01T00:00:00Z">
+      <w:ins w:id="334" w:author="PR Preview" w:date="2026-01-01T00:00:00Z">
         <w:r>
           <w:t xml:space="preserve"> </w:t>
         </w:r>
       </w:ins>
-      <w:ins w:id="282" w:author="PR Preview" w:date="2026-01-01T00:00:00Z">
+      <w:ins w:id="335" w:author="PR Preview" w:date="2026-01-01T00:00:00Z">
         <w:r>
           <w:t xml:space="preserve">of</w:t>
         </w:r>
       </w:ins>
-      <w:ins w:id="283" w:author="PR Preview" w:date="2026-01-01T00:00:00Z">
+      <w:ins w:id="336" w:author="PR Preview" w:date="2026-01-01T00:00:00Z">
         <w:r>
           <w:t xml:space="preserve"> </w:t>
         </w:r>
@@ -45871,17 +45884,17 @@
           </m:sup>
         </m:sSup>
       </m:oMath>
-      <w:ins w:id="284" w:author="PR Preview" w:date="2026-01-01T00:00:00Z">
+      <w:ins w:id="337" w:author="PR Preview" w:date="2026-01-01T00:00:00Z">
         <w:r>
           <w:t xml:space="preserve"> </w:t>
         </w:r>
       </w:ins>
-      <w:ins w:id="285" w:author="PR Preview" w:date="2026-01-01T00:00:00Z">
+      <w:ins w:id="338" w:author="PR Preview" w:date="2026-01-01T00:00:00Z">
         <w:r>
           <w:t xml:space="preserve">is a basis of</w:t>
         </w:r>
       </w:ins>
-      <w:ins w:id="286" w:author="PR Preview" w:date="2026-01-01T00:00:00Z">
+      <w:ins w:id="339" w:author="PR Preview" w:date="2026-01-01T00:00:00Z">
         <w:r>
           <w:t xml:space="preserve"> </w:t>
         </w:r>
@@ -45895,18 +45908,18 @@
           <m:t>S</m:t>
         </m:r>
       </m:oMath>
-      <w:ins w:id="287" w:author="PR Preview" w:date="2026-01-01T00:00:00Z">
+      <w:ins w:id="340" w:author="PR Preview" w:date="2026-01-01T00:00:00Z">
         <w:r>
           <w:t xml:space="preserve"> </w:t>
         </w:r>
       </w:ins>
-      <w:ins w:id="288" w:author="PR Preview" w:date="2026-01-01T00:00:00Z">
+      <w:ins w:id="341" w:author="PR Preview" w:date="2026-01-01T00:00:00Z">
         <w:r>
           <w:t xml:space="preserve">(</w:t>
         </w:r>
       </w:ins>
-      <w:hyperlink r:id="rId70">
-        <w:ins w:id="289" w:author="PR Preview" w:date="2026-01-01T00:00:00Z">
+      <w:hyperlink r:id="rId72">
+        <w:ins w:id="342" w:author="PR Preview" w:date="2026-01-01T00:00:00Z">
           <w:r>
             <w:rPr>
               <w:rStyle w:val="Hyperlink"/>
@@ -45915,23 +45928,23 @@
           </w:r>
         </w:ins>
       </w:hyperlink>
-      <w:ins w:id="290" w:author="PR Preview" w:date="2026-01-01T00:00:00Z">
+      <w:ins w:id="343" w:author="PR Preview" w:date="2026-01-01T00:00:00Z">
         <w:r>
           <w:t xml:space="preserve">)</w:t>
         </w:r>
       </w:ins>
-      <w:ins w:id="291" w:author="PR Preview" w:date="2026-01-01T00:00:00Z">
+      <w:ins w:id="344" w:author="PR Preview" w:date="2026-01-01T00:00:00Z">
         <w:r>
           <w:t xml:space="preserve"> </w:t>
         </w:r>
       </w:ins>
-      <w:ins w:id="292" w:author="PR Preview" w:date="2026-01-01T00:00:00Z">
+      <w:ins w:id="345" w:author="PR Preview" w:date="2026-01-01T00:00:00Z">
         <w:r>
           <w:t xml:space="preserve">whose vectors are orthonormal (</w:t>
         </w:r>
       </w:ins>
-      <w:hyperlink r:id="rId67">
-        <w:ins w:id="293" w:author="PR Preview" w:date="2026-01-01T00:00:00Z">
+      <w:hyperlink r:id="rId69">
+        <w:ins w:id="346" w:author="PR Preview" w:date="2026-01-01T00:00:00Z">
           <w:r>
             <w:rPr>
               <w:rStyle w:val="Hyperlink"/>
@@ -45940,14 +45953,14 @@
           </w:r>
         </w:ins>
       </w:hyperlink>
-      <w:ins w:id="294" w:author="PR Preview" w:date="2026-01-01T00:00:00Z">
+      <w:ins w:id="347" w:author="PR Preview" w:date="2026-01-01T00:00:00Z">
         <w:r>
           <w:t xml:space="preserve">).</w:t>
         </w:r>
       </w:ins>
     </w:p>
-    <w:bookmarkEnd w:id="71"/>
-    <w:bookmarkStart w:id="75" w:name="exm-orthonormal-basis"/>
+    <w:bookmarkEnd w:id="73"/>
+    <w:bookmarkStart w:id="77" w:name="exm-orthonormal-basis"/>
     <w:p>
       <w:pPr>
         <w:pStyle w:val="BodyText"/>
@@ -45957,7 +45970,7 @@
           <w:b/>
           <w:bCs/>
         </w:rPr>
-        <w:t xml:space="preserve">Example 19 (Orthonormal bases of</w:t>
+        <w:t xml:space="preserve">Example 18 (Orthonormal bases of</w:t>
       </w:r>
       <w:r>
         <w:rPr>
@@ -46003,7 +46016,7 @@
         <w:pStyle w:val="Compact"/>
         <w:numPr>
           <w:ilvl w:val="0"/>
-          <w:numId w:val="1019"/>
+          <w:numId w:val="1018"/>
         </w:numPr>
       </w:pPr>
       <w:r>
@@ -46128,7 +46141,7 @@
       <w:r>
         <w:t xml:space="preserve">(</w:t>
       </w:r>
-      <w:hyperlink r:id="rId72">
+      <w:hyperlink r:id="rId74">
         <w:r>
           <w:rPr>
             <w:rStyle w:val="Hyperlink"/>
@@ -46145,7 +46158,7 @@
         <w:pStyle w:val="Compact"/>
         <w:numPr>
           <w:ilvl w:val="0"/>
-          <w:numId w:val="1019"/>
+          <w:numId w:val="1018"/>
         </w:numPr>
       </w:pPr>
       <w:r>
@@ -46239,7 +46252,7 @@
           <w:rPr>
             <w:rStyle w:val="Hyperlink"/>
           </w:rPr>
-          <w:t xml:space="preserve">Example 18</w:t>
+          <w:t xml:space="preserve">Example 17</w:t>
         </w:r>
       </w:hyperlink>
       <w:r>
@@ -46254,7 +46267,7 @@
       <w:r>
         <w:t xml:space="preserve">so they are a basis of their span (</w:t>
       </w:r>
-      <w:hyperlink r:id="rId70">
+      <w:hyperlink r:id="rId72">
         <w:r>
           <w:rPr>
             <w:rStyle w:val="Hyperlink"/>
@@ -46285,7 +46298,7 @@
       <w:r>
         <w:t xml:space="preserve">(</w:t>
       </w:r>
-      <w:hyperlink r:id="rId73">
+      <w:hyperlink r:id="rId75">
         <w:r>
           <w:rPr>
             <w:rStyle w:val="Hyperlink"/>
@@ -46329,7 +46342,7 @@
       <w:r>
         <w:t xml:space="preserve">(</w:t>
       </w:r>
-      <w:hyperlink r:id="rId74">
+      <w:hyperlink r:id="rId76">
         <w:r>
           <w:rPr>
             <w:rStyle w:val="Hyperlink"/>
@@ -46343,7 +46356,7 @@
       <w:r>
         <w:t xml:space="preserve"> </w:t>
       </w:r>
-      <w:hyperlink r:id="rId72">
+      <w:hyperlink r:id="rId74">
         <w:r>
           <w:rPr>
             <w:rStyle w:val="Hyperlink"/>
@@ -46388,8 +46401,8 @@
         <w:t xml:space="preserve">too.</w:t>
       </w:r>
     </w:p>
-    <w:bookmarkEnd w:id="75"/>
-    <w:bookmarkStart w:id="78" w:name="exm-not-orthonormal-basis"/>
+    <w:bookmarkEnd w:id="77"/>
+    <w:bookmarkStart w:id="80" w:name="exm-not-orthonormal-basis"/>
     <w:p>
       <w:pPr>
         <w:pStyle w:val="FirstParagraph"/>
@@ -46399,7 +46412,7 @@
           <w:b/>
           <w:bCs/>
         </w:rPr>
-        <w:t xml:space="preserve">Example 20 (Bases that are not orthonormal, and orthonormal lists that are not bases)</w:t>
+        <w:t xml:space="preserve">Example 19 (Bases that are not orthonormal, and orthonormal lists that are not bases)</w:t>
       </w:r>
       <w:r>
         <w:t xml:space="preserve"> </w:t>
@@ -46413,7 +46426,7 @@
         <w:pStyle w:val="Compact"/>
         <w:numPr>
           <w:ilvl w:val="0"/>
-          <w:numId w:val="1020"/>
+          <w:numId w:val="1019"/>
         </w:numPr>
       </w:pPr>
       <m:oMath>
@@ -46505,7 +46518,7 @@
       <w:r>
         <w:t xml:space="preserve">(</w:t>
       </w:r>
-      <w:hyperlink r:id="rId76">
+      <w:hyperlink r:id="rId78">
         <w:r>
           <w:rPr>
             <w:rStyle w:val="Hyperlink"/>
@@ -46599,7 +46612,7 @@
         <w:pStyle w:val="Compact"/>
         <w:numPr>
           <w:ilvl w:val="0"/>
-          <w:numId w:val="1020"/>
+          <w:numId w:val="1019"/>
         </w:numPr>
       </w:pPr>
       <m:oMath>
@@ -46735,7 +46748,7 @@
       <w:r>
         <w:t xml:space="preserve">(</w:t>
       </w:r>
-      <w:hyperlink r:id="rId77">
+      <w:hyperlink r:id="rId79">
         <w:r>
           <w:rPr>
             <w:rStyle w:val="Hyperlink"/>
@@ -46794,8 +46807,8 @@
         <w:t xml:space="preserve">.</w:t>
       </w:r>
     </w:p>
-    <w:bookmarkEnd w:id="78"/>
-    <w:bookmarkStart w:id="79" w:name="thm-orthonormal-expansion"/>
+    <w:bookmarkEnd w:id="80"/>
+    <w:bookmarkStart w:id="81" w:name="thm-orthonormal-expansion"/>
     <w:p>
       <w:pPr>
         <w:pStyle w:val="FirstParagraph"/>
@@ -46903,7 +46916,7 @@
           <w:rPr>
             <w:rStyle w:val="Hyperlink"/>
           </w:rPr>
-          <w:t xml:space="preserve">Definition 11</w:t>
+          <w:t xml:space="preserve">Definition 10</w:t>
         </w:r>
       </w:hyperlink>
       <w:r>
@@ -47076,7 +47089,7 @@
         </m:oMath>
       </m:oMathPara>
     </w:p>
-    <w:bookmarkEnd w:id="79"/>
+    <w:bookmarkEnd w:id="81"/>
     <w:p>
       <w:pPr>
         <w:pStyle w:val="FirstParagraph"/>
@@ -47682,7 +47695,7 @@
         <w:t xml:space="preserve">.</w:t>
       </w:r>
     </w:p>
-    <w:bookmarkStart w:id="80" w:name="exm-orthonormal-expansion"/>
+    <w:bookmarkStart w:id="82" w:name="exm-orthonormal-expansion"/>
     <w:p>
       <w:pPr>
         <w:pStyle w:val="BodyText"/>
@@ -47692,7 +47705,7 @@
           <w:b/>
           <w:bCs/>
         </w:rPr>
-        <w:t xml:space="preserve">Example 21 (Expanding a vector in an orthonormal basis)</w:t>
+        <w:t xml:space="preserve">Example 20 (Expanding a vector in an orthonormal basis)</w:t>
       </w:r>
       <w:r>
         <w:t xml:space="preserve"> </w:t>
@@ -47815,7 +47828,7 @@
           <w:rPr>
             <w:rStyle w:val="Hyperlink"/>
           </w:rPr>
-          <w:t xml:space="preserve">Example 19</w:t>
+          <w:t xml:space="preserve">Example 18</w:t>
         </w:r>
       </w:hyperlink>
       <w:r>
@@ -48922,8 +48935,8 @@
         <w:t xml:space="preserve">says.</w:t>
       </w:r>
     </w:p>
-    <w:bookmarkEnd w:id="80"/>
-    <w:bookmarkStart w:id="81" w:name="def-gram-schmidt"/>
+    <w:bookmarkEnd w:id="82"/>
+    <w:bookmarkStart w:id="83" w:name="def-gram-schmidt"/>
     <w:p>
       <w:pPr>
         <w:pStyle w:val="BodyText"/>
@@ -48933,7 +48946,7 @@
           <w:b/>
           <w:bCs/>
         </w:rPr>
-        <w:t xml:space="preserve">Definition 12 (Gram-Schmidt process)</w:t>
+        <w:t xml:space="preserve">Definition 11 (Gram-Schmidt process)</w:t>
       </w:r>
       <w:r>
         <w:t xml:space="preserve"> </w:t>
@@ -49105,7 +49118,7 @@
         <w:pStyle w:val="Compact"/>
         <w:numPr>
           <w:ilvl w:val="0"/>
-          <w:numId w:val="1021"/>
+          <w:numId w:val="1020"/>
         </w:numPr>
       </w:pPr>
       <w:r>
@@ -49400,7 +49413,7 @@
         <w:pStyle w:val="Compact"/>
         <w:numPr>
           <w:ilvl w:val="0"/>
-          <w:numId w:val="1021"/>
+          <w:numId w:val="1020"/>
         </w:numPr>
       </w:pPr>
       <w:r>
@@ -49472,7 +49485,7 @@
         <w:pStyle w:val="Compact"/>
         <w:numPr>
           <w:ilvl w:val="0"/>
-          <w:numId w:val="1021"/>
+          <w:numId w:val="1020"/>
         </w:numPr>
       </w:pPr>
       <w:r>
@@ -49698,8 +49711,8 @@
         <w:t xml:space="preserve">of them if it never stops.</w:t>
       </w:r>
     </w:p>
-    <w:bookmarkEnd w:id="81"/>
-    <w:bookmarkStart w:id="82" w:name="exm-gram-schmidt"/>
+    <w:bookmarkEnd w:id="83"/>
+    <w:bookmarkStart w:id="84" w:name="exm-gram-schmidt"/>
     <w:p>
       <w:pPr>
         <w:pStyle w:val="BodyText"/>
@@ -49709,7 +49722,7 @@
           <w:b/>
           <w:bCs/>
         </w:rPr>
-        <w:t xml:space="preserve">Example 22 (Two steps of Gram-Schmidt in</w:t>
+        <w:t xml:space="preserve">Example 21 (Two steps of Gram-Schmidt in</w:t>
       </w:r>
       <w:r>
         <w:rPr>
@@ -49889,7 +49902,7 @@
       <w:pPr>
         <w:numPr>
           <w:ilvl w:val="0"/>
-          <w:numId w:val="1022"/>
+          <w:numId w:val="1021"/>
         </w:numPr>
       </w:pPr>
       <w:r>
@@ -50094,7 +50107,7 @@
       <w:pPr>
         <w:numPr>
           <w:ilvl w:val="0"/>
-          <w:numId w:val="1022"/>
+          <w:numId w:val="1021"/>
         </w:numPr>
       </w:pPr>
       <w:r>
@@ -51178,8 +51191,8 @@
         </m:oMath>
       </m:oMathPara>
     </w:p>
-    <w:bookmarkEnd w:id="82"/>
-    <w:bookmarkStart w:id="83" w:name="exm-gram-schmidt-stops"/>
+    <w:bookmarkEnd w:id="84"/>
+    <w:bookmarkStart w:id="85" w:name="exm-gram-schmidt-stops"/>
     <w:p>
       <w:pPr>
         <w:pStyle w:val="FirstParagraph"/>
@@ -51189,7 +51202,7 @@
           <w:b/>
           <w:bCs/>
         </w:rPr>
-        <w:t xml:space="preserve">Example 23 (Gram-Schmidt stops on dependent vectors)</w:t>
+        <w:t xml:space="preserve">Example 22 (Gram-Schmidt stops on dependent vectors)</w:t>
       </w:r>
       <w:r>
         <w:t xml:space="preserve"> </w:t>
@@ -51900,8 +51913,8 @@
         <w:t xml:space="preserve">.</w:t>
       </w:r>
     </w:p>
-    <w:bookmarkEnd w:id="83"/>
-    <w:bookmarkStart w:id="84" w:name="thm-gram-schmidt"/>
+    <w:bookmarkEnd w:id="85"/>
+    <w:bookmarkStart w:id="86" w:name="thm-gram-schmidt"/>
     <w:p>
       <w:pPr>
         <w:pStyle w:val="BodyText"/>
@@ -51924,7 +51937,7 @@
           <w:rPr>
             <w:rStyle w:val="Hyperlink"/>
           </w:rPr>
-          <w:t xml:space="preserve">Definition 12</w:t>
+          <w:t xml:space="preserve">Definition 11</w:t>
         </w:r>
       </w:hyperlink>
       <w:r>
@@ -52022,7 +52035,7 @@
         <w:pStyle w:val="Compact"/>
         <w:numPr>
           <w:ilvl w:val="0"/>
-          <w:numId w:val="1023"/>
+          <w:numId w:val="1022"/>
         </w:numPr>
       </w:pPr>
       <w:r>
@@ -52350,7 +52363,7 @@
         <w:pStyle w:val="Compact"/>
         <w:numPr>
           <w:ilvl w:val="0"/>
-          <w:numId w:val="1023"/>
+          <w:numId w:val="1022"/>
         </w:numPr>
       </w:pPr>
       <w:r>
@@ -52549,7 +52562,7 @@
         <w:pStyle w:val="Compact"/>
         <w:numPr>
           <w:ilvl w:val="0"/>
-          <w:numId w:val="1023"/>
+          <w:numId w:val="1022"/>
         </w:numPr>
       </w:pPr>
       <w:r>
@@ -52815,14 +52828,14 @@
           <w:rPr>
             <w:rStyle w:val="Hyperlink"/>
           </w:rPr>
-          <w:t xml:space="preserve">Definition 11</w:t>
+          <w:t xml:space="preserve">Definition 10</w:t>
         </w:r>
       </w:hyperlink>
       <w:r>
         <w:t xml:space="preserve">).</w:t>
       </w:r>
     </w:p>
-    <w:bookmarkEnd w:id="84"/>
+    <w:bookmarkEnd w:id="86"/>
     <w:p>
       <w:pPr>
         <w:pStyle w:val="FirstParagraph"/>
@@ -52851,7 +52864,7 @@
         </w:rPr>
         <w:t xml:space="preserve"> </w:t>
       </w:r>
-      <w:hyperlink r:id="rId85">
+      <w:hyperlink r:id="rId87">
         <w:r>
           <w:rPr>
             <w:rStyle w:val="Hyperlink"/>
@@ -52972,7 +52985,7 @@
       <w:r>
         <w:t xml:space="preserve">(</w:t>
       </w:r>
-      <w:hyperlink r:id="rId86">
+      <w:hyperlink r:id="rId88">
         <w:r>
           <w:rPr>
             <w:rStyle w:val="Hyperlink"/>
@@ -53783,7 +53796,7 @@
                   <m:nor/>
                   <m:sty m:val="p"/>
                 </m:rPr>
-                <m:t>Definition 12</m:t>
+                <m:t>Definition 11</m:t>
               </m:r>
               <m:r>
                 <m:rPr>
@@ -55934,7 +55947,7 @@
         <w:pStyle w:val="Compact"/>
         <w:numPr>
           <w:ilvl w:val="0"/>
-          <w:numId w:val="1024"/>
+          <w:numId w:val="1023"/>
         </w:numPr>
       </w:pPr>
       <m:oMath>
@@ -56528,7 +56541,7 @@
         <w:pStyle w:val="Compact"/>
         <w:numPr>
           <w:ilvl w:val="0"/>
-          <w:numId w:val="1024"/>
+          <w:numId w:val="1023"/>
         </w:numPr>
       </w:pPr>
       <m:oMath>
@@ -57025,7 +57038,7 @@
       <w:r>
         <w:t xml:space="preserve">A span is a subspace (</w:t>
       </w:r>
-      <w:hyperlink r:id="rId87">
+      <w:hyperlink r:id="rId89">
         <w:r>
           <w:rPr>
             <w:rStyle w:val="Hyperlink"/>
@@ -57266,7 +57279,7 @@
       <w:r>
         <w:t xml:space="preserve"> </w:t>
       </w:r>
-      <w:hyperlink r:id="rId88">
+      <w:hyperlink r:id="rId90">
         <w:r>
           <w:rPr>
             <w:rStyle w:val="Hyperlink"/>
@@ -57790,7 +57803,7 @@
         <w:t xml:space="preserve">so they are an orthonormal basis of it.</w:t>
       </w:r>
     </w:p>
-    <w:bookmarkStart w:id="89" w:name="exm-thm-gram-schmidt"/>
+    <w:bookmarkStart w:id="91" w:name="exm-thm-gram-schmidt"/>
     <w:p>
       <w:pPr>
         <w:pStyle w:val="BodyText"/>
@@ -57800,7 +57813,7 @@
           <w:b/>
           <w:bCs/>
         </w:rPr>
-        <w:t xml:space="preserve">Example 24 (Finishing an orthonormal basis of</w:t>
+        <w:t xml:space="preserve">Example 23 (Finishing an orthonormal basis of</w:t>
       </w:r>
       <w:r>
         <w:rPr>
@@ -57848,7 +57861,7 @@
           <w:rPr>
             <w:rStyle w:val="Hyperlink"/>
           </w:rPr>
-          <w:t xml:space="preserve">Example 22</w:t>
+          <w:t xml:space="preserve">Example 21</w:t>
         </w:r>
       </w:hyperlink>
       <w:r>
@@ -59331,7 +59344,7 @@
       <w:r>
         <w:t xml:space="preserve">(</w:t>
       </w:r>
-      <w:hyperlink r:id="rId73">
+      <w:hyperlink r:id="rId75">
         <w:r>
           <w:rPr>
             <w:rStyle w:val="Hyperlink"/>
@@ -59375,7 +59388,7 @@
       <w:r>
         <w:t xml:space="preserve">(</w:t>
       </w:r>
-      <w:hyperlink r:id="rId74">
+      <w:hyperlink r:id="rId76">
         <w:r>
           <w:rPr>
             <w:rStyle w:val="Hyperlink"/>
@@ -59389,7 +59402,7 @@
       <w:r>
         <w:t xml:space="preserve"> </w:t>
       </w:r>
-      <w:hyperlink r:id="rId72">
+      <w:hyperlink r:id="rId74">
         <w:r>
           <w:rPr>
             <w:rStyle w:val="Hyperlink"/>
@@ -59717,28 +59730,36 @@
         </m:oMath>
       </m:oMathPara>
     </w:p>
-    <w:bookmarkEnd w:id="89"/>
-    <w:bookmarkStart w:id="90" w:name="cor-orthonormal-basis-exists"/>
+    <w:bookmarkEnd w:id="91"/>
+    <w:bookmarkStart w:id="92" w:name="cor-orthonormal-basis-exists"/>
     <w:p>
       <w:pPr>
         <w:pStyle w:val="FirstParagraph"/>
       </w:pPr>
-      <w:r>
-        <w:rPr>
-          <w:b/>
-          <w:bCs/>
-        </w:rPr>
-        <w:t xml:space="preserve">Corollary 2 (Every subspace has an orthonormal basis)</w:t>
-      </w:r>
-      <w:r>
-        <w:t xml:space="preserve"> </w:t>
-      </w:r>
-      <w:r>
-        <w:t xml:space="preserve">Let</w:t>
-      </w:r>
-      <w:r>
-        <w:t xml:space="preserve"> </w:t>
-      </w:r>
+      <w:del w:id="348" w:author="PR Preview" w:date="2026-01-01T00:00:00Z">
+        <w:r>
+          <w:rPr>
+            <w:b/>
+            <w:bCs/>
+          </w:rPr>
+          <w:delText xml:space="preserve">Corollary 3 (Every subspace has an orthonormal basis)</w:delText>
+        </w:r>
+      </w:del>
+      <w:del w:id="349" w:author="PR Preview" w:date="2026-01-01T00:00:00Z">
+        <w:r>
+          <w:delText xml:space="preserve"> </w:delText>
+        </w:r>
+      </w:del>
+      <w:del w:id="350" w:author="PR Preview" w:date="2026-01-01T00:00:00Z">
+        <w:r>
+          <w:delText xml:space="preserve">Let</w:delText>
+        </w:r>
+      </w:del>
+      <w:del w:id="351" w:author="PR Preview" w:date="2026-01-01T00:00:00Z">
+        <w:r>
+          <w:delText xml:space="preserve"> </w:delText>
+        </w:r>
+      </w:del>
       <m:oMath>
         <m:r>
           <m:rPr>
@@ -59748,15 +59769,21 @@
           <m:t>S</m:t>
         </m:r>
       </m:oMath>
-      <w:r>
-        <w:t xml:space="preserve"> </w:t>
-      </w:r>
-      <w:r>
-        <w:t xml:space="preserve">be a subspace of</w:t>
-      </w:r>
-      <w:r>
-        <w:t xml:space="preserve"> </w:t>
-      </w:r>
+      <w:del w:id="352" w:author="PR Preview" w:date="2026-01-01T00:00:00Z">
+        <w:r>
+          <w:delText xml:space="preserve"> </w:delText>
+        </w:r>
+      </w:del>
+      <w:del w:id="353" w:author="PR Preview" w:date="2026-01-01T00:00:00Z">
+        <w:r>
+          <w:delText xml:space="preserve">be a subspace of</w:delText>
+        </w:r>
+      </w:del>
+      <w:del w:id="354" w:author="PR Preview" w:date="2026-01-01T00:00:00Z">
+        <w:r>
+          <w:delText xml:space="preserve"> </w:delText>
+        </w:r>
+      </w:del>
       <m:oMath>
         <m:sSup>
           <m:e>
@@ -59775,18 +59802,26 @@
           </m:sup>
         </m:sSup>
       </m:oMath>
-      <w:r>
-        <w:t xml:space="preserve">.</w:t>
-      </w:r>
-      <w:r>
-        <w:t xml:space="preserve"> </w:t>
-      </w:r>
-      <w:r>
-        <w:t xml:space="preserve">Every orthonormal list of vectors in</w:t>
-      </w:r>
-      <w:r>
-        <w:t xml:space="preserve"> </w:t>
-      </w:r>
+      <w:del w:id="355" w:author="PR Preview" w:date="2026-01-01T00:00:00Z">
+        <w:r>
+          <w:delText xml:space="preserve">.</w:delText>
+        </w:r>
+      </w:del>
+      <w:del w:id="356" w:author="PR Preview" w:date="2026-01-01T00:00:00Z">
+        <w:r>
+          <w:delText xml:space="preserve"> </w:delText>
+        </w:r>
+      </w:del>
+      <w:del w:id="357" w:author="PR Preview" w:date="2026-01-01T00:00:00Z">
+        <w:r>
+          <w:delText xml:space="preserve">Every orthonormal list of vectors in</w:delText>
+        </w:r>
+      </w:del>
+      <w:del w:id="358" w:author="PR Preview" w:date="2026-01-01T00:00:00Z">
+        <w:r>
+          <w:delText xml:space="preserve"> </w:delText>
+        </w:r>
+      </w:del>
       <m:oMath>
         <m:r>
           <m:rPr>
@@ -59796,15 +59831,21 @@
           <m:t>S</m:t>
         </m:r>
       </m:oMath>
-      <w:r>
-        <w:t xml:space="preserve"> </w:t>
-      </w:r>
-      <w:r>
-        <w:t xml:space="preserve">extends to an orthonormal basis of</w:t>
-      </w:r>
-      <w:r>
-        <w:t xml:space="preserve"> </w:t>
-      </w:r>
+      <w:del w:id="359" w:author="PR Preview" w:date="2026-01-01T00:00:00Z">
+        <w:r>
+          <w:delText xml:space="preserve"> </w:delText>
+        </w:r>
+      </w:del>
+      <w:del w:id="360" w:author="PR Preview" w:date="2026-01-01T00:00:00Z">
+        <w:r>
+          <w:delText xml:space="preserve">extends to an orthonormal basis of</w:delText>
+        </w:r>
+      </w:del>
+      <w:del w:id="361" w:author="PR Preview" w:date="2026-01-01T00:00:00Z">
+        <w:r>
+          <w:delText xml:space="preserve"> </w:delText>
+        </w:r>
+      </w:del>
       <m:oMath>
         <m:r>
           <m:rPr>
@@ -59814,32 +59855,229 @@
           <m:t>S</m:t>
         </m:r>
       </m:oMath>
-      <w:r>
-        <w:t xml:space="preserve"> </w:t>
-      </w:r>
-      <w:r>
-        <w:t xml:space="preserve">(</w:t>
-      </w:r>
+      <w:del w:id="362" w:author="PR Preview" w:date="2026-01-01T00:00:00Z">
+        <w:r>
+          <w:delText xml:space="preserve"> </w:delText>
+        </w:r>
+      </w:del>
+      <w:del w:id="363" w:author="PR Preview" w:date="2026-01-01T00:00:00Z">
+        <w:r>
+          <w:delText xml:space="preserve">(</w:delText>
+        </w:r>
+      </w:del>
       <w:hyperlink w:anchor="def-orthonormal-basis">
+        <w:del w:id="364" w:author="PR Preview" w:date="2026-01-01T00:00:00Z">
+          <w:r>
+            <w:rPr>
+              <w:rStyle w:val="Hyperlink"/>
+            </w:rPr>
+            <w:delText xml:space="preserve">Definition 10</w:delText>
+          </w:r>
+        </w:del>
+      </w:hyperlink>
+      <w:del w:id="365" w:author="PR Preview" w:date="2026-01-01T00:00:00Z">
+        <w:r>
+          <w:delText xml:space="preserve">).</w:delText>
+        </w:r>
+      </w:del>
+      <w:del w:id="366" w:author="PR Preview" w:date="2026-01-01T00:00:00Z">
+        <w:r>
+          <w:delText xml:space="preserve"> </w:delText>
+        </w:r>
+      </w:del>
+      <w:del w:id="367" w:author="PR Preview" w:date="2026-01-01T00:00:00Z">
+        <w:r>
+          <w:delText xml:space="preserve">Starting from the empty list shows that</w:delText>
+        </w:r>
+      </w:del>
+      <w:del w:id="368" w:author="PR Preview" w:date="2026-01-01T00:00:00Z">
+        <w:r>
+          <w:delText xml:space="preserve"> </w:delText>
+        </w:r>
+      </w:del>
+      <m:oMath>
+        <m:r>
+          <m:rPr>
+            <m:scr m:val="script"/>
+            <m:sty m:val="p"/>
+          </m:rPr>
+          <m:t>S</m:t>
+        </m:r>
+      </m:oMath>
+      <w:del w:id="369" w:author="PR Preview" w:date="2026-01-01T00:00:00Z">
+        <w:r>
+          <w:delText xml:space="preserve"> </w:delText>
+        </w:r>
+      </w:del>
+      <w:del w:id="370" w:author="PR Preview" w:date="2026-01-01T00:00:00Z">
+        <w:r>
+          <w:delText xml:space="preserve">has an orthonormal basis.</w:delText>
+        </w:r>
+      </w:del>
+    </w:p>
+    <w:p>
+      <w:pPr>
+        <w:pStyle w:val="FirstParagraph"/>
+      </w:pPr>
+      <w:ins w:id="371" w:author="PR Preview" w:date="2026-01-01T00:00:00Z">
         <w:r>
           <w:rPr>
-            <w:rStyle w:val="Hyperlink"/>
+            <w:b/>
+            <w:bCs/>
           </w:rPr>
-          <w:t xml:space="preserve">Definition 11</w:t>
+          <w:t xml:space="preserve">Corollary 4 (Every subspace has an orthonormal basis)</w:t>
         </w:r>
+      </w:ins>
+      <w:ins w:id="372" w:author="PR Preview" w:date="2026-01-01T00:00:00Z">
+        <w:r>
+          <w:t xml:space="preserve"> </w:t>
+        </w:r>
+      </w:ins>
+      <w:ins w:id="373" w:author="PR Preview" w:date="2026-01-01T00:00:00Z">
+        <w:r>
+          <w:t xml:space="preserve">Let</w:t>
+        </w:r>
+      </w:ins>
+      <w:ins w:id="374" w:author="PR Preview" w:date="2026-01-01T00:00:00Z">
+        <w:r>
+          <w:t xml:space="preserve"> </w:t>
+        </w:r>
+      </w:ins>
+      <m:oMath>
+        <m:r>
+          <m:rPr>
+            <m:scr m:val="script"/>
+            <m:sty m:val="p"/>
+          </m:rPr>
+          <m:t>S</m:t>
+        </m:r>
+      </m:oMath>
+      <w:ins w:id="375" w:author="PR Preview" w:date="2026-01-01T00:00:00Z">
+        <w:r>
+          <w:t xml:space="preserve"> </w:t>
+        </w:r>
+      </w:ins>
+      <w:ins w:id="376" w:author="PR Preview" w:date="2026-01-01T00:00:00Z">
+        <w:r>
+          <w:t xml:space="preserve">be a subspace of</w:t>
+        </w:r>
+      </w:ins>
+      <w:ins w:id="377" w:author="PR Preview" w:date="2026-01-01T00:00:00Z">
+        <w:r>
+          <w:t xml:space="preserve"> </w:t>
+        </w:r>
+      </w:ins>
+      <m:oMath>
+        <m:sSup>
+          <m:e>
+            <m:r>
+              <m:rPr>
+                <m:scr m:val="double-struck"/>
+                <m:sty m:val="p"/>
+              </m:rPr>
+              <m:t>R</m:t>
+            </m:r>
+          </m:e>
+          <m:sup>
+            <m:r>
+              <m:t>p</m:t>
+            </m:r>
+          </m:sup>
+        </m:sSup>
+      </m:oMath>
+      <w:ins w:id="378" w:author="PR Preview" w:date="2026-01-01T00:00:00Z">
+        <w:r>
+          <w:t xml:space="preserve">.</w:t>
+        </w:r>
+      </w:ins>
+      <w:ins w:id="379" w:author="PR Preview" w:date="2026-01-01T00:00:00Z">
+        <w:r>
+          <w:t xml:space="preserve"> </w:t>
+        </w:r>
+      </w:ins>
+      <w:ins w:id="380" w:author="PR Preview" w:date="2026-01-01T00:00:00Z">
+        <w:r>
+          <w:t xml:space="preserve">Every orthonormal list of vectors in</w:t>
+        </w:r>
+      </w:ins>
+      <w:ins w:id="381" w:author="PR Preview" w:date="2026-01-01T00:00:00Z">
+        <w:r>
+          <w:t xml:space="preserve"> </w:t>
+        </w:r>
+      </w:ins>
+      <m:oMath>
+        <m:r>
+          <m:rPr>
+            <m:scr m:val="script"/>
+            <m:sty m:val="p"/>
+          </m:rPr>
+          <m:t>S</m:t>
+        </m:r>
+      </m:oMath>
+      <w:ins w:id="382" w:author="PR Preview" w:date="2026-01-01T00:00:00Z">
+        <w:r>
+          <w:t xml:space="preserve"> </w:t>
+        </w:r>
+      </w:ins>
+      <w:ins w:id="383" w:author="PR Preview" w:date="2026-01-01T00:00:00Z">
+        <w:r>
+          <w:t xml:space="preserve">extends to an orthonormal basis of</w:t>
+        </w:r>
+      </w:ins>
+      <w:ins w:id="384" w:author="PR Preview" w:date="2026-01-01T00:00:00Z">
+        <w:r>
+          <w:t xml:space="preserve"> </w:t>
+        </w:r>
+      </w:ins>
+      <m:oMath>
+        <m:r>
+          <m:rPr>
+            <m:scr m:val="script"/>
+            <m:sty m:val="p"/>
+          </m:rPr>
+          <m:t>S</m:t>
+        </m:r>
+      </m:oMath>
+      <w:ins w:id="385" w:author="PR Preview" w:date="2026-01-01T00:00:00Z">
+        <w:r>
+          <w:t xml:space="preserve"> </w:t>
+        </w:r>
+      </w:ins>
+      <w:ins w:id="386" w:author="PR Preview" w:date="2026-01-01T00:00:00Z">
+        <w:r>
+          <w:t xml:space="preserve">(</w:t>
+        </w:r>
+      </w:ins>
+      <w:hyperlink w:anchor="def-orthonormal-basis">
+        <w:ins w:id="387" w:author="PR Preview" w:date="2026-01-01T00:00:00Z">
+          <w:r>
+            <w:rPr>
+              <w:rStyle w:val="Hyperlink"/>
+            </w:rPr>
+            <w:t xml:space="preserve">Definition 10</w:t>
+          </w:r>
+        </w:ins>
       </w:hyperlink>
-      <w:r>
-        <w:t xml:space="preserve">).</w:t>
-      </w:r>
-      <w:r>
-        <w:t xml:space="preserve"> </w:t>
-      </w:r>
-      <w:r>
-        <w:t xml:space="preserve">Starting from the empty list shows that</w:t>
-      </w:r>
-      <w:r>
-        <w:t xml:space="preserve"> </w:t>
-      </w:r>
+      <w:ins w:id="388" w:author="PR Preview" w:date="2026-01-01T00:00:00Z">
+        <w:r>
+          <w:t xml:space="preserve">).</w:t>
+        </w:r>
+      </w:ins>
+      <w:ins w:id="389" w:author="PR Preview" w:date="2026-01-01T00:00:00Z">
+        <w:r>
+          <w:t xml:space="preserve"> </w:t>
+        </w:r>
+      </w:ins>
+      <w:ins w:id="390" w:author="PR Preview" w:date="2026-01-01T00:00:00Z">
+        <w:r>
+          <w:t xml:space="preserve">Starting from the empty list shows that</w:t>
+        </w:r>
+      </w:ins>
+      <w:ins w:id="391" w:author="PR Preview" w:date="2026-01-01T00:00:00Z">
+        <w:r>
+          <w:t xml:space="preserve"> </w:t>
+        </w:r>
+      </w:ins>
       <m:oMath>
         <m:r>
           <m:rPr>
@@ -59849,14 +60087,18 @@
           <m:t>S</m:t>
         </m:r>
       </m:oMath>
-      <w:r>
-        <w:t xml:space="preserve"> </w:t>
-      </w:r>
-      <w:r>
-        <w:t xml:space="preserve">has an orthonormal basis.</w:t>
-      </w:r>
+      <w:ins w:id="392" w:author="PR Preview" w:date="2026-01-01T00:00:00Z">
+        <w:r>
+          <w:t xml:space="preserve"> </w:t>
+        </w:r>
+      </w:ins>
+      <w:ins w:id="393" w:author="PR Preview" w:date="2026-01-01T00:00:00Z">
+        <w:r>
+          <w:t xml:space="preserve">has an orthonormal basis.</w:t>
+        </w:r>
+      </w:ins>
     </w:p>
-    <w:bookmarkEnd w:id="90"/>
+    <w:bookmarkEnd w:id="92"/>
     <w:p>
       <w:pPr>
         <w:pStyle w:val="BodyText"/>
@@ -60133,7 +60375,7 @@
       <w:r>
         <w:t xml:space="preserve">(</w:t>
       </w:r>
-      <w:hyperlink r:id="rId91">
+      <w:hyperlink r:id="rId93">
         <w:r>
           <w:rPr>
             <w:rStyle w:val="Hyperlink"/>
@@ -60289,7 +60531,7 @@
       <w:r>
         <w:t xml:space="preserve"> </w:t>
       </w:r>
-      <w:hyperlink r:id="rId85">
+      <w:hyperlink r:id="rId87">
         <w:r>
           <w:rPr>
             <w:rStyle w:val="Hyperlink"/>
@@ -61018,7 +61260,7 @@
         <w:t xml:space="preserve">So the orthonormal basis contains the starting list.</w:t>
       </w:r>
     </w:p>
-    <w:bookmarkStart w:id="93" w:name="exm-orthonormal-basis-exists"/>
+    <w:bookmarkStart w:id="95" w:name="exm-orthonormal-basis-exists"/>
     <w:p>
       <w:pPr>
         <w:pStyle w:val="BodyText"/>
@@ -61028,7 +61270,7 @@
           <w:b/>
           <w:bCs/>
         </w:rPr>
-        <w:t xml:space="preserve">Example 25 (Extending one unit vector to an orthonormal basis of</w:t>
+        <w:t xml:space="preserve">Example 24 (Extending one unit vector to an orthonormal basis of</w:t>
       </w:r>
       <w:r>
         <w:rPr>
@@ -61196,7 +61438,7 @@
       <w:r>
         <w:t xml:space="preserve"> </w:t>
       </w:r>
-      <w:hyperlink r:id="rId92">
+      <w:hyperlink r:id="rId94">
         <w:r>
           <w:rPr>
             <w:rStyle w:val="Hyperlink"/>
@@ -61727,7 +61969,7 @@
       <w:r>
         <w:t xml:space="preserve">are linearly independent (</w:t>
       </w:r>
-      <w:hyperlink r:id="rId88">
+      <w:hyperlink r:id="rId90">
         <w:r>
           <w:rPr>
             <w:rStyle w:val="Hyperlink"/>
@@ -61791,7 +62033,7 @@
       <w:r>
         <w:t xml:space="preserve">(</w:t>
       </w:r>
-      <w:hyperlink r:id="rId73">
+      <w:hyperlink r:id="rId75">
         <w:r>
           <w:rPr>
             <w:rStyle w:val="Hyperlink"/>
@@ -61835,7 +62077,7 @@
       <w:r>
         <w:t xml:space="preserve">(</w:t>
       </w:r>
-      <w:hyperlink r:id="rId74">
+      <w:hyperlink r:id="rId76">
         <w:r>
           <w:rPr>
             <w:rStyle w:val="Hyperlink"/>
@@ -61849,7 +62091,7 @@
       <w:r>
         <w:t xml:space="preserve"> </w:t>
       </w:r>
-      <w:hyperlink r:id="rId72">
+      <w:hyperlink r:id="rId74">
         <w:r>
           <w:rPr>
             <w:rStyle w:val="Hyperlink"/>
@@ -61976,7 +62218,7 @@
       <w:pPr>
         <w:numPr>
           <w:ilvl w:val="0"/>
-          <w:numId w:val="1025"/>
+          <w:numId w:val="1024"/>
         </w:numPr>
       </w:pPr>
       <m:oMath>
@@ -62033,7 +62275,7 @@
       <w:pPr>
         <w:numPr>
           <w:ilvl w:val="0"/>
-          <w:numId w:val="1025"/>
+          <w:numId w:val="1024"/>
         </w:numPr>
       </w:pPr>
       <m:oMath>
@@ -62498,7 +62740,7 @@
       <w:pPr>
         <w:numPr>
           <w:ilvl w:val="0"/>
-          <w:numId w:val="1025"/>
+          <w:numId w:val="1024"/>
         </w:numPr>
       </w:pPr>
       <m:oMath>
@@ -62765,16 +63007,16 @@
           <w:rPr>
             <w:rStyle w:val="Hyperlink"/>
           </w:rPr>
-          <w:t xml:space="preserve">Example 19</w:t>
+          <w:t xml:space="preserve">Example 18</w:t>
         </w:r>
       </w:hyperlink>
       <w:r>
         <w:t xml:space="preserve">, in a different order.</w:t>
       </w:r>
     </w:p>
-    <w:bookmarkEnd w:id="93"/>
-    <w:bookmarkEnd w:id="94"/>
-    <w:bookmarkStart w:id="110" w:name="outer-product"/>
+    <w:bookmarkEnd w:id="95"/>
+    <w:bookmarkEnd w:id="96"/>
+    <w:bookmarkStart w:id="112" w:name="outer-product"/>
     <w:p>
       <w:pPr>
         <w:pStyle w:val="Heading2"/>
@@ -62783,7 +63025,7 @@
         <w:t xml:space="preserve">4 Outer product</w:t>
       </w:r>
     </w:p>
-    <w:bookmarkStart w:id="96" w:name="def-outer-product"/>
+    <w:bookmarkStart w:id="98" w:name="def-outer-product"/>
     <w:p>
       <w:pPr>
         <w:pStyle w:val="FirstParagraph"/>
@@ -62793,7 +63035,7 @@
           <w:b/>
           <w:bCs/>
         </w:rPr>
-        <w:t xml:space="preserve">Definition 13 (Outer product)</w:t>
+        <w:t xml:space="preserve">Definition 12 (Outer product)</w:t>
       </w:r>
       <w:r>
         <w:t xml:space="preserve"> </w:t>
@@ -62910,7 +63152,7 @@
       <w:r>
         <w:t xml:space="preserve">matrix product (</w:t>
       </w:r>
-      <w:hyperlink r:id="rId95">
+      <w:hyperlink r:id="rId97">
         <w:r>
           <w:rPr>
             <w:rStyle w:val="Hyperlink"/>
@@ -63200,8 +63442,8 @@
         </m:oMath>
       </m:oMathPara>
     </w:p>
-    <w:bookmarkEnd w:id="96"/>
-    <w:bookmarkStart w:id="97" w:name="exm-outer-product"/>
+    <w:bookmarkEnd w:id="98"/>
+    <w:bookmarkStart w:id="99" w:name="exm-outer-product"/>
     <w:p>
       <w:pPr>
         <w:pStyle w:val="FirstParagraph"/>
@@ -63211,7 +63453,7 @@
           <w:b/>
           <w:bCs/>
         </w:rPr>
-        <w:t xml:space="preserve">Example 26 (An outer product)</w:t>
+        <w:t xml:space="preserve">Example 25 (An outer product)</w:t>
       </w:r>
       <w:r>
         <w:t xml:space="preserve"> </w:t>
@@ -63784,8 +64026,8 @@
         </m:oMath>
       </m:oMathPara>
     </w:p>
-    <w:bookmarkEnd w:id="97"/>
-    <w:bookmarkStart w:id="99" w:name="rem-outer-vs-dot-product"/>
+    <w:bookmarkEnd w:id="99"/>
+    <w:bookmarkStart w:id="101" w:name="rem-outer-vs-dot-product"/>
     <w:p>
       <w:pPr>
         <w:pStyle w:val="FirstParagraph"/>
@@ -63846,7 +64088,7 @@
       <w:r>
         <w:t xml:space="preserve">(</w:t>
       </w:r>
-      <w:hyperlink r:id="rId98">
+      <w:hyperlink r:id="rId100">
         <w:r>
           <w:rPr>
             <w:rStyle w:val="Hyperlink"/>
@@ -64051,7 +64293,7 @@
           <w:rPr>
             <w:rStyle w:val="Hyperlink"/>
           </w:rPr>
-          <w:t xml:space="preserve">Example 26</w:t>
+          <w:t xml:space="preserve">Example 25</w:t>
         </w:r>
       </w:hyperlink>
       <w:r>
@@ -64509,8 +64751,8 @@
         </m:oMath>
       </m:oMathPara>
     </w:p>
-    <w:bookmarkEnd w:id="99"/>
-    <w:bookmarkStart w:id="101" w:name="thm-outer-product-rank"/>
+    <w:bookmarkEnd w:id="101"/>
+    <w:bookmarkStart w:id="103" w:name="thm-outer-product-rank"/>
     <w:p>
       <w:pPr>
         <w:pStyle w:val="FirstParagraph"/>
@@ -64674,7 +64916,7 @@
       <w:r>
         <w:t xml:space="preserve">(</w:t>
       </w:r>
-      <w:hyperlink r:id="rId100">
+      <w:hyperlink r:id="rId102">
         <w:r>
           <w:rPr>
             <w:rStyle w:val="Hyperlink"/>
@@ -64686,7 +64928,7 @@
         <w:t xml:space="preserve">).</w:t>
       </w:r>
     </w:p>
-    <w:bookmarkEnd w:id="101"/>
+    <w:bookmarkEnd w:id="103"/>
     <w:p>
       <w:pPr>
         <w:pStyle w:val="BodyText"/>
@@ -65959,7 +66201,7 @@
         <w:t xml:space="preserve">The largest linearly independent set of columns therefore has one column.</w:t>
       </w:r>
     </w:p>
-    <w:bookmarkStart w:id="102" w:name="exm-outer-product-rank"/>
+    <w:bookmarkStart w:id="104" w:name="exm-outer-product-rank"/>
     <w:p>
       <w:pPr>
         <w:pStyle w:val="BodyText"/>
@@ -65969,7 +66211,7 @@
           <w:b/>
           <w:bCs/>
         </w:rPr>
-        <w:t xml:space="preserve">Example 27 (The rank of an outer product)</w:t>
+        <w:t xml:space="preserve">Example 26 (The rank of an outer product)</w:t>
       </w:r>
       <w:r>
         <w:t xml:space="preserve"> </w:t>
@@ -65985,7 +66227,7 @@
           <w:rPr>
             <w:rStyle w:val="Hyperlink"/>
           </w:rPr>
-          <w:t xml:space="preserve">Example 26</w:t>
+          <w:t xml:space="preserve">Example 25</w:t>
         </w:r>
       </w:hyperlink>
       <w:r>
@@ -66308,9 +66550,9 @@
         <w:t xml:space="preserve">.</w:t>
       </w:r>
     </w:p>
-    <w:bookmarkEnd w:id="102"/>
-    <w:bookmarkStart w:id="109" w:name="refs"/>
-    <w:bookmarkStart w:id="104" w:name="ref-axler2024linear"/>
+    <w:bookmarkEnd w:id="104"/>
+    <w:bookmarkStart w:id="111" w:name="refs"/>
+    <w:bookmarkStart w:id="106" w:name="ref-axler2024linear"/>
     <w:p>
       <w:pPr>
         <w:pStyle w:val="Bibliography"/>
@@ -66334,7 +66576,7 @@
       <w:r>
         <w:t xml:space="preserve"> </w:t>
       </w:r>
-      <w:hyperlink r:id="rId103">
+      <w:hyperlink r:id="rId105">
         <w:r>
           <w:rPr>
             <w:rStyle w:val="Hyperlink"/>
@@ -66346,8 +66588,8 @@
         <w:t xml:space="preserve">.</w:t>
       </w:r>
     </w:p>
-    <w:bookmarkEnd w:id="104"/>
-    <w:bookmarkStart w:id="106" w:name="ref-banerjee2014linear"/>
+    <w:bookmarkEnd w:id="106"/>
+    <w:bookmarkStart w:id="108" w:name="ref-banerjee2014linear"/>
     <w:p>
       <w:pPr>
         <w:pStyle w:val="Bibliography"/>
@@ -66371,7 +66613,7 @@
       <w:r>
         <w:t xml:space="preserve"> </w:t>
       </w:r>
-      <w:hyperlink r:id="rId105">
+      <w:hyperlink r:id="rId107">
         <w:r>
           <w:rPr>
             <w:rStyle w:val="Hyperlink"/>
@@ -66383,8 +66625,8 @@
         <w:t xml:space="preserve">.</w:t>
       </w:r>
     </w:p>
-    <w:bookmarkEnd w:id="106"/>
-    <w:bookmarkStart w:id="108" w:name="ref-zhou2024vector"/>
+    <w:bookmarkEnd w:id="108"/>
+    <w:bookmarkStart w:id="110" w:name="ref-zhou2024vector"/>
     <w:p>
       <w:pPr>
         <w:pStyle w:val="Bibliography"/>
@@ -66408,7 +66650,7 @@
       <w:r>
         <w:t xml:space="preserve"> </w:t>
       </w:r>
-      <w:hyperlink r:id="rId107">
+      <w:hyperlink r:id="rId109">
         <w:r>
           <w:rPr>
             <w:rStyle w:val="Hyperlink"/>
@@ -66420,9 +66662,9 @@
         <w:t xml:space="preserve">.</w:t>
       </w:r>
     </w:p>
-    <w:bookmarkEnd w:id="108"/>
-    <w:bookmarkEnd w:id="109"/>
     <w:bookmarkEnd w:id="110"/>
+    <w:bookmarkEnd w:id="111"/>
+    <w:bookmarkEnd w:id="112"/>
     <w:sectPr>
       <w:footnotePr>
         <w:numRestart w:val="eachSect"/>
@@ -66975,9 +67217,6 @@
     <w:abstractNumId w:val="991"/>
   </w:num>
   <w:num w:numId="1020">
-    <w:abstractNumId w:val="991"/>
-  </w:num>
-  <w:num w:numId="1021">
     <w:abstractNumId w:val="99411"/>
     <w:lvlOverride w:ilvl="0">
       <w:startOverride w:val="1"/>
@@ -67007,10 +67246,10 @@
       <w:startOverride w:val="1"/>
     </w:lvlOverride>
   </w:num>
-  <w:num w:numId="1022">
+  <w:num w:numId="1021">
     <w:abstractNumId w:val="991"/>
   </w:num>
-  <w:num w:numId="1023">
+  <w:num w:numId="1022">
     <w:abstractNumId w:val="99411"/>
     <w:lvlOverride w:ilvl="0">
       <w:startOverride w:val="1"/>
@@ -67040,10 +67279,10 @@
       <w:startOverride w:val="1"/>
     </w:lvlOverride>
   </w:num>
-  <w:num w:numId="1024">
+  <w:num w:numId="1023">
     <w:abstractNumId w:val="991"/>
   </w:num>
-  <w:num w:numId="1025">
+  <w:num w:numId="1024">
     <w:abstractNumId w:val="99411"/>
     <w:lvlOverride w:ilvl="0">
       <w:startOverride w:val="1"/>
